--- a/Assessment/Assessment.pbix.docx
+++ b/Assessment/Assessment.pbix.docx
@@ -58,15 +58,7 @@
           <w:b/>
           <w:color w:val="ED7D31" w:themeColor="accent2"/>
         </w:rPr>
-        <w:t xml:space="preserve">S </w:t>
-      </w:r>
-      <w:proofErr w:type="gramStart"/>
-      <w:r>
-        <w:rPr>
-          <w:b/>
-          <w:color w:val="ED7D31" w:themeColor="accent2"/>
-        </w:rPr>
-        <w:t>1:</w:t>
+        <w:t>S 1:</w:t>
       </w:r>
       <w:r>
         <w:rPr>
@@ -77,19 +69,7 @@
           <w:sz w:val="20"/>
           <w:szCs w:val="20"/>
         </w:rPr>
-        <w:t>Question</w:t>
-      </w:r>
-      <w:proofErr w:type="gramEnd"/>
-      <w:r>
-        <w:rPr>
-          <w:rFonts w:ascii="Poppins-Bold" w:hAnsi="Poppins-Bold" w:cs="Poppins-Bold"/>
-          <w:b/>
-          <w:bCs/>
-          <w:color w:val="1E3A5F"/>
-          <w:sz w:val="20"/>
-          <w:szCs w:val="20"/>
-        </w:rPr>
-        <w:t xml:space="preserve">: </w:t>
+        <w:t xml:space="preserve">Question: </w:t>
       </w:r>
       <w:r>
         <w:rPr>
@@ -98,27 +78,7 @@
           <w:sz w:val="20"/>
           <w:szCs w:val="20"/>
         </w:rPr>
-        <w:t xml:space="preserve">Explain the difference between Import Mode and </w:t>
-      </w:r>
-      <w:proofErr w:type="spellStart"/>
-      <w:r>
-        <w:rPr>
-          <w:rFonts w:ascii="Poppins-Regular" w:hAnsi="Poppins-Regular" w:cs="Poppins-Regular"/>
-          <w:color w:val="0F172A"/>
-          <w:sz w:val="20"/>
-          <w:szCs w:val="20"/>
-        </w:rPr>
-        <w:t>DirectQuery</w:t>
-      </w:r>
-      <w:proofErr w:type="spellEnd"/>
-      <w:r>
-        <w:rPr>
-          <w:rFonts w:ascii="Poppins-Regular" w:hAnsi="Poppins-Regular" w:cs="Poppins-Regular"/>
-          <w:color w:val="0F172A"/>
-          <w:sz w:val="20"/>
-          <w:szCs w:val="20"/>
-        </w:rPr>
-        <w:t xml:space="preserve"> in Power BI. Which</w:t>
+        <w:t>Explain the difference between Import Mode and DirectQuery in Power BI. Which</w:t>
       </w:r>
       <w:r>
         <w:rPr>
@@ -475,23 +435,7 @@
           <w:b/>
           <w:bCs/>
         </w:rPr>
-        <w:t xml:space="preserve">Import Mode vs. </w:t>
-      </w:r>
-      <w:proofErr w:type="spellStart"/>
-      <w:r>
-        <w:rPr>
-          <w:b/>
-          <w:bCs/>
-        </w:rPr>
-        <w:t>DirectQuery</w:t>
-      </w:r>
-      <w:proofErr w:type="spellEnd"/>
-      <w:r>
-        <w:rPr>
-          <w:b/>
-          <w:bCs/>
-        </w:rPr>
-        <w:t xml:space="preserve"> in Power BI</w:t>
+        <w:t>Import Mode vs. DirectQuery in Power BI</w:t>
       </w:r>
     </w:p>
     <w:p>
@@ -510,15 +454,7 @@
         <w:t>Import Mode:</w:t>
       </w:r>
       <w:r>
-        <w:t xml:space="preserve"> Ingests and compresses source data directly into Power BI’s in-memory engine (</w:t>
-      </w:r>
-      <w:proofErr w:type="spellStart"/>
-      <w:r>
-        <w:t>VertiPaq</w:t>
-      </w:r>
-      <w:proofErr w:type="spellEnd"/>
-      <w:r>
-        <w:t>). It delivers blazingly fast query performance, full DAX/M capability, and offline availability, but requires scheduled data refreshes and is bounded by dataset size limits.</w:t>
+        <w:t xml:space="preserve"> Ingests and compresses source data directly into Power BI’s in-memory engine (VertiPaq). It delivers blazingly fast query performance, full DAX/M capability, and offline availability, but requires scheduled data refreshes and is bounded by dataset size limits.</w:t>
       </w:r>
     </w:p>
     <w:p>
@@ -529,21 +465,12 @@
           <w:numId w:val="20"/>
         </w:numPr>
       </w:pPr>
-      <w:proofErr w:type="spellStart"/>
-      <w:r>
-        <w:rPr>
-          <w:b/>
-          <w:bCs/>
-        </w:rPr>
-        <w:t>DirectQuery</w:t>
-      </w:r>
-      <w:proofErr w:type="spellEnd"/>
-      <w:r>
-        <w:rPr>
-          <w:b/>
-          <w:bCs/>
-        </w:rPr>
-        <w:t xml:space="preserve"> Mode:</w:t>
+      <w:r>
+        <w:rPr>
+          <w:b/>
+          <w:bCs/>
+        </w:rPr>
+        <w:t>DirectQuery Mode:</w:t>
       </w:r>
       <w:r>
         <w:t xml:space="preserve"> Keeps data in the underlying source database and queries it live in real time using native SQL/source dialects whenever a user interacts with the visual. It eliminates data size restrictions and eliminates data latency, but queries are constrained by source system performance, network latency, and limited DAX/M capabilities.</w:t>
@@ -554,13 +481,8 @@
         <w:pStyle w:val="Heading3"/>
       </w:pPr>
       <w:r>
-        <w:t xml:space="preserve">Architectural Recommendations for </w:t>
-      </w:r>
-      <w:proofErr w:type="spellStart"/>
-      <w:r>
-        <w:t>FoodRush</w:t>
-      </w:r>
-      <w:proofErr w:type="spellEnd"/>
+        <w:t>Architectural Recommendations for FoodRush</w:t>
+      </w:r>
     </w:p>
     <w:p>
       <w:pPr>
@@ -588,7 +510,6 @@
       <w:r>
         <w:t xml:space="preserve"> </w:t>
       </w:r>
-      <w:proofErr w:type="spellStart"/>
       <w:r>
         <w:rPr>
           <w:b/>
@@ -596,7 +517,6 @@
         </w:rPr>
         <w:t>DirectQuery</w:t>
       </w:r>
-      <w:proofErr w:type="spellEnd"/>
       <w:r>
         <w:t xml:space="preserve"> (or Power BI </w:t>
       </w:r>
@@ -627,23 +547,7 @@
         <w:t>Why:</w:t>
       </w:r>
       <w:r>
-        <w:t xml:space="preserve"> The operations team requires live status updates refreshed every few minutes. </w:t>
-      </w:r>
-      <w:proofErr w:type="spellStart"/>
-      <w:r>
-        <w:t>DirectQuery</w:t>
-      </w:r>
-      <w:proofErr w:type="spellEnd"/>
-      <w:r>
-        <w:t xml:space="preserve"> bypasses the </w:t>
-      </w:r>
-      <w:proofErr w:type="spellStart"/>
-      <w:r>
-        <w:t>VertiPaq</w:t>
-      </w:r>
-      <w:proofErr w:type="spellEnd"/>
-      <w:r>
-        <w:t xml:space="preserve"> cache, querying the operational database directly upon visual interaction or automatic page refresh (APR).</w:t>
+        <w:t xml:space="preserve"> The operations team requires live status updates refreshed every few minutes. DirectQuery bypasses the VertiPaq cache, querying the operational database directly upon visual interaction or automatic page refresh (APR).</w:t>
       </w:r>
     </w:p>
     <w:p>
@@ -769,15 +673,7 @@
         <w:t>Why:</w:t>
       </w:r>
       <w:r>
-        <w:t xml:space="preserve"> Finance needs fast aggregation, complex analytical metrics (YoY growth, moving averages, forecasting), and slice-and-dice capability across two years of historical data. </w:t>
-      </w:r>
-      <w:proofErr w:type="spellStart"/>
-      <w:r>
-        <w:t>VertiPaq’s</w:t>
-      </w:r>
-      <w:proofErr w:type="spellEnd"/>
-      <w:r>
-        <w:t xml:space="preserve"> columnar compression handles millions of rows effortlessly.</w:t>
+        <w:t xml:space="preserve"> Finance needs fast aggregation, complex analytical metrics (YoY growth, moving averages, forecasting), and slice-and-dice capability across two years of historical data. VertiPaq’s columnar compression handles millions of rows effortlessly.</w:t>
       </w:r>
     </w:p>
     <w:p>
@@ -1005,23 +901,23 @@
           <w:rStyle w:val="HTMLCode"/>
           <w:rFonts w:eastAsiaTheme="majorEastAsia"/>
         </w:rPr>
-        <w:t xml:space="preserve">      │     </w:t>
-      </w:r>
-      <w:proofErr w:type="spellStart"/>
-      <w:r>
+        <w:t xml:space="preserve">      │     DirectQuery      │                            │     Import Mode      │</w:t>
+      </w:r>
+    </w:p>
+    <w:p>
+      <w:pPr>
+        <w:pStyle w:val="HTMLPreformatted"/>
         <w:rPr>
           <w:rStyle w:val="HTMLCode"/>
           <w:rFonts w:eastAsiaTheme="majorEastAsia"/>
         </w:rPr>
-        <w:t>DirectQuery</w:t>
-      </w:r>
-      <w:proofErr w:type="spellEnd"/>
+      </w:pPr>
       <w:r>
         <w:rPr>
           <w:rStyle w:val="HTMLCode"/>
           <w:rFonts w:eastAsiaTheme="majorEastAsia"/>
         </w:rPr>
-        <w:t xml:space="preserve">      │                            │     Import Mode      │</w:t>
+        <w:t xml:space="preserve">      ├──────────────────────┤                            ├──────────────────────┤</w:t>
       </w:r>
     </w:p>
     <w:p>
@@ -1037,39 +933,7 @@
           <w:rStyle w:val="HTMLCode"/>
           <w:rFonts w:eastAsiaTheme="majorEastAsia"/>
         </w:rPr>
-        <w:t xml:space="preserve">      ├──────────────────────┤                            ├──────────────────────┤</w:t>
-      </w:r>
-    </w:p>
-    <w:p>
-      <w:pPr>
-        <w:pStyle w:val="HTMLPreformatted"/>
-        <w:rPr>
-          <w:rStyle w:val="HTMLCode"/>
-          <w:rFonts w:eastAsiaTheme="majorEastAsia"/>
-        </w:rPr>
-      </w:pPr>
-      <w:r>
-        <w:rPr>
-          <w:rStyle w:val="HTMLCode"/>
-          <w:rFonts w:eastAsiaTheme="majorEastAsia"/>
-        </w:rPr>
-        <w:t xml:space="preserve">      │ • Live Orders </w:t>
-      </w:r>
-      <w:proofErr w:type="gramStart"/>
-      <w:r>
-        <w:rPr>
-          <w:rStyle w:val="HTMLCode"/>
-          <w:rFonts w:eastAsiaTheme="majorEastAsia"/>
-        </w:rPr>
-        <w:t>Table  │</w:t>
-      </w:r>
-      <w:proofErr w:type="gramEnd"/>
-      <w:r>
-        <w:rPr>
-          <w:rStyle w:val="HTMLCode"/>
-          <w:rFonts w:eastAsiaTheme="majorEastAsia"/>
-        </w:rPr>
-        <w:t xml:space="preserve">                            │ • Historical Sales   │</w:t>
+        <w:t xml:space="preserve">      │ • Live Orders Table  │                            │ • Historical Sales   │</w:t>
       </w:r>
     </w:p>
     <w:p>
@@ -1165,34 +1029,10 @@
           <w:b/>
           <w:bCs/>
         </w:rPr>
-        <w:t>Live Orders (</w:t>
-      </w:r>
-      <w:proofErr w:type="spellStart"/>
-      <w:r>
-        <w:rPr>
-          <w:b/>
-          <w:bCs/>
-        </w:rPr>
-        <w:t>DirectQuery</w:t>
-      </w:r>
-      <w:proofErr w:type="spellEnd"/>
-      <w:r>
-        <w:rPr>
-          <w:b/>
-          <w:bCs/>
-        </w:rPr>
-        <w:t>):</w:t>
-      </w:r>
-      <w:r>
-        <w:t xml:space="preserve"> Keep the operational table on </w:t>
-      </w:r>
-      <w:proofErr w:type="spellStart"/>
-      <w:r>
-        <w:t>DirectQuery</w:t>
-      </w:r>
-      <w:proofErr w:type="spellEnd"/>
-      <w:r>
-        <w:t xml:space="preserve"> for live refreshes.</w:t>
+        <w:t>Live Orders (DirectQuery):</w:t>
+      </w:r>
+      <w:r>
+        <w:t xml:space="preserve"> Keep the operational table on DirectQuery for live refreshes.</w:t>
       </w:r>
     </w:p>
     <w:p>
@@ -1232,7 +1072,6 @@
       <w:r>
         <w:t xml:space="preserve"> Shared dimension tables (e.g., </w:t>
       </w:r>
-      <w:proofErr w:type="spellStart"/>
       <w:r>
         <w:rPr>
           <w:rStyle w:val="HTMLCode"/>
@@ -1240,11 +1079,9 @@
         </w:rPr>
         <w:t>Dim_Restaurant</w:t>
       </w:r>
-      <w:proofErr w:type="spellEnd"/>
       <w:r>
         <w:t xml:space="preserve">, </w:t>
       </w:r>
-      <w:proofErr w:type="spellStart"/>
       <w:r>
         <w:rPr>
           <w:rStyle w:val="HTMLCode"/>
@@ -1252,7 +1089,6 @@
         </w:rPr>
         <w:t>Dim_Location</w:t>
       </w:r>
-      <w:proofErr w:type="spellEnd"/>
       <w:r>
         <w:t xml:space="preserve">) can be set to </w:t>
       </w:r>
@@ -1264,23 +1100,7 @@
         <w:t>Dual storage mode</w:t>
       </w:r>
       <w:r>
-        <w:t xml:space="preserve">, allowing them to act as Import for Import queries and </w:t>
-      </w:r>
-      <w:proofErr w:type="spellStart"/>
-      <w:r>
-        <w:t>DirectQuery</w:t>
-      </w:r>
-      <w:proofErr w:type="spellEnd"/>
-      <w:r>
-        <w:t xml:space="preserve"> for </w:t>
-      </w:r>
-      <w:proofErr w:type="spellStart"/>
-      <w:r>
-        <w:t>DirectQuery</w:t>
-      </w:r>
-      <w:proofErr w:type="spellEnd"/>
-      <w:r>
-        <w:t xml:space="preserve"> queries, giving both teams a seamless single-report experience.</w:t>
+        <w:t>, allowing them to act as Import for Import queries and DirectQuery for DirectQuery queries, giving both teams a seamless single-report experience.</w:t>
       </w:r>
     </w:p>
     <w:p>
@@ -1339,7 +1159,6 @@
         </w:rPr>
         <w:t xml:space="preserve">S </w:t>
       </w:r>
-      <w:proofErr w:type="gramStart"/>
       <w:r>
         <w:rPr>
           <w:b/>
@@ -1354,7 +1173,6 @@
         </w:rPr>
         <w:t>:</w:t>
       </w:r>
-      <w:proofErr w:type="gramEnd"/>
       <w:r>
         <w:rPr>
           <w:b/>
@@ -1449,9 +1267,8 @@
           <w:sz w:val="20"/>
           <w:szCs w:val="20"/>
         </w:rPr>
-        <w:t xml:space="preserve">for a live reporting </w:t>
-      </w:r>
-      <w:proofErr w:type="gramStart"/>
+        <w:t>for a live reporting environment</w:t>
+      </w:r>
       <w:r>
         <w:rPr>
           <w:rFonts w:ascii="Poppins-Regular" w:hAnsi="Poppins-Regular" w:cs="Poppins-Regular"/>
@@ -1459,18 +1276,8 @@
           <w:sz w:val="20"/>
           <w:szCs w:val="20"/>
         </w:rPr>
-        <w:t>environment</w:t>
-      </w:r>
-      <w:r>
-        <w:rPr>
-          <w:rFonts w:ascii="Poppins-Regular" w:hAnsi="Poppins-Regular" w:cs="Poppins-Regular"/>
-          <w:color w:val="0F172A"/>
-          <w:sz w:val="20"/>
-          <w:szCs w:val="20"/>
-        </w:rPr>
         <w:t xml:space="preserve"> ?</w:t>
       </w:r>
-      <w:proofErr w:type="gramEnd"/>
     </w:p>
     <w:p>
       <w:pPr>
@@ -1965,21 +1772,7 @@
         <w:rPr>
           <w:rStyle w:val="HTMLCode"/>
         </w:rPr>
-        <w:t>'</w:t>
-      </w:r>
-      <w:proofErr w:type="spellStart"/>
-      <w:r>
-        <w:rPr>
-          <w:rStyle w:val="HTMLCode"/>
-        </w:rPr>
-        <w:t>ahmedabad</w:t>
-      </w:r>
-      <w:proofErr w:type="spellEnd"/>
-      <w:r>
-        <w:rPr>
-          <w:rStyle w:val="HTMLCode"/>
-        </w:rPr>
-        <w:t>'</w:t>
+        <w:t>'ahmedabad'</w:t>
       </w:r>
       <w:r>
         <w:t xml:space="preserve"> into </w:t>
@@ -2291,7 +2084,6 @@
         </w:rPr>
         <w:t xml:space="preserve">S </w:t>
       </w:r>
-      <w:proofErr w:type="gramStart"/>
       <w:r>
         <w:rPr>
           <w:b/>
@@ -2313,7 +2105,6 @@
         </w:rPr>
         <w:t>:</w:t>
       </w:r>
-      <w:proofErr w:type="gramEnd"/>
       <w:r>
         <w:rPr>
           <w:b/>
@@ -2786,21 +2577,7 @@
         <w:rPr>
           <w:rStyle w:val="HTMLCode"/>
         </w:rPr>
-        <w:t xml:space="preserve">    [</w:t>
-      </w:r>
-      <w:proofErr w:type="gramStart"/>
-      <w:r>
-        <w:rPr>
-          <w:rStyle w:val="HTMLCode"/>
-        </w:rPr>
-        <w:t xml:space="preserve">Customers]   </w:t>
-      </w:r>
-      <w:proofErr w:type="gramEnd"/>
-      <w:r>
-        <w:rPr>
-          <w:rStyle w:val="HTMLCode"/>
-        </w:rPr>
-        <w:t xml:space="preserve">              [Restaurants]</w:t>
+        <w:t xml:space="preserve">    [Customers]                 [Restaurants]</w:t>
       </w:r>
     </w:p>
     <w:p>
@@ -2814,21 +2591,7 @@
         <w:rPr>
           <w:rStyle w:val="HTMLCode"/>
         </w:rPr>
-        <w:t xml:space="preserve"> (Dimension </w:t>
-      </w:r>
-      <w:proofErr w:type="gramStart"/>
-      <w:r>
-        <w:rPr>
-          <w:rStyle w:val="HTMLCode"/>
-        </w:rPr>
-        <w:t xml:space="preserve">Table)   </w:t>
-      </w:r>
-      <w:proofErr w:type="gramEnd"/>
-      <w:r>
-        <w:rPr>
-          <w:rStyle w:val="HTMLCode"/>
-        </w:rPr>
-        <w:t xml:space="preserve">        (Dimension Table)</w:t>
+        <w:t xml:space="preserve"> (Dimension Table)           (Dimension Table)</w:t>
       </w:r>
     </w:p>
     <w:p>
@@ -2842,30 +2605,8 @@
         <w:rPr>
           <w:rStyle w:val="HTMLCode"/>
         </w:rPr>
-        <w:t xml:space="preserve">  PK: </w:t>
-      </w:r>
-      <w:proofErr w:type="spellStart"/>
-      <w:r>
-        <w:rPr>
-          <w:rStyle w:val="HTMLCode"/>
-        </w:rPr>
-        <w:t>CustomerID</w:t>
-      </w:r>
-      <w:proofErr w:type="spellEnd"/>
-      <w:r>
-        <w:rPr>
-          <w:rStyle w:val="HTMLCode"/>
-        </w:rPr>
-        <w:t xml:space="preserve">              PK: </w:t>
-      </w:r>
-      <w:proofErr w:type="spellStart"/>
-      <w:r>
-        <w:rPr>
-          <w:rStyle w:val="HTMLCode"/>
-        </w:rPr>
-        <w:t>RestaurantID</w:t>
-      </w:r>
-      <w:proofErr w:type="spellEnd"/>
+        <w:t xml:space="preserve">  PK: CustomerID              PK: RestaurantID</w:t>
+      </w:r>
     </w:p>
     <w:p>
       <w:pPr>
@@ -2962,21 +2703,7 @@
         <w:rPr>
           <w:rStyle w:val="HTMLCode"/>
         </w:rPr>
-        <w:t xml:space="preserve">   |         </w:t>
-      </w:r>
-      <w:proofErr w:type="gramStart"/>
-      <w:r>
-        <w:rPr>
-          <w:rStyle w:val="HTMLCode"/>
-        </w:rPr>
-        <w:t xml:space="preserve">   (</w:t>
-      </w:r>
-      <w:proofErr w:type="gramEnd"/>
-      <w:r>
-        <w:rPr>
-          <w:rStyle w:val="HTMLCode"/>
-        </w:rPr>
-        <w:t>Fact Table)             |</w:t>
+        <w:t xml:space="preserve">   |            (Fact Table)             |</w:t>
       </w:r>
     </w:p>
     <w:p>
@@ -3004,21 +2731,7 @@
         <w:rPr>
           <w:rStyle w:val="HTMLCode"/>
         </w:rPr>
-        <w:t xml:space="preserve">   | FK: </w:t>
-      </w:r>
-      <w:proofErr w:type="spellStart"/>
-      <w:r>
-        <w:rPr>
-          <w:rStyle w:val="HTMLCode"/>
-        </w:rPr>
-        <w:t>CustomerID</w:t>
-      </w:r>
-      <w:proofErr w:type="spellEnd"/>
-      <w:r>
-        <w:rPr>
-          <w:rStyle w:val="HTMLCode"/>
-        </w:rPr>
-        <w:t xml:space="preserve">                      |</w:t>
+        <w:t xml:space="preserve">   | FK: CustomerID                      |</w:t>
       </w:r>
     </w:p>
     <w:p>
@@ -3032,21 +2745,7 @@
         <w:rPr>
           <w:rStyle w:val="HTMLCode"/>
         </w:rPr>
-        <w:t xml:space="preserve">   | FK: </w:t>
-      </w:r>
-      <w:proofErr w:type="spellStart"/>
-      <w:r>
-        <w:rPr>
-          <w:rStyle w:val="HTMLCode"/>
-        </w:rPr>
-        <w:t>RestaurantID</w:t>
-      </w:r>
-      <w:proofErr w:type="spellEnd"/>
-      <w:r>
-        <w:rPr>
-          <w:rStyle w:val="HTMLCode"/>
-        </w:rPr>
-        <w:t xml:space="preserve">                    |</w:t>
+        <w:t xml:space="preserve">   | FK: RestaurantID                    |</w:t>
       </w:r>
     </w:p>
     <w:p>
@@ -3114,36 +2813,30 @@
       <w:r>
         <w:t xml:space="preserve"> Contains numerical metrics, transactional events, and measurable business performance data (</w:t>
       </w:r>
-      <w:proofErr w:type="spellStart"/>
       <w:r>
         <w:rPr>
           <w:rStyle w:val="HTMLCode"/>
         </w:rPr>
         <w:t>TotalAmount</w:t>
       </w:r>
-      <w:proofErr w:type="spellEnd"/>
       <w:r>
         <w:t xml:space="preserve">, </w:t>
       </w:r>
-      <w:proofErr w:type="spellStart"/>
       <w:r>
         <w:rPr>
           <w:rStyle w:val="HTMLCode"/>
         </w:rPr>
         <w:t>OrderDate</w:t>
       </w:r>
-      <w:proofErr w:type="spellEnd"/>
       <w:r>
         <w:t xml:space="preserve">, </w:t>
       </w:r>
-      <w:proofErr w:type="spellStart"/>
       <w:r>
         <w:rPr>
           <w:rStyle w:val="HTMLCode"/>
         </w:rPr>
         <w:t>OrderID</w:t>
       </w:r>
-      <w:proofErr w:type="spellEnd"/>
       <w:r>
         <w:t>) along with foreign keys referencing dimensions.</w:t>
       </w:r>
@@ -3257,27 +2950,7 @@
           <w:b/>
           <w:bCs/>
         </w:rPr>
-        <w:t>$\</w:t>
-      </w:r>
-      <w:proofErr w:type="spellStart"/>
-      <w:r>
-        <w:rPr>
-          <w:rStyle w:val="math-inline"/>
-          <w:rFonts w:eastAsiaTheme="majorEastAsia"/>
-          <w:b/>
-          <w:bCs/>
-        </w:rPr>
-        <w:t>rightarrow</w:t>
-      </w:r>
-      <w:proofErr w:type="spellEnd"/>
-      <w:r>
-        <w:rPr>
-          <w:rStyle w:val="math-inline"/>
-          <w:rFonts w:eastAsiaTheme="majorEastAsia"/>
-          <w:b/>
-          <w:bCs/>
-        </w:rPr>
-        <w:t>$</w:t>
+        <w:t>$\rightarrow$</w:t>
       </w:r>
       <w:r>
         <w:rPr>
@@ -3313,14 +2986,12 @@
       <w:r>
         <w:t xml:space="preserve"> </w:t>
       </w:r>
-      <w:proofErr w:type="spellStart"/>
       <w:r>
         <w:rPr>
           <w:rStyle w:val="HTMLCode"/>
         </w:rPr>
         <w:t>CustomerID</w:t>
       </w:r>
-      <w:proofErr w:type="spellEnd"/>
       <w:r>
         <w:t xml:space="preserve"> in </w:t>
       </w:r>
@@ -3349,14 +3020,12 @@
       <w:r>
         <w:t xml:space="preserve"> </w:t>
       </w:r>
-      <w:proofErr w:type="spellStart"/>
       <w:r>
         <w:rPr>
           <w:rStyle w:val="HTMLCode"/>
         </w:rPr>
         <w:t>CustomerID</w:t>
       </w:r>
-      <w:proofErr w:type="spellEnd"/>
       <w:r>
         <w:t xml:space="preserve"> in </w:t>
       </w:r>
@@ -3399,27 +3068,7 @@
           <w:b/>
           <w:bCs/>
         </w:rPr>
-        <w:t>$</w:t>
-      </w:r>
-      <w:proofErr w:type="gramStart"/>
-      <w:r>
-        <w:rPr>
-          <w:rStyle w:val="math-inline"/>
-          <w:rFonts w:eastAsiaTheme="majorEastAsia"/>
-          <w:b/>
-          <w:bCs/>
-        </w:rPr>
-        <w:t>1:*</w:t>
-      </w:r>
-      <w:proofErr w:type="gramEnd"/>
-      <w:r>
-        <w:rPr>
-          <w:rStyle w:val="math-inline"/>
-          <w:rFonts w:eastAsiaTheme="majorEastAsia"/>
-          <w:b/>
-          <w:bCs/>
-        </w:rPr>
-        <w:t>$</w:t>
+        <w:t>$1:*$</w:t>
       </w:r>
       <w:r>
         <w:rPr>
@@ -3510,27 +3159,7 @@
           <w:b/>
           <w:bCs/>
         </w:rPr>
-        <w:t>$\</w:t>
-      </w:r>
-      <w:proofErr w:type="spellStart"/>
-      <w:r>
-        <w:rPr>
-          <w:rStyle w:val="math-inline"/>
-          <w:rFonts w:eastAsiaTheme="majorEastAsia"/>
-          <w:b/>
-          <w:bCs/>
-        </w:rPr>
-        <w:t>rightarrow</w:t>
-      </w:r>
-      <w:proofErr w:type="spellEnd"/>
-      <w:r>
-        <w:rPr>
-          <w:rStyle w:val="math-inline"/>
-          <w:rFonts w:eastAsiaTheme="majorEastAsia"/>
-          <w:b/>
-          <w:bCs/>
-        </w:rPr>
-        <w:t>$</w:t>
+        <w:t>$\rightarrow$</w:t>
       </w:r>
       <w:r>
         <w:rPr>
@@ -3566,14 +3195,12 @@
       <w:r>
         <w:t xml:space="preserve"> </w:t>
       </w:r>
-      <w:proofErr w:type="spellStart"/>
       <w:r>
         <w:rPr>
           <w:rStyle w:val="HTMLCode"/>
         </w:rPr>
         <w:t>RestaurantID</w:t>
       </w:r>
-      <w:proofErr w:type="spellEnd"/>
       <w:r>
         <w:t xml:space="preserve"> in </w:t>
       </w:r>
@@ -3602,14 +3229,12 @@
       <w:r>
         <w:t xml:space="preserve"> </w:t>
       </w:r>
-      <w:proofErr w:type="spellStart"/>
       <w:r>
         <w:rPr>
           <w:rStyle w:val="HTMLCode"/>
         </w:rPr>
         <w:t>RestaurantID</w:t>
       </w:r>
-      <w:proofErr w:type="spellEnd"/>
       <w:r>
         <w:t xml:space="preserve"> in </w:t>
       </w:r>
@@ -3652,27 +3277,7 @@
           <w:b/>
           <w:bCs/>
         </w:rPr>
-        <w:t>$</w:t>
-      </w:r>
-      <w:proofErr w:type="gramStart"/>
-      <w:r>
-        <w:rPr>
-          <w:rStyle w:val="math-inline"/>
-          <w:rFonts w:eastAsiaTheme="majorEastAsia"/>
-          <w:b/>
-          <w:bCs/>
-        </w:rPr>
-        <w:t>1:*</w:t>
-      </w:r>
-      <w:proofErr w:type="gramEnd"/>
-      <w:r>
-        <w:rPr>
-          <w:rStyle w:val="math-inline"/>
-          <w:rFonts w:eastAsiaTheme="majorEastAsia"/>
-          <w:b/>
-          <w:bCs/>
-        </w:rPr>
-        <w:t>$</w:t>
+        <w:t>$1:*$</w:t>
       </w:r>
       <w:r>
         <w:rPr>
@@ -3761,23 +3366,7 @@
           <w:b/>
           <w:bCs/>
         </w:rPr>
-        <w:t>Efficient Data Compression (</w:t>
-      </w:r>
-      <w:proofErr w:type="spellStart"/>
-      <w:r>
-        <w:rPr>
-          <w:b/>
-          <w:bCs/>
-        </w:rPr>
-        <w:t>VertiPaq</w:t>
-      </w:r>
-      <w:proofErr w:type="spellEnd"/>
-      <w:r>
-        <w:rPr>
-          <w:b/>
-          <w:bCs/>
-        </w:rPr>
-        <w:t xml:space="preserve"> Engine):</w:t>
+        <w:t>Efficient Data Compression (VertiPaq Engine):</w:t>
       </w:r>
     </w:p>
     <w:p>
@@ -3786,15 +3375,7 @@
         <w:ind w:left="720"/>
       </w:pPr>
       <w:r>
-        <w:t>Power BI uses a columnar engine (</w:t>
-      </w:r>
-      <w:proofErr w:type="spellStart"/>
-      <w:r>
-        <w:t>VertiPaq</w:t>
-      </w:r>
-      <w:proofErr w:type="spellEnd"/>
-      <w:r>
-        <w:t xml:space="preserve">). A flat table duplicates text strings (e.g., repeating </w:t>
+        <w:t xml:space="preserve">Power BI uses a columnar engine (VertiPaq). A flat table duplicates text strings (e.g., repeating </w:t>
       </w:r>
       <w:r>
         <w:rPr>
@@ -3862,23 +3443,7 @@
           <w:rStyle w:val="math-inline"/>
           <w:rFonts w:eastAsiaTheme="majorEastAsia"/>
         </w:rPr>
-        <w:t>$</w:t>
-      </w:r>
-      <w:proofErr w:type="gramStart"/>
-      <w:r>
-        <w:rPr>
-          <w:rStyle w:val="math-inline"/>
-          <w:rFonts w:eastAsiaTheme="majorEastAsia"/>
-        </w:rPr>
-        <w:t>1:*</w:t>
-      </w:r>
-      <w:proofErr w:type="gramEnd"/>
-      <w:r>
-        <w:rPr>
-          <w:rStyle w:val="math-inline"/>
-          <w:rFonts w:eastAsiaTheme="majorEastAsia"/>
-        </w:rPr>
-        <w:t>$</w:t>
+        <w:t>$1:*$</w:t>
       </w:r>
       <w:r>
         <w:t xml:space="preserve"> single-direction relationships) allows DAX queries to execute dramatically faster than scanning high-cardinality, wide rows in a single flat table.</w:t>
@@ -3956,7 +3521,6 @@
         </w:rPr>
         <w:t xml:space="preserve">S </w:t>
       </w:r>
-      <w:proofErr w:type="gramStart"/>
       <w:r>
         <w:rPr>
           <w:b/>
@@ -3971,7 +3535,6 @@
         </w:rPr>
         <w:t>:</w:t>
       </w:r>
-      <w:proofErr w:type="gramEnd"/>
       <w:r>
         <w:rPr>
           <w:b/>
@@ -4798,25 +4361,7 @@
                 <w:sz w:val="24"/>
                 <w:szCs w:val="24"/>
               </w:rPr>
-              <w:t xml:space="preserve">Computed once and stored permanently in the </w:t>
-            </w:r>
-            <w:proofErr w:type="spellStart"/>
-            <w:r>
-              <w:rPr>
-                <w:rFonts w:ascii="Times New Roman" w:eastAsia="Times New Roman" w:hAnsi="Times New Roman" w:cs="Times New Roman"/>
-                <w:sz w:val="24"/>
-                <w:szCs w:val="24"/>
-              </w:rPr>
-              <w:t>xVelocity</w:t>
-            </w:r>
-            <w:proofErr w:type="spellEnd"/>
-            <w:r>
-              <w:rPr>
-                <w:rFonts w:ascii="Times New Roman" w:eastAsia="Times New Roman" w:hAnsi="Times New Roman" w:cs="Times New Roman"/>
-                <w:sz w:val="24"/>
-                <w:szCs w:val="24"/>
-              </w:rPr>
-              <w:t xml:space="preserve"> in-memory database, increasing model size.</w:t>
+              <w:t>Computed once and stored permanently in the xVelocity in-memory database, increasing model size.</w:t>
             </w:r>
           </w:p>
         </w:tc>
@@ -5191,18 +4736,8 @@
           <w:sz w:val="20"/>
           <w:szCs w:val="20"/>
         </w:rPr>
-        <w:t xml:space="preserve">Quantity * </w:t>
-      </w:r>
-      <w:proofErr w:type="spellStart"/>
-      <w:r>
-        <w:rPr>
-          <w:rFonts w:ascii="Courier New" w:eastAsia="Times New Roman" w:hAnsi="Courier New" w:cs="Courier New"/>
-          <w:sz w:val="20"/>
-          <w:szCs w:val="20"/>
-        </w:rPr>
-        <w:t>UnitPrice</w:t>
-      </w:r>
-      <w:proofErr w:type="spellEnd"/>
+        <w:t>Quantity * UnitPrice</w:t>
+      </w:r>
       <w:r>
         <w:rPr>
           <w:rFonts w:ascii="Times New Roman" w:eastAsia="Times New Roman" w:hAnsi="Times New Roman" w:cs="Times New Roman"/>
@@ -5276,43 +4811,7 @@
           <w:sz w:val="24"/>
           <w:szCs w:val="24"/>
         </w:rPr>
-        <w:t>$$\</w:t>
-      </w:r>
-      <w:proofErr w:type="gramStart"/>
-      <w:r>
-        <w:rPr>
-          <w:rFonts w:ascii="Times New Roman" w:eastAsia="Times New Roman" w:hAnsi="Times New Roman" w:cs="Times New Roman"/>
-          <w:sz w:val="24"/>
-          <w:szCs w:val="24"/>
-        </w:rPr>
-        <w:t>text{</w:t>
-      </w:r>
-      <w:proofErr w:type="gramEnd"/>
-      <w:r>
-        <w:rPr>
-          <w:rFonts w:ascii="Times New Roman" w:eastAsia="Times New Roman" w:hAnsi="Times New Roman" w:cs="Times New Roman"/>
-          <w:sz w:val="24"/>
-          <w:szCs w:val="24"/>
-        </w:rPr>
-        <w:t>Total Revenue} = \text{SUMX}(\text{Sales}, \text{Sales}[\text{Quantity}] \times \text{Sales}[\text{</w:t>
-      </w:r>
-      <w:proofErr w:type="spellStart"/>
-      <w:r>
-        <w:rPr>
-          <w:rFonts w:ascii="Times New Roman" w:eastAsia="Times New Roman" w:hAnsi="Times New Roman" w:cs="Times New Roman"/>
-          <w:sz w:val="24"/>
-          <w:szCs w:val="24"/>
-        </w:rPr>
-        <w:t>UnitPrice</w:t>
-      </w:r>
-      <w:proofErr w:type="spellEnd"/>
-      <w:r>
-        <w:rPr>
-          <w:rFonts w:ascii="Times New Roman" w:eastAsia="Times New Roman" w:hAnsi="Times New Roman" w:cs="Times New Roman"/>
-          <w:sz w:val="24"/>
-          <w:szCs w:val="24"/>
-        </w:rPr>
-        <w:t>}])$$</w:t>
+        <w:t>$$\text{Total Revenue} = \text{SUMX}(\text{Sales}, \text{Sales}[\text{Quantity}] \times \text{Sales}[\text{UnitPrice}])$$</w:t>
       </w:r>
     </w:p>
     <w:p>
@@ -5443,23 +4942,13 @@
         </w:rPr>
         <w:t xml:space="preserve">) applies a filter on </w:t>
       </w:r>
-      <w:proofErr w:type="gramStart"/>
       <w:r>
         <w:rPr>
           <w:rFonts w:ascii="Courier New" w:eastAsia="Times New Roman" w:hAnsi="Courier New" w:cs="Courier New"/>
           <w:sz w:val="20"/>
           <w:szCs w:val="20"/>
         </w:rPr>
-        <w:t>Geography[</w:t>
-      </w:r>
-      <w:proofErr w:type="gramEnd"/>
-      <w:r>
-        <w:rPr>
-          <w:rFonts w:ascii="Courier New" w:eastAsia="Times New Roman" w:hAnsi="Courier New" w:cs="Courier New"/>
-          <w:sz w:val="20"/>
-          <w:szCs w:val="20"/>
-        </w:rPr>
-        <w:t>City] = "Mumbai"</w:t>
+        <w:t>Geography[City] = "Mumbai"</w:t>
       </w:r>
       <w:r>
         <w:rPr>
@@ -5709,18 +5198,8 @@
           <w:sz w:val="20"/>
           <w:szCs w:val="20"/>
         </w:rPr>
-        <w:t xml:space="preserve">Quantity * </w:t>
-      </w:r>
-      <w:proofErr w:type="spellStart"/>
-      <w:r>
-        <w:rPr>
-          <w:rFonts w:ascii="Courier New" w:eastAsia="Times New Roman" w:hAnsi="Courier New" w:cs="Courier New"/>
-          <w:sz w:val="20"/>
-          <w:szCs w:val="20"/>
-        </w:rPr>
-        <w:t>UnitPrice</w:t>
-      </w:r>
-      <w:proofErr w:type="spellEnd"/>
+        <w:t>Quantity * UnitPrice</w:t>
+      </w:r>
       <w:r>
         <w:rPr>
           <w:rFonts w:ascii="Times New Roman" w:eastAsia="Times New Roman" w:hAnsi="Times New Roman" w:cs="Times New Roman"/>
@@ -5814,7 +5293,6 @@
         </w:rPr>
         <w:t xml:space="preserve">S </w:t>
       </w:r>
-      <w:proofErr w:type="gramStart"/>
       <w:r>
         <w:rPr>
           <w:b/>
@@ -5829,7 +5307,6 @@
         </w:rPr>
         <w:t>:</w:t>
       </w:r>
-      <w:proofErr w:type="gramEnd"/>
       <w:r>
         <w:rPr>
           <w:b/>
@@ -5904,27 +5381,7 @@
           <w:sz w:val="20"/>
           <w:szCs w:val="20"/>
         </w:rPr>
-        <w:t xml:space="preserve">View </w:t>
-      </w:r>
-      <w:proofErr w:type="gramStart"/>
-      <w:r>
-        <w:rPr>
-          <w:rFonts w:ascii="Poppins-Regular" w:hAnsi="Poppins-Regular" w:cs="Poppins-Regular"/>
-          <w:color w:val="0F172A"/>
-          <w:sz w:val="20"/>
-          <w:szCs w:val="20"/>
-        </w:rPr>
-        <w:t>As</w:t>
-      </w:r>
-      <w:proofErr w:type="gramEnd"/>
-      <w:r>
-        <w:rPr>
-          <w:rFonts w:ascii="Poppins-Regular" w:hAnsi="Poppins-Regular" w:cs="Poppins-Regular"/>
-          <w:color w:val="0F172A"/>
-          <w:sz w:val="20"/>
-          <w:szCs w:val="20"/>
-        </w:rPr>
-        <w:t xml:space="preserve"> Roles, checking visual-level filters, or inspecting the DAX measure — to isolate and fix the problem.</w:t>
+        <w:t>View As Roles, checking visual-level filters, or inspecting the DAX measure — to isolate and fix the problem.</w:t>
       </w:r>
       <w:r>
         <w:rPr>
@@ -6418,21 +5875,7 @@
         <w:rPr>
           <w:rStyle w:val="HTMLCode"/>
         </w:rPr>
-        <w:t>CALCULATE([Revenue], ALL('</w:t>
-      </w:r>
-      <w:proofErr w:type="spellStart"/>
-      <w:r>
-        <w:rPr>
-          <w:rStyle w:val="HTMLCode"/>
-        </w:rPr>
-        <w:t>CityTable</w:t>
-      </w:r>
-      <w:proofErr w:type="spellEnd"/>
-      <w:r>
-        <w:rPr>
-          <w:rStyle w:val="HTMLCode"/>
-        </w:rPr>
-        <w:t>'))</w:t>
+        <w:t>CALCULATE([Revenue], ALL('CityTable'))</w:t>
       </w:r>
       <w:r>
         <w:t xml:space="preserve">, </w:t>
@@ -6441,38 +5884,16 @@
         <w:rPr>
           <w:rStyle w:val="HTMLCode"/>
         </w:rPr>
-        <w:t>ALL('</w:t>
-      </w:r>
-      <w:proofErr w:type="spellStart"/>
-      <w:r>
-        <w:rPr>
-          <w:rStyle w:val="HTMLCode"/>
-        </w:rPr>
-        <w:t>CityTable</w:t>
-      </w:r>
-      <w:proofErr w:type="spellEnd"/>
-      <w:r>
-        <w:rPr>
-          <w:rStyle w:val="HTMLCode"/>
-        </w:rPr>
-        <w:t>'[City])</w:t>
+        <w:t>ALL('CityTable'[City])</w:t>
       </w:r>
       <w:r>
         <w:t xml:space="preserve">, or </w:t>
       </w:r>
-      <w:proofErr w:type="gramStart"/>
-      <w:r>
-        <w:rPr>
-          <w:rStyle w:val="HTMLCode"/>
-        </w:rPr>
-        <w:t>REMOVEFILTERS(</w:t>
-      </w:r>
-      <w:proofErr w:type="gramEnd"/>
-      <w:r>
-        <w:rPr>
-          <w:rStyle w:val="HTMLCode"/>
-        </w:rPr>
-        <w:t>)</w:t>
+      <w:r>
+        <w:rPr>
+          <w:rStyle w:val="HTMLCode"/>
+        </w:rPr>
+        <w:t>REMOVEFILTERS()</w:t>
       </w:r>
       <w:r>
         <w:t>.</w:t>
@@ -6506,19 +5927,11 @@
       <w:r>
         <w:t xml:space="preserve">Create a temporary test measure using a simple aggregation without context modifiers, such as </w:t>
       </w:r>
-      <w:proofErr w:type="spellStart"/>
-      <w:r>
-        <w:rPr>
-          <w:rStyle w:val="HTMLCode"/>
-        </w:rPr>
-        <w:t>Test_Revenue</w:t>
-      </w:r>
-      <w:proofErr w:type="spellEnd"/>
-      <w:r>
-        <w:rPr>
-          <w:rStyle w:val="HTMLCode"/>
-        </w:rPr>
-        <w:t xml:space="preserve"> = SUM('Sales'[Revenue])</w:t>
+      <w:r>
+        <w:rPr>
+          <w:rStyle w:val="HTMLCode"/>
+        </w:rPr>
+        <w:t>Test_Revenue = SUM('Sales'[Revenue])</w:t>
       </w:r>
       <w:r>
         <w:t>.</w:t>
@@ -6539,21 +5952,7 @@
         <w:rPr>
           <w:rStyle w:val="HTMLCode"/>
         </w:rPr>
-        <w:t>[</w:t>
-      </w:r>
-      <w:proofErr w:type="spellStart"/>
-      <w:r>
-        <w:rPr>
-          <w:rStyle w:val="HTMLCode"/>
-        </w:rPr>
-        <w:t>Test_Revenue</w:t>
-      </w:r>
-      <w:proofErr w:type="spellEnd"/>
-      <w:r>
-        <w:rPr>
-          <w:rStyle w:val="HTMLCode"/>
-        </w:rPr>
-        <w:t>]</w:t>
+        <w:t>[Test_Revenue]</w:t>
       </w:r>
       <w:r>
         <w:t>. If the card now reacts to the City slicer, the original DAX formula was explicitly removing the filter context.</w:t>
@@ -6586,19 +5985,11 @@
       <w:r>
         <w:t xml:space="preserve">Modify the DAX measure to use </w:t>
       </w:r>
-      <w:proofErr w:type="gramStart"/>
-      <w:r>
-        <w:rPr>
-          <w:rStyle w:val="HTMLCode"/>
-        </w:rPr>
-        <w:t>KEEPFILTERS(</w:t>
-      </w:r>
-      <w:proofErr w:type="gramEnd"/>
-      <w:r>
-        <w:rPr>
-          <w:rStyle w:val="HTMLCode"/>
-        </w:rPr>
-        <w:t>)</w:t>
+      <w:r>
+        <w:rPr>
+          <w:rStyle w:val="HTMLCode"/>
+        </w:rPr>
+        <w:t>KEEPFILTERS()</w:t>
       </w:r>
       <w:r>
         <w:t xml:space="preserve"> or remove the </w:t>
@@ -6928,21 +6319,12 @@
       <w:r>
         <w:t xml:space="preserve">The </w:t>
       </w:r>
-      <w:proofErr w:type="gramStart"/>
-      <w:r>
-        <w:rPr>
-          <w:b/>
-          <w:bCs/>
-        </w:rPr>
-        <w:t>Cross filter</w:t>
-      </w:r>
-      <w:proofErr w:type="gramEnd"/>
-      <w:r>
-        <w:rPr>
-          <w:b/>
-          <w:bCs/>
-        </w:rPr>
-        <w:t xml:space="preserve"> direction</w:t>
+      <w:r>
+        <w:rPr>
+          <w:b/>
+          <w:bCs/>
+        </w:rPr>
+        <w:t>Cross filter direction</w:t>
       </w:r>
       <w:r>
         <w:t xml:space="preserve"> allows filters to flow from the City dimension table to the Fact table (typically </w:t>
@@ -7139,7 +6521,6 @@
           <w:szCs w:val="20"/>
         </w:rPr>
       </w:pPr>
-      <w:proofErr w:type="gramStart"/>
       <w:r>
         <w:rPr>
           <w:rFonts w:ascii="Poppins-Regular" w:hAnsi="Poppins-Regular" w:cs="Poppins-Regular"/>
@@ -7149,7 +6530,6 @@
         </w:rPr>
         <w:t>CALCULATE(</w:t>
       </w:r>
-      <w:proofErr w:type="gramEnd"/>
     </w:p>
     <w:p>
       <w:pPr>
@@ -7175,19 +6555,26 @@
           <w:sz w:val="20"/>
           <w:szCs w:val="20"/>
         </w:rPr>
-        <w:t xml:space="preserve">    SUM(</w:t>
-      </w:r>
-      <w:proofErr w:type="gramStart"/>
-      <w:r>
+        <w:t xml:space="preserve">    SUM(Sales[Amount]),</w:t>
+      </w:r>
+    </w:p>
+    <w:p>
+      <w:pPr>
+        <w:pStyle w:val="ListParagraph"/>
+        <w:tabs>
+          <w:tab w:val="right" w:pos="9360"/>
+        </w:tabs>
+        <w:autoSpaceDE w:val="0"/>
+        <w:autoSpaceDN w:val="0"/>
+        <w:adjustRightInd w:val="0"/>
+        <w:spacing w:after="0" w:line="240" w:lineRule="auto"/>
         <w:rPr>
           <w:rFonts w:ascii="Poppins-Regular" w:hAnsi="Poppins-Regular" w:cs="Poppins-Regular"/>
           <w:color w:val="0F172A"/>
           <w:sz w:val="20"/>
           <w:szCs w:val="20"/>
         </w:rPr>
-        <w:t>Sales[</w:t>
-      </w:r>
-      <w:proofErr w:type="gramEnd"/>
+      </w:pPr>
       <w:r>
         <w:rPr>
           <w:rFonts w:ascii="Poppins-Regular" w:hAnsi="Poppins-Regular" w:cs="Poppins-Regular"/>
@@ -7195,7 +6582,7 @@
           <w:sz w:val="20"/>
           <w:szCs w:val="20"/>
         </w:rPr>
-        <w:t>Amount]),</w:t>
+        <w:t xml:space="preserve">    VALUES(Geography[City])</w:t>
       </w:r>
     </w:p>
     <w:p>
@@ -7215,100 +6602,53 @@
           <w:szCs w:val="20"/>
         </w:rPr>
       </w:pPr>
-      <w:r>
+    </w:p>
+    <w:p>
+      <w:pPr>
+        <w:tabs>
+          <w:tab w:val="right" w:pos="9360"/>
+        </w:tabs>
+        <w:autoSpaceDE w:val="0"/>
+        <w:autoSpaceDN w:val="0"/>
+        <w:adjustRightInd w:val="0"/>
+        <w:spacing w:after="0" w:line="240" w:lineRule="auto"/>
         <w:rPr>
           <w:rFonts w:ascii="Poppins-Regular" w:hAnsi="Poppins-Regular" w:cs="Poppins-Regular"/>
           <w:color w:val="0F172A"/>
           <w:sz w:val="20"/>
           <w:szCs w:val="20"/>
         </w:rPr>
-        <w:t xml:space="preserve">    VALUES(</w:t>
-      </w:r>
-      <w:proofErr w:type="gramStart"/>
-      <w:r>
+      </w:pPr>
+    </w:p>
+    <w:p>
+      <w:pPr>
+        <w:tabs>
+          <w:tab w:val="right" w:pos="9360"/>
+        </w:tabs>
+        <w:autoSpaceDE w:val="0"/>
+        <w:autoSpaceDN w:val="0"/>
+        <w:adjustRightInd w:val="0"/>
+        <w:spacing w:after="0" w:line="240" w:lineRule="auto"/>
         <w:rPr>
           <w:rFonts w:ascii="Poppins-Regular" w:hAnsi="Poppins-Regular" w:cs="Poppins-Regular"/>
           <w:color w:val="0F172A"/>
           <w:sz w:val="20"/>
           <w:szCs w:val="20"/>
         </w:rPr>
-        <w:t>Geography[</w:t>
-      </w:r>
-      <w:proofErr w:type="gramEnd"/>
-      <w:r>
+      </w:pPr>
+    </w:p>
+    <w:p>
+      <w:pPr>
+        <w:autoSpaceDE w:val="0"/>
+        <w:autoSpaceDN w:val="0"/>
+        <w:adjustRightInd w:val="0"/>
+        <w:spacing w:after="0" w:line="240" w:lineRule="auto"/>
         <w:rPr>
           <w:rFonts w:ascii="Poppins-Regular" w:hAnsi="Poppins-Regular" w:cs="Poppins-Regular"/>
           <w:color w:val="0F172A"/>
           <w:sz w:val="20"/>
           <w:szCs w:val="20"/>
         </w:rPr>
-        <w:t>City])</w:t>
-      </w:r>
-    </w:p>
-    <w:p>
-      <w:pPr>
-        <w:pStyle w:val="ListParagraph"/>
-        <w:tabs>
-          <w:tab w:val="right" w:pos="9360"/>
-        </w:tabs>
-        <w:autoSpaceDE w:val="0"/>
-        <w:autoSpaceDN w:val="0"/>
-        <w:adjustRightInd w:val="0"/>
-        <w:spacing w:after="0" w:line="240" w:lineRule="auto"/>
-        <w:rPr>
-          <w:rFonts w:ascii="Poppins-Regular" w:hAnsi="Poppins-Regular" w:cs="Poppins-Regular"/>
-          <w:color w:val="0F172A"/>
-          <w:sz w:val="20"/>
-          <w:szCs w:val="20"/>
-        </w:rPr>
-      </w:pPr>
-    </w:p>
-    <w:p>
-      <w:pPr>
-        <w:tabs>
-          <w:tab w:val="right" w:pos="9360"/>
-        </w:tabs>
-        <w:autoSpaceDE w:val="0"/>
-        <w:autoSpaceDN w:val="0"/>
-        <w:adjustRightInd w:val="0"/>
-        <w:spacing w:after="0" w:line="240" w:lineRule="auto"/>
-        <w:rPr>
-          <w:rFonts w:ascii="Poppins-Regular" w:hAnsi="Poppins-Regular" w:cs="Poppins-Regular"/>
-          <w:color w:val="0F172A"/>
-          <w:sz w:val="20"/>
-          <w:szCs w:val="20"/>
-        </w:rPr>
-      </w:pPr>
-    </w:p>
-    <w:p>
-      <w:pPr>
-        <w:tabs>
-          <w:tab w:val="right" w:pos="9360"/>
-        </w:tabs>
-        <w:autoSpaceDE w:val="0"/>
-        <w:autoSpaceDN w:val="0"/>
-        <w:adjustRightInd w:val="0"/>
-        <w:spacing w:after="0" w:line="240" w:lineRule="auto"/>
-        <w:rPr>
-          <w:rFonts w:ascii="Poppins-Regular" w:hAnsi="Poppins-Regular" w:cs="Poppins-Regular"/>
-          <w:color w:val="0F172A"/>
-          <w:sz w:val="20"/>
-          <w:szCs w:val="20"/>
-        </w:rPr>
-      </w:pPr>
-    </w:p>
-    <w:p>
-      <w:pPr>
-        <w:autoSpaceDE w:val="0"/>
-        <w:autoSpaceDN w:val="0"/>
-        <w:adjustRightInd w:val="0"/>
-        <w:spacing w:after="0" w:line="240" w:lineRule="auto"/>
-        <w:rPr>
-          <w:rFonts w:ascii="Poppins-Regular" w:hAnsi="Poppins-Regular" w:cs="Poppins-Regular"/>
-          <w:color w:val="0F172A"/>
-          <w:sz w:val="20"/>
-          <w:szCs w:val="20"/>
-        </w:rPr>
       </w:pPr>
       <w:r>
         <w:rPr>
@@ -7317,7 +6657,6 @@
         </w:rPr>
         <w:t xml:space="preserve">S </w:t>
       </w:r>
-      <w:proofErr w:type="gramStart"/>
       <w:r>
         <w:rPr>
           <w:b/>
@@ -7332,7 +6671,6 @@
         </w:rPr>
         <w:t>:</w:t>
       </w:r>
-      <w:proofErr w:type="gramEnd"/>
       <w:r>
         <w:rPr>
           <w:b/>
@@ -7761,19 +7099,11 @@
       <w:r>
         <w:t>Dynamic RLS uses the logged-in user's email address (</w:t>
       </w:r>
-      <w:proofErr w:type="gramStart"/>
-      <w:r>
-        <w:rPr>
-          <w:rStyle w:val="HTMLCode"/>
-        </w:rPr>
-        <w:t>USERPRINCIPALNAME(</w:t>
-      </w:r>
-      <w:proofErr w:type="gramEnd"/>
-      <w:r>
-        <w:rPr>
-          <w:rStyle w:val="HTMLCode"/>
-        </w:rPr>
-        <w:t>)</w:t>
+      <w:r>
+        <w:rPr>
+          <w:rStyle w:val="HTMLCode"/>
+        </w:rPr>
+        <w:t>USERPRINCIPALNAME()</w:t>
       </w:r>
       <w:r>
         <w:t>) to map them to their assigned city via a User-City Security mapping table. This avoids creating and maintaining separate roles for every city.</w:t>
@@ -7816,25 +7146,21 @@
       <w:r>
         <w:t xml:space="preserve"> (</w:t>
       </w:r>
-      <w:proofErr w:type="spellStart"/>
       <w:r>
         <w:rPr>
           <w:rStyle w:val="HTMLCode"/>
         </w:rPr>
         <w:t>UserSecurity</w:t>
       </w:r>
-      <w:proofErr w:type="spellEnd"/>
       <w:r>
         <w:t xml:space="preserve">) with columns: </w:t>
       </w:r>
-      <w:proofErr w:type="spellStart"/>
       <w:r>
         <w:rPr>
           <w:rStyle w:val="HTMLCode"/>
         </w:rPr>
         <w:t>UserEmail</w:t>
       </w:r>
-      <w:proofErr w:type="spellEnd"/>
       <w:r>
         <w:t xml:space="preserve"> and </w:t>
       </w:r>
@@ -7859,44 +7185,20 @@
       <w:r>
         <w:t xml:space="preserve">Create a 1-to-Many relationship between </w:t>
       </w:r>
-      <w:proofErr w:type="spellStart"/>
-      <w:proofErr w:type="gramStart"/>
-      <w:r>
-        <w:rPr>
-          <w:rStyle w:val="HTMLCode"/>
-        </w:rPr>
-        <w:t>UserSecurity</w:t>
-      </w:r>
-      <w:proofErr w:type="spellEnd"/>
-      <w:r>
-        <w:rPr>
-          <w:rStyle w:val="HTMLCode"/>
-        </w:rPr>
-        <w:t>[</w:t>
-      </w:r>
-      <w:proofErr w:type="gramEnd"/>
-      <w:r>
-        <w:rPr>
-          <w:rStyle w:val="HTMLCode"/>
-        </w:rPr>
-        <w:t>City]</w:t>
+      <w:r>
+        <w:rPr>
+          <w:rStyle w:val="HTMLCode"/>
+        </w:rPr>
+        <w:t>UserSecurity[City]</w:t>
       </w:r>
       <w:r>
         <w:t xml:space="preserve"> and your delivery partner dataset </w:t>
       </w:r>
-      <w:proofErr w:type="spellStart"/>
-      <w:r>
-        <w:rPr>
-          <w:rStyle w:val="HTMLCode"/>
-        </w:rPr>
-        <w:t>DeliveryData</w:t>
-      </w:r>
-      <w:proofErr w:type="spellEnd"/>
-      <w:r>
-        <w:rPr>
-          <w:rStyle w:val="HTMLCode"/>
-        </w:rPr>
-        <w:t>[City]</w:t>
+      <w:r>
+        <w:rPr>
+          <w:rStyle w:val="HTMLCode"/>
+        </w:rPr>
+        <w:t>DeliveryData[City]</w:t>
       </w:r>
       <w:r>
         <w:t>.</w:t>
@@ -7923,25 +7225,21 @@
       <w:r>
         <w:t xml:space="preserve"> (or single cross-filtering from </w:t>
       </w:r>
-      <w:proofErr w:type="spellStart"/>
       <w:r>
         <w:rPr>
           <w:rStyle w:val="HTMLCode"/>
         </w:rPr>
         <w:t>UserSecurity</w:t>
       </w:r>
-      <w:proofErr w:type="spellEnd"/>
       <w:r>
         <w:t xml:space="preserve"> to </w:t>
       </w:r>
-      <w:proofErr w:type="spellStart"/>
       <w:r>
         <w:rPr>
           <w:rStyle w:val="HTMLCode"/>
         </w:rPr>
         <w:t>DeliveryData</w:t>
       </w:r>
-      <w:proofErr w:type="spellEnd"/>
       <w:r>
         <w:t>).</w:t>
       </w:r>
@@ -8015,14 +7313,12 @@
       <w:r>
         <w:t xml:space="preserve"> to add a new role named </w:t>
       </w:r>
-      <w:proofErr w:type="spellStart"/>
       <w:r>
         <w:rPr>
           <w:rStyle w:val="HTMLCode"/>
         </w:rPr>
         <w:t>RegionalManager</w:t>
       </w:r>
-      <w:proofErr w:type="spellEnd"/>
       <w:r>
         <w:t>.</w:t>
       </w:r>
@@ -8048,14 +7344,12 @@
       <w:r>
         <w:t xml:space="preserve">, select the </w:t>
       </w:r>
-      <w:proofErr w:type="spellStart"/>
       <w:r>
         <w:rPr>
           <w:rStyle w:val="HTMLCode"/>
         </w:rPr>
         <w:t>UserSecurity</w:t>
       </w:r>
-      <w:proofErr w:type="spellEnd"/>
       <w:r>
         <w:t xml:space="preserve"> table.</w:t>
       </w:r>
@@ -8078,23 +7372,7 @@
         <w:ind w:left="1440"/>
       </w:pPr>
       <w:r>
-        <w:t>[</w:t>
-      </w:r>
-      <w:proofErr w:type="spellStart"/>
-      <w:r>
-        <w:t>UserEmail</w:t>
-      </w:r>
-      <w:proofErr w:type="spellEnd"/>
-      <w:r>
-        <w:t xml:space="preserve">] = </w:t>
-      </w:r>
-      <w:proofErr w:type="gramStart"/>
-      <w:r>
-        <w:t>USERPRINCIPALNAME(</w:t>
-      </w:r>
-      <w:proofErr w:type="gramEnd"/>
-      <w:r>
-        <w:t>)</w:t>
+        <w:t>[UserEmail] = USERPRINCIPALNAME()</w:t>
       </w:r>
     </w:p>
     <w:p>
@@ -8185,14 +7463,12 @@
       <w:r>
         <w:t xml:space="preserve"> and name the role (e.g., </w:t>
       </w:r>
-      <w:proofErr w:type="spellStart"/>
       <w:r>
         <w:rPr>
           <w:rStyle w:val="HTMLCode"/>
         </w:rPr>
         <w:t>Surat_Manager</w:t>
       </w:r>
-      <w:proofErr w:type="spellEnd"/>
       <w:r>
         <w:t>).</w:t>
       </w:r>
@@ -8209,14 +7485,12 @@
         <w:lastRenderedPageBreak/>
         <w:t xml:space="preserve">Select your delivery data table (e.g., </w:t>
       </w:r>
-      <w:proofErr w:type="spellStart"/>
       <w:r>
         <w:rPr>
           <w:rStyle w:val="HTMLCode"/>
         </w:rPr>
         <w:t>DeliveryData</w:t>
       </w:r>
-      <w:proofErr w:type="spellEnd"/>
       <w:r>
         <w:t>).</w:t>
       </w:r>
@@ -8247,14 +7521,12 @@
       <w:r>
         <w:t xml:space="preserve">Repeat by creating another role (e.g., </w:t>
       </w:r>
-      <w:proofErr w:type="spellStart"/>
       <w:r>
         <w:rPr>
           <w:rStyle w:val="HTMLCode"/>
         </w:rPr>
         <w:t>Ahmedabad_Manager</w:t>
       </w:r>
-      <w:proofErr w:type="spellEnd"/>
       <w:r>
         <w:t>) with the DAX filter expression:</w:t>
       </w:r>
@@ -8362,32 +7634,21 @@
       <w:r>
         <w:t xml:space="preserve"> Check </w:t>
       </w:r>
-      <w:proofErr w:type="spellStart"/>
       <w:r>
         <w:rPr>
           <w:rStyle w:val="HTMLCode"/>
         </w:rPr>
         <w:t>RegionalManager</w:t>
       </w:r>
-      <w:proofErr w:type="spellEnd"/>
       <w:r>
         <w:t xml:space="preserve">, select </w:t>
       </w:r>
-      <w:proofErr w:type="gramStart"/>
-      <w:r>
-        <w:rPr>
-          <w:b/>
-          <w:bCs/>
-        </w:rPr>
-        <w:t>Other</w:t>
-      </w:r>
-      <w:proofErr w:type="gramEnd"/>
-      <w:r>
-        <w:rPr>
-          <w:b/>
-          <w:bCs/>
-        </w:rPr>
-        <w:t xml:space="preserve"> User</w:t>
+      <w:r>
+        <w:rPr>
+          <w:b/>
+          <w:bCs/>
+        </w:rPr>
+        <w:t>Other User</w:t>
       </w:r>
       <w:r>
         <w:t xml:space="preserve">, and enter a manager's email (e.g., </w:t>
@@ -8420,14 +7681,12 @@
       <w:r>
         <w:t xml:space="preserve"> Check </w:t>
       </w:r>
-      <w:proofErr w:type="spellStart"/>
       <w:r>
         <w:rPr>
           <w:rStyle w:val="HTMLCode"/>
         </w:rPr>
         <w:t>Surat_Manager</w:t>
       </w:r>
-      <w:proofErr w:type="spellEnd"/>
       <w:r>
         <w:t>.</w:t>
       </w:r>
@@ -8469,16 +7728,8 @@
         <w:rPr>
           <w:rStyle w:val="HTMLCode"/>
         </w:rPr>
-        <w:t>.</w:t>
-      </w:r>
-      <w:proofErr w:type="spellStart"/>
-      <w:r>
-        <w:rPr>
-          <w:rStyle w:val="HTMLCode"/>
-        </w:rPr>
-        <w:t>pbix</w:t>
-      </w:r>
-      <w:proofErr w:type="spellEnd"/>
+        <w:t>.pbix</w:t>
+      </w:r>
       <w:r>
         <w:t>) to your target workspace in Power BI Service.</w:t>
       </w:r>
@@ -8546,15 +7797,7 @@
         <w:t>Semantic Model</w:t>
       </w:r>
       <w:r>
-        <w:t xml:space="preserve"> (Dataset) corresponding to the </w:t>
-      </w:r>
-      <w:proofErr w:type="spellStart"/>
-      <w:r>
-        <w:t>FoodRush</w:t>
-      </w:r>
-      <w:proofErr w:type="spellEnd"/>
-      <w:r>
-        <w:t xml:space="preserve"> report.</w:t>
+        <w:t xml:space="preserve"> (Dataset) corresponding to the FoodRush report.</w:t>
       </w:r>
     </w:p>
     <w:p>
@@ -8636,7 +7879,6 @@
         </w:rPr>
         <w:t>For Dynamic RLS (</w:t>
       </w:r>
-      <w:proofErr w:type="spellStart"/>
       <w:r>
         <w:rPr>
           <w:rStyle w:val="HTMLCode"/>
@@ -8645,7 +7887,6 @@
         </w:rPr>
         <w:t>RegionalManager</w:t>
       </w:r>
-      <w:proofErr w:type="spellEnd"/>
       <w:r>
         <w:rPr>
           <w:b/>
@@ -8665,14 +7906,12 @@
       <w:r>
         <w:t xml:space="preserve">Select the </w:t>
       </w:r>
-      <w:proofErr w:type="spellStart"/>
       <w:r>
         <w:rPr>
           <w:rStyle w:val="HTMLCode"/>
         </w:rPr>
         <w:t>RegionalManager</w:t>
       </w:r>
-      <w:proofErr w:type="spellEnd"/>
       <w:r>
         <w:t xml:space="preserve"> role.</w:t>
       </w:r>
@@ -8754,7 +7993,6 @@
         </w:rPr>
         <w:t>For Static RLS (</w:t>
       </w:r>
-      <w:proofErr w:type="spellStart"/>
       <w:r>
         <w:rPr>
           <w:rStyle w:val="HTMLCode"/>
@@ -8763,7 +8001,6 @@
         </w:rPr>
         <w:t>Surat_Manager</w:t>
       </w:r>
-      <w:proofErr w:type="spellEnd"/>
       <w:r>
         <w:rPr>
           <w:b/>
@@ -8771,7 +8008,6 @@
         </w:rPr>
         <w:t xml:space="preserve">, </w:t>
       </w:r>
-      <w:proofErr w:type="spellStart"/>
       <w:r>
         <w:rPr>
           <w:rStyle w:val="HTMLCode"/>
@@ -8780,7 +8016,6 @@
         </w:rPr>
         <w:t>Ahmedabad_Manager</w:t>
       </w:r>
-      <w:proofErr w:type="spellEnd"/>
       <w:r>
         <w:rPr>
           <w:b/>
@@ -8800,14 +8035,12 @@
       <w:r>
         <w:t xml:space="preserve">Select the </w:t>
       </w:r>
-      <w:proofErr w:type="spellStart"/>
       <w:r>
         <w:rPr>
           <w:rStyle w:val="HTMLCode"/>
         </w:rPr>
         <w:t>Surat_Manager</w:t>
       </w:r>
-      <w:proofErr w:type="spellEnd"/>
       <w:r>
         <w:t xml:space="preserve"> role, enter the email addresses of Surat's regional managers, and click </w:t>
       </w:r>
@@ -8833,14 +8066,12 @@
       <w:r>
         <w:t xml:space="preserve">Select the </w:t>
       </w:r>
-      <w:proofErr w:type="spellStart"/>
       <w:r>
         <w:rPr>
           <w:rStyle w:val="HTMLCode"/>
         </w:rPr>
         <w:t>Ahmedabad_Manager</w:t>
       </w:r>
-      <w:proofErr w:type="spellEnd"/>
       <w:r>
         <w:t xml:space="preserve"> role, enter the email addresses of Ahmedabad's regional managers, and click </w:t>
       </w:r>
@@ -9154,10 +8385,10 @@
             <v:path o:extrusionok="f" gradientshapeok="t" o:connecttype="rect"/>
             <o:lock v:ext="edit" aspectratio="t"/>
           </v:shapetype>
-          <v:shape id="_x0000_i1025" type="#_x0000_t75" style="width:75.65pt;height:49.2pt" o:ole="">
+          <v:shape id="_x0000_i1025" type="#_x0000_t75" style="width:75.5pt;height:49pt" o:ole="">
             <v:imagedata r:id="rId5" o:title=""/>
           </v:shape>
-          <o:OLEObject Type="Embed" ProgID="Excel.Sheet.12" ShapeID="_x0000_i1025" DrawAspect="Icon" ObjectID="_1852401248" r:id="rId6"/>
+          <o:OLEObject Type="Embed" ProgID="Excel.Sheet.12" ShapeID="_x0000_i1025" DrawAspect="Icon" ObjectID="_1852489448" r:id="rId6"/>
         </w:object>
       </w:r>
       <w:r>
@@ -9171,10 +8402,10 @@
           <w:highlight w:val="yellow"/>
         </w:rPr>
         <w:object w:dxaOrig="1508" w:dyaOrig="983">
-          <v:shape id="_x0000_i1026" type="#_x0000_t75" style="width:75.65pt;height:49.2pt" o:ole="">
+          <v:shape id="_x0000_i1026" type="#_x0000_t75" style="width:75.5pt;height:49pt" o:ole="">
             <v:imagedata r:id="rId7" o:title=""/>
           </v:shape>
-          <o:OLEObject Type="Embed" ProgID="Package" ShapeID="_x0000_i1026" DrawAspect="Icon" ObjectID="_1852401249" r:id="rId8"/>
+          <o:OLEObject Type="Embed" ProgID="Package" ShapeID="_x0000_i1026" DrawAspect="Icon" ObjectID="_1852489449" r:id="rId8"/>
         </w:object>
       </w:r>
     </w:p>
@@ -9364,10 +8595,10 @@
           <w:szCs w:val="20"/>
         </w:rPr>
         <w:object w:dxaOrig="1508" w:dyaOrig="983">
-          <v:shape id="_x0000_i1027" type="#_x0000_t75" style="width:75.65pt;height:49.2pt" o:ole="">
+          <v:shape id="_x0000_i1027" type="#_x0000_t75" style="width:75.5pt;height:49pt" o:ole="">
             <v:imagedata r:id="rId10" o:title=""/>
           </v:shape>
-          <o:OLEObject Type="Embed" ProgID="Package" ShapeID="_x0000_i1027" DrawAspect="Icon" ObjectID="_1852401250" r:id="rId11"/>
+          <o:OLEObject Type="Embed" ProgID="Package" ShapeID="_x0000_i1027" DrawAspect="Icon" ObjectID="_1852489450" r:id="rId11"/>
         </w:object>
       </w:r>
       <w:r>
@@ -9549,32 +8780,7 @@
                 <w:rStyle w:val="HTMLCode"/>
                 <w:rFonts w:eastAsiaTheme="minorHAnsi"/>
               </w:rPr>
-              <w:t>Total Revenue = SUM(</w:t>
-            </w:r>
-            <w:proofErr w:type="gramStart"/>
-            <w:r>
-              <w:rPr>
-                <w:rStyle w:val="HTMLCode"/>
-                <w:rFonts w:eastAsiaTheme="minorHAnsi"/>
-              </w:rPr>
-              <w:t>Orders[</w:t>
-            </w:r>
-            <w:proofErr w:type="spellStart"/>
-            <w:proofErr w:type="gramEnd"/>
-            <w:r>
-              <w:rPr>
-                <w:rStyle w:val="HTMLCode"/>
-                <w:rFonts w:eastAsiaTheme="minorHAnsi"/>
-              </w:rPr>
-              <w:t>OrderAmount</w:t>
-            </w:r>
-            <w:proofErr w:type="spellEnd"/>
-            <w:r>
-              <w:rPr>
-                <w:rStyle w:val="HTMLCode"/>
-                <w:rFonts w:eastAsiaTheme="minorHAnsi"/>
-              </w:rPr>
-              <w:t>])</w:t>
+              <w:t>Total Revenue = SUM(Orders[OrderAmount])</w:t>
             </w:r>
           </w:p>
         </w:tc>
@@ -9673,32 +8879,7 @@
                 <w:rStyle w:val="HTMLCode"/>
                 <w:rFonts w:eastAsiaTheme="minorHAnsi"/>
               </w:rPr>
-              <w:t>Total Orders = DISTINCTCOUNT(</w:t>
-            </w:r>
-            <w:proofErr w:type="gramStart"/>
-            <w:r>
-              <w:rPr>
-                <w:rStyle w:val="HTMLCode"/>
-                <w:rFonts w:eastAsiaTheme="minorHAnsi"/>
-              </w:rPr>
-              <w:t>Orders[</w:t>
-            </w:r>
-            <w:proofErr w:type="spellStart"/>
-            <w:proofErr w:type="gramEnd"/>
-            <w:r>
-              <w:rPr>
-                <w:rStyle w:val="HTMLCode"/>
-                <w:rFonts w:eastAsiaTheme="minorHAnsi"/>
-              </w:rPr>
-              <w:t>OrderID</w:t>
-            </w:r>
-            <w:proofErr w:type="spellEnd"/>
-            <w:r>
-              <w:rPr>
-                <w:rStyle w:val="HTMLCode"/>
-                <w:rFonts w:eastAsiaTheme="minorHAnsi"/>
-              </w:rPr>
-              <w:t>])</w:t>
+              <w:t>Total Orders = DISTINCTCOUNT(Orders[OrderID])</w:t>
             </w:r>
           </w:p>
         </w:tc>
@@ -9796,39 +8977,7 @@
                 <w:rStyle w:val="HTMLCode"/>
                 <w:rFonts w:eastAsiaTheme="minorHAnsi"/>
               </w:rPr>
-              <w:t xml:space="preserve">Average Order Value = </w:t>
-            </w:r>
-            <w:proofErr w:type="gramStart"/>
-            <w:r>
-              <w:rPr>
-                <w:rStyle w:val="HTMLCode"/>
-                <w:rFonts w:eastAsiaTheme="minorHAnsi"/>
-              </w:rPr>
-              <w:t>DIVIDE(</w:t>
-            </w:r>
-            <w:proofErr w:type="gramEnd"/>
-            <w:r>
-              <w:rPr>
-                <w:rStyle w:val="HTMLCode"/>
-                <w:rFonts w:eastAsiaTheme="minorHAnsi"/>
-              </w:rPr>
-              <w:t>[Total Revenue], DISTINCTCOUNT(Orders[</w:t>
-            </w:r>
-            <w:proofErr w:type="spellStart"/>
-            <w:r>
-              <w:rPr>
-                <w:rStyle w:val="HTMLCode"/>
-                <w:rFonts w:eastAsiaTheme="minorHAnsi"/>
-              </w:rPr>
-              <w:t>OrderID</w:t>
-            </w:r>
-            <w:proofErr w:type="spellEnd"/>
-            <w:r>
-              <w:rPr>
-                <w:rStyle w:val="HTMLCode"/>
-                <w:rFonts w:eastAsiaTheme="minorHAnsi"/>
-              </w:rPr>
-              <w:t>]))</w:t>
+              <w:t>Average Order Value = DIVIDE([Total Revenue], DISTINCTCOUNT(Orders[OrderID]))</w:t>
             </w:r>
           </w:p>
         </w:tc>
@@ -9926,39 +9075,7 @@
                 <w:rStyle w:val="HTMLCode"/>
                 <w:rFonts w:eastAsiaTheme="minorHAnsi"/>
               </w:rPr>
-              <w:t xml:space="preserve">Delivery Success Rate = </w:t>
-            </w:r>
-            <w:proofErr w:type="gramStart"/>
-            <w:r>
-              <w:rPr>
-                <w:rStyle w:val="HTMLCode"/>
-                <w:rFonts w:eastAsiaTheme="minorHAnsi"/>
-              </w:rPr>
-              <w:t>DIVIDE(</w:t>
-            </w:r>
-            <w:proofErr w:type="gramEnd"/>
-            <w:r>
-              <w:rPr>
-                <w:rStyle w:val="HTMLCode"/>
-                <w:rFonts w:eastAsiaTheme="minorHAnsi"/>
-              </w:rPr>
-              <w:t xml:space="preserve">CALCULATE(COUNT(...), </w:t>
-            </w:r>
-            <w:proofErr w:type="spellStart"/>
-            <w:r>
-              <w:rPr>
-                <w:rStyle w:val="HTMLCode"/>
-                <w:rFonts w:eastAsiaTheme="minorHAnsi"/>
-              </w:rPr>
-              <w:t>DeliveryStatus</w:t>
-            </w:r>
-            <w:proofErr w:type="spellEnd"/>
-            <w:r>
-              <w:rPr>
-                <w:rStyle w:val="HTMLCode"/>
-                <w:rFonts w:eastAsiaTheme="minorHAnsi"/>
-              </w:rPr>
-              <w:t>="Delivered"), COUNT(...))</w:t>
+              <w:t>Delivery Success Rate = DIVIDE(CALCULATE(COUNT(...), DeliveryStatus="Delivered"), COUNT(...))</w:t>
             </w:r>
           </w:p>
         </w:tc>
@@ -10217,10 +9334,10 @@
           <w:szCs w:val="21"/>
         </w:rPr>
         <w:object w:dxaOrig="1508" w:dyaOrig="983">
-          <v:shape id="_x0000_i1028" type="#_x0000_t75" style="width:75.65pt;height:49.2pt" o:ole="">
+          <v:shape id="_x0000_i1028" type="#_x0000_t75" style="width:75.5pt;height:49pt" o:ole="">
             <v:imagedata r:id="rId13" o:title=""/>
           </v:shape>
-          <o:OLEObject Type="Embed" ProgID="Package" ShapeID="_x0000_i1028" DrawAspect="Icon" ObjectID="_1852401251" r:id="rId14"/>
+          <o:OLEObject Type="Embed" ProgID="Package" ShapeID="_x0000_i1028" DrawAspect="Icon" ObjectID="_1852489451" r:id="rId14"/>
         </w:object>
       </w:r>
       <w:r>
@@ -10423,16 +9540,13 @@
           <w:szCs w:val="21"/>
         </w:rPr>
         <w:object w:dxaOrig="1508" w:dyaOrig="983">
-          <v:shape id="_x0000_i1029" type="#_x0000_t75" style="width:75.65pt;height:49.2pt" o:ole="">
+          <v:shape id="_x0000_i1029" type="#_x0000_t75" style="width:75.5pt;height:49pt" o:ole="">
             <v:imagedata r:id="rId16" o:title=""/>
           </v:shape>
-          <o:OLEObject Type="Embed" ProgID="Package" ShapeID="_x0000_i1029" DrawAspect="Icon" ObjectID="_1852401252" r:id="rId17"/>
+          <o:OLEObject Type="Embed" ProgID="Package" ShapeID="_x0000_i1029" DrawAspect="Icon" ObjectID="_1852489452" r:id="rId17"/>
         </w:object>
       </w:r>
-    </w:p>
-    <w:p>
-      <w:pPr>
-        <w:pStyle w:val="NormalWeb"/>
+      <w:r>
         <w:rPr>
           <w:rFonts w:ascii="Poppins-Bold" w:hAnsi="Poppins-Bold" w:cs="Poppins-Bold"/>
           <w:b/>
@@ -10441,7 +9555,37 @@
           <w:sz w:val="21"/>
           <w:szCs w:val="21"/>
         </w:rPr>
-      </w:pPr>
+        <w:object w:dxaOrig="1508" w:dyaOrig="983">
+          <v:shape id="_x0000_i1030" type="#_x0000_t75" style="width:75.5pt;height:49pt" o:ole="">
+            <v:imagedata r:id="rId18" o:title=""/>
+          </v:shape>
+          <o:OLEObject Type="Embed" ProgID="Excel.Sheet.12" ShapeID="_x0000_i1030" DrawAspect="Icon" ObjectID="_1852489453" r:id="rId19"/>
+        </w:object>
+      </w:r>
+    </w:p>
+    <w:p>
+      <w:pPr>
+        <w:pStyle w:val="NormalWeb"/>
+        <w:rPr>
+          <w:rFonts w:ascii="Poppins-Bold" w:hAnsi="Poppins-Bold" w:cs="Poppins-Bold"/>
+          <w:b/>
+          <w:bCs/>
+          <w:color w:val="0F172A"/>
+          <w:sz w:val="21"/>
+          <w:szCs w:val="21"/>
+        </w:rPr>
+      </w:pPr>
+      <w:r>
+        <w:rPr>
+          <w:rFonts w:ascii="Poppins-Bold" w:hAnsi="Poppins-Bold" w:cs="Poppins-Bold"/>
+          <w:b/>
+          <w:bCs/>
+          <w:color w:val="0F172A"/>
+          <w:sz w:val="21"/>
+          <w:szCs w:val="21"/>
+        </w:rPr>
+        <w:t>1)</w:t>
+      </w:r>
     </w:p>
     <w:p>
       <w:pPr>
@@ -10475,7 +9619,7 @@
                     <pic:cNvPicPr/>
                   </pic:nvPicPr>
                   <pic:blipFill>
-                    <a:blip r:embed="rId18"/>
+                    <a:blip r:embed="rId20"/>
                     <a:stretch>
                       <a:fillRect/>
                     </a:stretch>
@@ -10498,6 +9642,241 @@
     </w:p>
     <w:p>
       <w:pPr>
+        <w:pStyle w:val="NormalWeb"/>
+        <w:rPr>
+          <w:rFonts w:ascii="Poppins-Bold" w:hAnsi="Poppins-Bold" w:cs="Poppins-Bold"/>
+          <w:b/>
+          <w:bCs/>
+          <w:color w:val="0F172A"/>
+          <w:sz w:val="21"/>
+          <w:szCs w:val="21"/>
+        </w:rPr>
+      </w:pPr>
+    </w:p>
+    <w:p>
+      <w:pPr>
+        <w:pStyle w:val="NormalWeb"/>
+        <w:rPr>
+          <w:rFonts w:ascii="Poppins-Bold" w:hAnsi="Poppins-Bold" w:cs="Poppins-Bold"/>
+          <w:b/>
+          <w:bCs/>
+          <w:color w:val="0F172A"/>
+          <w:sz w:val="21"/>
+          <w:szCs w:val="21"/>
+        </w:rPr>
+      </w:pPr>
+      <w:r>
+        <w:rPr>
+          <w:rFonts w:ascii="Poppins-Bold" w:hAnsi="Poppins-Bold" w:cs="Poppins-Bold"/>
+          <w:b/>
+          <w:bCs/>
+          <w:noProof/>
+          <w:color w:val="0F172A"/>
+          <w:sz w:val="21"/>
+          <w:szCs w:val="21"/>
+        </w:rPr>
+        <w:drawing>
+          <wp:inline distT="0" distB="0" distL="0" distR="0">
+            <wp:extent cx="5943600" cy="2002790"/>
+            <wp:effectExtent l="0" t="0" r="0" b="0"/>
+            <wp:docPr id="16" name="Picture 16"/>
+            <wp:cNvGraphicFramePr>
+              <a:graphicFrameLocks xmlns:a="http://schemas.openxmlformats.org/drawingml/2006/main" noChangeAspect="1"/>
+            </wp:cNvGraphicFramePr>
+            <a:graphic xmlns:a="http://schemas.openxmlformats.org/drawingml/2006/main">
+              <a:graphicData uri="http://schemas.openxmlformats.org/drawingml/2006/picture">
+                <pic:pic xmlns:pic="http://schemas.openxmlformats.org/drawingml/2006/picture">
+                  <pic:nvPicPr>
+                    <pic:cNvPr id="16" name="download (1).png"/>
+                    <pic:cNvPicPr/>
+                  </pic:nvPicPr>
+                  <pic:blipFill>
+                    <a:blip r:embed="rId21">
+                      <a:extLst>
+                        <a:ext uri="{28A0092B-C50C-407E-A947-70E740481C1C}">
+                          <a14:useLocalDpi xmlns:a14="http://schemas.microsoft.com/office/drawing/2010/main" val="0"/>
+                        </a:ext>
+                      </a:extLst>
+                    </a:blip>
+                    <a:stretch>
+                      <a:fillRect/>
+                    </a:stretch>
+                  </pic:blipFill>
+                  <pic:spPr>
+                    <a:xfrm>
+                      <a:off x="0" y="0"/>
+                      <a:ext cx="5943600" cy="2002790"/>
+                    </a:xfrm>
+                    <a:prstGeom prst="rect">
+                      <a:avLst/>
+                    </a:prstGeom>
+                  </pic:spPr>
+                </pic:pic>
+              </a:graphicData>
+            </a:graphic>
+          </wp:inline>
+        </w:drawing>
+      </w:r>
+    </w:p>
+    <w:p>
+      <w:pPr>
+        <w:pStyle w:val="NormalWeb"/>
+        <w:rPr>
+          <w:rFonts w:ascii="Poppins-Bold" w:hAnsi="Poppins-Bold" w:cs="Poppins-Bold"/>
+          <w:b/>
+          <w:bCs/>
+          <w:color w:val="0F172A"/>
+          <w:sz w:val="21"/>
+          <w:szCs w:val="21"/>
+        </w:rPr>
+      </w:pPr>
+    </w:p>
+    <w:p>
+      <w:pPr>
+        <w:pStyle w:val="NormalWeb"/>
+        <w:rPr>
+          <w:rFonts w:ascii="Poppins-Bold" w:hAnsi="Poppins-Bold" w:cs="Poppins-Bold"/>
+          <w:b/>
+          <w:bCs/>
+          <w:color w:val="0F172A"/>
+          <w:sz w:val="21"/>
+          <w:szCs w:val="21"/>
+        </w:rPr>
+      </w:pPr>
+      <w:r>
+        <w:rPr>
+          <w:rFonts w:ascii="Poppins-Bold" w:hAnsi="Poppins-Bold" w:cs="Poppins-Bold"/>
+          <w:b/>
+          <w:bCs/>
+          <w:color w:val="0F172A"/>
+          <w:sz w:val="21"/>
+          <w:szCs w:val="21"/>
+        </w:rPr>
+        <w:t>3)</w:t>
+      </w:r>
+    </w:p>
+    <w:p>
+      <w:pPr>
+        <w:pStyle w:val="NormalWeb"/>
+        <w:rPr>
+          <w:rFonts w:ascii="Poppins-Bold" w:hAnsi="Poppins-Bold" w:cs="Poppins-Bold"/>
+          <w:b/>
+          <w:bCs/>
+          <w:color w:val="0F172A"/>
+          <w:sz w:val="21"/>
+          <w:szCs w:val="21"/>
+        </w:rPr>
+      </w:pPr>
+      <w:r>
+        <w:rPr>
+          <w:noProof/>
+        </w:rPr>
+        <w:drawing>
+          <wp:inline distT="0" distB="0" distL="0" distR="0" wp14:anchorId="64D652E7" wp14:editId="21EB4C35">
+            <wp:extent cx="5943600" cy="2977515"/>
+            <wp:effectExtent l="0" t="0" r="0" b="0"/>
+            <wp:docPr id="19" name="Picture 19"/>
+            <wp:cNvGraphicFramePr>
+              <a:graphicFrameLocks xmlns:a="http://schemas.openxmlformats.org/drawingml/2006/main" noChangeAspect="1"/>
+            </wp:cNvGraphicFramePr>
+            <a:graphic xmlns:a="http://schemas.openxmlformats.org/drawingml/2006/main">
+              <a:graphicData uri="http://schemas.openxmlformats.org/drawingml/2006/picture">
+                <pic:pic xmlns:pic="http://schemas.openxmlformats.org/drawingml/2006/picture">
+                  <pic:nvPicPr>
+                    <pic:cNvPr id="1" name=""/>
+                    <pic:cNvPicPr/>
+                  </pic:nvPicPr>
+                  <pic:blipFill>
+                    <a:blip r:embed="rId22"/>
+                    <a:stretch>
+                      <a:fillRect/>
+                    </a:stretch>
+                  </pic:blipFill>
+                  <pic:spPr>
+                    <a:xfrm>
+                      <a:off x="0" y="0"/>
+                      <a:ext cx="5943600" cy="2977515"/>
+                    </a:xfrm>
+                    <a:prstGeom prst="rect">
+                      <a:avLst/>
+                    </a:prstGeom>
+                  </pic:spPr>
+                </pic:pic>
+              </a:graphicData>
+            </a:graphic>
+          </wp:inline>
+        </w:drawing>
+      </w:r>
+    </w:p>
+    <w:p>
+      <w:pPr>
+        <w:pStyle w:val="NormalWeb"/>
+        <w:rPr>
+          <w:rFonts w:ascii="Poppins-Bold" w:hAnsi="Poppins-Bold" w:cs="Poppins-Bold"/>
+          <w:b/>
+          <w:bCs/>
+          <w:color w:val="0F172A"/>
+          <w:sz w:val="21"/>
+          <w:szCs w:val="21"/>
+        </w:rPr>
+      </w:pPr>
+    </w:p>
+    <w:p>
+      <w:pPr>
+        <w:pStyle w:val="NormalWeb"/>
+        <w:rPr>
+          <w:rFonts w:ascii="Poppins-Bold" w:hAnsi="Poppins-Bold" w:cs="Poppins-Bold"/>
+          <w:b/>
+          <w:bCs/>
+          <w:color w:val="0F172A"/>
+          <w:sz w:val="21"/>
+          <w:szCs w:val="21"/>
+        </w:rPr>
+      </w:pPr>
+      <w:r>
+        <w:rPr>
+          <w:noProof/>
+        </w:rPr>
+        <w:lastRenderedPageBreak/>
+        <w:drawing>
+          <wp:inline distT="0" distB="0" distL="0" distR="0" wp14:anchorId="762C47DA" wp14:editId="26C2EB9F">
+            <wp:extent cx="5943600" cy="2885440"/>
+            <wp:effectExtent l="0" t="0" r="0" b="0"/>
+            <wp:docPr id="17" name="Picture 17"/>
+            <wp:cNvGraphicFramePr>
+              <a:graphicFrameLocks xmlns:a="http://schemas.openxmlformats.org/drawingml/2006/main" noChangeAspect="1"/>
+            </wp:cNvGraphicFramePr>
+            <a:graphic xmlns:a="http://schemas.openxmlformats.org/drawingml/2006/main">
+              <a:graphicData uri="http://schemas.openxmlformats.org/drawingml/2006/picture">
+                <pic:pic xmlns:pic="http://schemas.openxmlformats.org/drawingml/2006/picture">
+                  <pic:nvPicPr>
+                    <pic:cNvPr id="1" name=""/>
+                    <pic:cNvPicPr/>
+                  </pic:nvPicPr>
+                  <pic:blipFill>
+                    <a:blip r:embed="rId23"/>
+                    <a:stretch>
+                      <a:fillRect/>
+                    </a:stretch>
+                  </pic:blipFill>
+                  <pic:spPr>
+                    <a:xfrm>
+                      <a:off x="0" y="0"/>
+                      <a:ext cx="5943600" cy="2885440"/>
+                    </a:xfrm>
+                    <a:prstGeom prst="rect">
+                      <a:avLst/>
+                    </a:prstGeom>
+                  </pic:spPr>
+                </pic:pic>
+              </a:graphicData>
+            </a:graphic>
+          </wp:inline>
+        </w:drawing>
+      </w:r>
+    </w:p>
+    <w:p>
+      <w:pPr>
         <w:autoSpaceDE w:val="0"/>
         <w:autoSpaceDN w:val="0"/>
         <w:adjustRightInd w:val="0"/>
@@ -10506,6 +9885,88 @@
           <w:rFonts w:ascii="Poppins-Bold" w:hAnsi="Poppins-Bold" w:cs="Poppins-Bold"/>
           <w:b/>
           <w:bCs/>
+          <w:color w:val="FFFFFF"/>
+          <w:sz w:val="24"/>
+          <w:szCs w:val="24"/>
+        </w:rPr>
+      </w:pPr>
+    </w:p>
+    <w:p>
+      <w:pPr>
+        <w:autoSpaceDE w:val="0"/>
+        <w:autoSpaceDN w:val="0"/>
+        <w:adjustRightInd w:val="0"/>
+        <w:spacing w:after="0" w:line="240" w:lineRule="auto"/>
+        <w:rPr>
+          <w:rFonts w:ascii="Poppins-Bold" w:hAnsi="Poppins-Bold" w:cs="Poppins-Bold"/>
+          <w:b/>
+          <w:bCs/>
+          <w:color w:val="FFFFFF"/>
+          <w:sz w:val="24"/>
+          <w:szCs w:val="24"/>
+        </w:rPr>
+      </w:pPr>
+    </w:p>
+    <w:p>
+      <w:pPr>
+        <w:autoSpaceDE w:val="0"/>
+        <w:autoSpaceDN w:val="0"/>
+        <w:adjustRightInd w:val="0"/>
+        <w:spacing w:after="0" w:line="240" w:lineRule="auto"/>
+        <w:rPr>
+          <w:rFonts w:ascii="Poppins-Bold" w:hAnsi="Poppins-Bold" w:cs="Poppins-Bold"/>
+          <w:b/>
+          <w:bCs/>
+          <w:color w:val="FFFFFF"/>
+          <w:sz w:val="24"/>
+          <w:szCs w:val="24"/>
+        </w:rPr>
+      </w:pPr>
+    </w:p>
+    <w:p>
+      <w:pPr>
+        <w:autoSpaceDE w:val="0"/>
+        <w:autoSpaceDN w:val="0"/>
+        <w:adjustRightInd w:val="0"/>
+        <w:spacing w:after="0" w:line="240" w:lineRule="auto"/>
+        <w:rPr>
+          <w:rFonts w:ascii="Poppins-Bold" w:hAnsi="Poppins-Bold" w:cs="Poppins-Bold"/>
+          <w:b/>
+          <w:bCs/>
+          <w:color w:val="FFFFFF"/>
+          <w:sz w:val="24"/>
+          <w:szCs w:val="24"/>
+        </w:rPr>
+      </w:pPr>
+      <w:bookmarkStart w:id="0" w:name="_GoBack"/>
+      <w:bookmarkEnd w:id="0"/>
+    </w:p>
+    <w:p>
+      <w:pPr>
+        <w:autoSpaceDE w:val="0"/>
+        <w:autoSpaceDN w:val="0"/>
+        <w:adjustRightInd w:val="0"/>
+        <w:spacing w:after="0" w:line="240" w:lineRule="auto"/>
+        <w:rPr>
+          <w:rFonts w:ascii="Poppins-Bold" w:hAnsi="Poppins-Bold" w:cs="Poppins-Bold"/>
+          <w:b/>
+          <w:bCs/>
+          <w:color w:val="FFFFFF"/>
+          <w:sz w:val="24"/>
+          <w:szCs w:val="24"/>
+        </w:rPr>
+      </w:pPr>
+    </w:p>
+    <w:p>
+      <w:pPr>
+        <w:autoSpaceDE w:val="0"/>
+        <w:autoSpaceDN w:val="0"/>
+        <w:adjustRightInd w:val="0"/>
+        <w:spacing w:after="0" w:line="240" w:lineRule="auto"/>
+        <w:rPr>
+          <w:rFonts w:ascii="Poppins-Bold" w:hAnsi="Poppins-Bold" w:cs="Poppins-Bold"/>
+          <w:b/>
+          <w:bCs/>
           <w:color w:val="1E3A5F"/>
           <w:sz w:val="20"/>
           <w:szCs w:val="20"/>
@@ -10521,8 +9982,7 @@
           <w:sz w:val="24"/>
           <w:szCs w:val="24"/>
         </w:rPr>
-        <w:lastRenderedPageBreak/>
-        <w:t xml:space="preserve">Mini Capstone </w:t>
+        <w:t xml:space="preserve"> </w:t>
       </w:r>
       <w:r>
         <w:rPr>
@@ -10614,21 +10074,12 @@
       <w:pPr>
         <w:pStyle w:val="NormalWeb"/>
       </w:pPr>
-      <w:proofErr w:type="spellStart"/>
-      <w:r>
-        <w:rPr>
-          <w:b/>
-          <w:bCs/>
-        </w:rPr>
-        <w:t>FoodRush</w:t>
-      </w:r>
-      <w:proofErr w:type="spellEnd"/>
-      <w:r>
-        <w:rPr>
-          <w:b/>
-          <w:bCs/>
-        </w:rPr>
-        <w:t xml:space="preserve"> Operations Intelligence Summary</w:t>
+      <w:r>
+        <w:rPr>
+          <w:b/>
+          <w:bCs/>
+        </w:rPr>
+        <w:t>FoodRush Operations Intelligence Summary</w:t>
       </w:r>
     </w:p>
     <w:p>
@@ -10636,15 +10087,7 @@
         <w:pStyle w:val="NormalWeb"/>
       </w:pPr>
       <w:r>
-        <w:t xml:space="preserve">The </w:t>
-      </w:r>
-      <w:proofErr w:type="spellStart"/>
-      <w:r>
-        <w:t>FoodRush</w:t>
-      </w:r>
-      <w:proofErr w:type="spellEnd"/>
-      <w:r>
-        <w:t xml:space="preserve"> operational intelligence dashboard highlights a total revenue of </w:t>
+        <w:t xml:space="preserve">The FoodRush operational intelligence dashboard highlights a total revenue of </w:t>
       </w:r>
       <w:r>
         <w:rPr>
@@ -10754,6 +10197,7 @@
           <w:sz w:val="20"/>
           <w:szCs w:val="20"/>
         </w:rPr>
+        <w:lastRenderedPageBreak/>
         <w:drawing>
           <wp:inline distT="0" distB="0" distL="0" distR="0">
             <wp:extent cx="5993393" cy="3483980"/>
@@ -10770,7 +10214,7 @@
                     <pic:cNvPicPr/>
                   </pic:nvPicPr>
                   <pic:blipFill>
-                    <a:blip r:embed="rId19" cstate="print">
+                    <a:blip r:embed="rId24" cstate="print">
                       <a:extLst>
                         <a:ext uri="{28A0092B-C50C-407E-A947-70E740481C1C}">
                           <a14:useLocalDpi xmlns:a14="http://schemas.microsoft.com/office/drawing/2010/main" val="0"/>
@@ -10857,7 +10301,6 @@
           <w:sz w:val="20"/>
           <w:szCs w:val="20"/>
         </w:rPr>
-        <w:lastRenderedPageBreak/>
         <w:drawing>
           <wp:inline distT="0" distB="0" distL="0" distR="0">
             <wp:extent cx="5943600" cy="3131820"/>
@@ -10874,7 +10317,7 @@
                     <pic:cNvPicPr/>
                   </pic:nvPicPr>
                   <pic:blipFill>
-                    <a:blip r:embed="rId20" cstate="print">
+                    <a:blip r:embed="rId25" cstate="print">
                       <a:extLst>
                         <a:ext uri="{28A0092B-C50C-407E-A947-70E740481C1C}">
                           <a14:useLocalDpi xmlns:a14="http://schemas.microsoft.com/office/drawing/2010/main" val="0"/>
@@ -11165,7 +10608,6 @@
           <w:sz w:val="20"/>
           <w:szCs w:val="20"/>
         </w:rPr>
-        <w:lastRenderedPageBreak/>
         <w:t>Session D:</w:t>
       </w:r>
       <w:r>
@@ -11286,8 +10728,6 @@
           <w:szCs w:val="20"/>
         </w:rPr>
       </w:pPr>
-      <w:bookmarkStart w:id="0" w:name="_GoBack"/>
-      <w:bookmarkEnd w:id="0"/>
     </w:p>
     <w:p>
       <w:pPr>
@@ -11348,7 +10788,7 @@
                     <pic:cNvPicPr/>
                   </pic:nvPicPr>
                   <pic:blipFill>
-                    <a:blip r:embed="rId21" cstate="print">
+                    <a:blip r:embed="rId26" cstate="print">
                       <a:extLst>
                         <a:ext uri="{28A0092B-C50C-407E-A947-70E740481C1C}">
                           <a14:useLocalDpi xmlns:a14="http://schemas.microsoft.com/office/drawing/2010/main" val="0"/>
@@ -11412,6 +10852,7 @@
         <w:rPr>
           <w:noProof/>
         </w:rPr>
+        <w:lastRenderedPageBreak/>
         <w:drawing>
           <wp:inline distT="0" distB="0" distL="0" distR="0" wp14:anchorId="64402737" wp14:editId="1AE43548">
             <wp:extent cx="5943600" cy="3343275"/>
@@ -11428,7 +10869,7 @@
                     <pic:cNvPicPr/>
                   </pic:nvPicPr>
                   <pic:blipFill>
-                    <a:blip r:embed="rId22"/>
+                    <a:blip r:embed="rId27"/>
                     <a:stretch>
                       <a:fillRect/>
                     </a:stretch>
@@ -11585,41 +11026,13 @@
         </w:rPr>
         <w:t xml:space="preserve"> in sales or no order data. Using </w:t>
       </w:r>
-      <w:proofErr w:type="gramStart"/>
       <w:r>
         <w:rPr>
           <w:rFonts w:ascii="Courier New" w:eastAsia="Times New Roman" w:hAnsi="Courier New" w:cs="Courier New"/>
           <w:sz w:val="20"/>
           <w:szCs w:val="20"/>
         </w:rPr>
-        <w:t>DIVIDE(</w:t>
-      </w:r>
-      <w:proofErr w:type="gramEnd"/>
-      <w:r>
-        <w:rPr>
-          <w:rFonts w:ascii="Courier New" w:eastAsia="Times New Roman" w:hAnsi="Courier New" w:cs="Courier New"/>
-          <w:sz w:val="20"/>
-          <w:szCs w:val="20"/>
-        </w:rPr>
-        <w:t xml:space="preserve">Numerator, Denominator, </w:t>
-      </w:r>
-      <w:proofErr w:type="spellStart"/>
-      <w:r>
-        <w:rPr>
-          <w:rFonts w:ascii="Courier New" w:eastAsia="Times New Roman" w:hAnsi="Courier New" w:cs="Courier New"/>
-          <w:sz w:val="20"/>
-          <w:szCs w:val="20"/>
-        </w:rPr>
-        <w:t>AlternateResult</w:t>
-      </w:r>
-      <w:proofErr w:type="spellEnd"/>
-      <w:r>
-        <w:rPr>
-          <w:rFonts w:ascii="Courier New" w:eastAsia="Times New Roman" w:hAnsi="Courier New" w:cs="Courier New"/>
-          <w:sz w:val="20"/>
-          <w:szCs w:val="20"/>
-        </w:rPr>
-        <w:t>)</w:t>
+        <w:t>DIVIDE(Numerator, Denominator, AlternateResult)</w:t>
       </w:r>
       <w:r>
         <w:rPr>
@@ -11693,7 +11106,6 @@
         </w:rPr>
         <w:t xml:space="preserve"> For the earliest recorded month in the dataset (where </w:t>
       </w:r>
-      <w:proofErr w:type="spellStart"/>
       <w:r>
         <w:rPr>
           <w:rFonts w:ascii="Courier New" w:eastAsia="Times New Roman" w:hAnsi="Courier New" w:cs="Courier New"/>
@@ -11702,7 +11114,6 @@
         </w:rPr>
         <w:t>PreviousRevenue</w:t>
       </w:r>
-      <w:proofErr w:type="spellEnd"/>
       <w:r>
         <w:rPr>
           <w:rFonts w:ascii="Times New Roman" w:eastAsia="Times New Roman" w:hAnsi="Times New Roman" w:cs="Times New Roman"/>
@@ -11711,23 +11122,13 @@
         </w:rPr>
         <w:t xml:space="preserve"> is </w:t>
       </w:r>
-      <w:proofErr w:type="gramStart"/>
       <w:r>
         <w:rPr>
           <w:rFonts w:ascii="Courier New" w:eastAsia="Times New Roman" w:hAnsi="Courier New" w:cs="Courier New"/>
           <w:sz w:val="20"/>
           <w:szCs w:val="20"/>
         </w:rPr>
-        <w:t>BLANK(</w:t>
-      </w:r>
-      <w:proofErr w:type="gramEnd"/>
-      <w:r>
-        <w:rPr>
-          <w:rFonts w:ascii="Courier New" w:eastAsia="Times New Roman" w:hAnsi="Courier New" w:cs="Courier New"/>
-          <w:sz w:val="20"/>
-          <w:szCs w:val="20"/>
-        </w:rPr>
-        <w:t>)</w:t>
+        <w:t>BLANK()</w:t>
       </w:r>
       <w:r>
         <w:rPr>
@@ -11940,6 +11341,7 @@
                 <w:sz w:val="24"/>
                 <w:szCs w:val="24"/>
               </w:rPr>
+              <w:lastRenderedPageBreak/>
               <w:t>Month</w:t>
             </w:r>
           </w:p>
@@ -12864,23 +12266,13 @@
         </w:rPr>
         <w:t xml:space="preserve"> Place </w:t>
       </w:r>
-      <w:proofErr w:type="gramStart"/>
       <w:r>
         <w:rPr>
           <w:rFonts w:ascii="Courier New" w:eastAsia="Times New Roman" w:hAnsi="Courier New" w:cs="Courier New"/>
           <w:sz w:val="20"/>
           <w:szCs w:val="20"/>
         </w:rPr>
-        <w:t>Calendar[</w:t>
-      </w:r>
-      <w:proofErr w:type="gramEnd"/>
-      <w:r>
-        <w:rPr>
-          <w:rFonts w:ascii="Courier New" w:eastAsia="Times New Roman" w:hAnsi="Courier New" w:cs="Courier New"/>
-          <w:sz w:val="20"/>
-          <w:szCs w:val="20"/>
-        </w:rPr>
-        <w:t>Month-Year]</w:t>
+        <w:t>Calendar[Month-Year]</w:t>
       </w:r>
       <w:r>
         <w:rPr>
@@ -13054,7 +12446,6 @@
         </w:rPr>
         <w:t xml:space="preserve"> that calculates the average </w:t>
       </w:r>
-      <w:proofErr w:type="spellStart"/>
       <w:r>
         <w:rPr>
           <w:rStyle w:val="HTMLCode"/>
@@ -13065,7 +12456,6 @@
         </w:rPr>
         <w:t>OrderAmount</w:t>
       </w:r>
-      <w:proofErr w:type="spellEnd"/>
       <w:r>
         <w:rPr>
           <w:rFonts w:ascii="Courier New" w:hAnsi="Courier New" w:cs="Courier New"/>
@@ -13077,7 +12467,6 @@
         </w:rPr>
         <w:t xml:space="preserve"> from the </w:t>
       </w:r>
-      <w:proofErr w:type="spellStart"/>
       <w:r>
         <w:rPr>
           <w:rStyle w:val="HTMLCode"/>
@@ -13088,7 +12477,6 @@
         </w:rPr>
         <w:t>Cleaned_Data_Result</w:t>
       </w:r>
-      <w:proofErr w:type="spellEnd"/>
       <w:r>
         <w:rPr>
           <w:rFonts w:ascii="Courier New" w:hAnsi="Courier New" w:cs="Courier New"/>
@@ -13100,7 +12488,6 @@
         </w:rPr>
         <w:t xml:space="preserve"> table, but only for orders where the </w:t>
       </w:r>
-      <w:proofErr w:type="spellStart"/>
       <w:r>
         <w:rPr>
           <w:rStyle w:val="HTMLCode"/>
@@ -13111,7 +12498,6 @@
         </w:rPr>
         <w:t>DeliveryStatus</w:t>
       </w:r>
-      <w:proofErr w:type="spellEnd"/>
       <w:r>
         <w:rPr>
           <w:rFonts w:ascii="Courier New" w:hAnsi="Courier New" w:cs="Courier New"/>
@@ -13220,7 +12606,6 @@
           <w:color w:val="FFFFFF"/>
         </w:rPr>
       </w:pPr>
-      <w:proofErr w:type="gramStart"/>
       <w:r>
         <w:rPr>
           <w:rStyle w:val="HTMLCode"/>
@@ -13228,7 +12613,6 @@
         </w:rPr>
         <w:t>CALCULATE(</w:t>
       </w:r>
-      <w:proofErr w:type="gramEnd"/>
     </w:p>
     <w:p>
       <w:pPr>
@@ -13244,39 +12628,7 @@
           <w:rStyle w:val="HTMLCode"/>
           <w:color w:val="FFFFFF"/>
         </w:rPr>
-        <w:t xml:space="preserve">    AVERAGE('</w:t>
-      </w:r>
-      <w:proofErr w:type="spellStart"/>
-      <w:r>
-        <w:rPr>
-          <w:rStyle w:val="HTMLCode"/>
-          <w:color w:val="FFFFFF"/>
-        </w:rPr>
-        <w:t>Cleaned_Data_Result</w:t>
-      </w:r>
-      <w:proofErr w:type="spellEnd"/>
-      <w:r>
-        <w:rPr>
-          <w:rStyle w:val="HTMLCode"/>
-          <w:color w:val="FFFFFF"/>
-        </w:rPr>
-        <w:t>'[</w:t>
-      </w:r>
-      <w:proofErr w:type="spellStart"/>
-      <w:r>
-        <w:rPr>
-          <w:rStyle w:val="HTMLCode"/>
-          <w:color w:val="FFFFFF"/>
-        </w:rPr>
-        <w:t>OrderAmount</w:t>
-      </w:r>
-      <w:proofErr w:type="spellEnd"/>
-      <w:r>
-        <w:rPr>
-          <w:rStyle w:val="HTMLCode"/>
-          <w:color w:val="FFFFFF"/>
-        </w:rPr>
-        <w:t>]),</w:t>
+        <w:t xml:space="preserve">    AVERAGE('Cleaned_Data_Result'[OrderAmount]),</w:t>
       </w:r>
     </w:p>
     <w:p>
@@ -13293,39 +12645,7 @@
           <w:rStyle w:val="HTMLCode"/>
           <w:color w:val="FFFFFF"/>
         </w:rPr>
-        <w:t xml:space="preserve">    '</w:t>
-      </w:r>
-      <w:proofErr w:type="spellStart"/>
-      <w:r>
-        <w:rPr>
-          <w:rStyle w:val="HTMLCode"/>
-          <w:color w:val="FFFFFF"/>
-        </w:rPr>
-        <w:t>Cleaned_Data_Result</w:t>
-      </w:r>
-      <w:proofErr w:type="spellEnd"/>
-      <w:r>
-        <w:rPr>
-          <w:rStyle w:val="HTMLCode"/>
-          <w:color w:val="FFFFFF"/>
-        </w:rPr>
-        <w:t>'[</w:t>
-      </w:r>
-      <w:proofErr w:type="spellStart"/>
-      <w:r>
-        <w:rPr>
-          <w:rStyle w:val="HTMLCode"/>
-          <w:color w:val="FFFFFF"/>
-        </w:rPr>
-        <w:t>DeliveryStatus</w:t>
-      </w:r>
-      <w:proofErr w:type="spellEnd"/>
-      <w:r>
-        <w:rPr>
-          <w:rStyle w:val="HTMLCode"/>
-          <w:color w:val="FFFFFF"/>
-        </w:rPr>
-        <w:t>] = "Delivered"</w:t>
+        <w:t xml:space="preserve">    'Cleaned_Data_Result'[DeliveryStatus] = "Delivered"</w:t>
       </w:r>
     </w:p>
     <w:p>
@@ -13415,7 +12735,6 @@
           <w:color w:val="FFFFFF"/>
         </w:rPr>
       </w:pPr>
-      <w:proofErr w:type="gramStart"/>
       <w:r>
         <w:rPr>
           <w:rStyle w:val="HTMLCode"/>
@@ -13423,7 +12742,6 @@
         </w:rPr>
         <w:t>CALCULATE(</w:t>
       </w:r>
-      <w:proofErr w:type="gramEnd"/>
     </w:p>
     <w:p>
       <w:pPr>
@@ -13439,39 +12757,7 @@
           <w:rStyle w:val="HTMLCode"/>
           <w:color w:val="FFFFFF"/>
         </w:rPr>
-        <w:t xml:space="preserve">    AVERAGE('</w:t>
-      </w:r>
-      <w:proofErr w:type="spellStart"/>
-      <w:r>
-        <w:rPr>
-          <w:rStyle w:val="HTMLCode"/>
-          <w:color w:val="FFFFFF"/>
-        </w:rPr>
-        <w:t>Cleaned_Data_Result</w:t>
-      </w:r>
-      <w:proofErr w:type="spellEnd"/>
-      <w:r>
-        <w:rPr>
-          <w:rStyle w:val="HTMLCode"/>
-          <w:color w:val="FFFFFF"/>
-        </w:rPr>
-        <w:t>'[</w:t>
-      </w:r>
-      <w:proofErr w:type="spellStart"/>
-      <w:r>
-        <w:rPr>
-          <w:rStyle w:val="HTMLCode"/>
-          <w:color w:val="FFFFFF"/>
-        </w:rPr>
-        <w:t>OrderAmount</w:t>
-      </w:r>
-      <w:proofErr w:type="spellEnd"/>
-      <w:r>
-        <w:rPr>
-          <w:rStyle w:val="HTMLCode"/>
-          <w:color w:val="FFFFFF"/>
-        </w:rPr>
-        <w:t>]),</w:t>
+        <w:t xml:space="preserve">    AVERAGE('Cleaned_Data_Result'[OrderAmount]),</w:t>
       </w:r>
     </w:p>
     <w:p>
@@ -13488,39 +12774,7 @@
           <w:rStyle w:val="HTMLCode"/>
           <w:color w:val="FFFFFF"/>
         </w:rPr>
-        <w:t xml:space="preserve">    KEEPFILTERS('</w:t>
-      </w:r>
-      <w:proofErr w:type="spellStart"/>
-      <w:r>
-        <w:rPr>
-          <w:rStyle w:val="HTMLCode"/>
-          <w:color w:val="FFFFFF"/>
-        </w:rPr>
-        <w:t>Cleaned_Data_Result</w:t>
-      </w:r>
-      <w:proofErr w:type="spellEnd"/>
-      <w:r>
-        <w:rPr>
-          <w:rStyle w:val="HTMLCode"/>
-          <w:color w:val="FFFFFF"/>
-        </w:rPr>
-        <w:t>'[</w:t>
-      </w:r>
-      <w:proofErr w:type="spellStart"/>
-      <w:r>
-        <w:rPr>
-          <w:rStyle w:val="HTMLCode"/>
-          <w:color w:val="FFFFFF"/>
-        </w:rPr>
-        <w:t>DeliveryStatus</w:t>
-      </w:r>
-      <w:proofErr w:type="spellEnd"/>
-      <w:r>
-        <w:rPr>
-          <w:rStyle w:val="HTMLCode"/>
-          <w:color w:val="FFFFFF"/>
-        </w:rPr>
-        <w:t>] = "Delivered")</w:t>
+        <w:t xml:space="preserve">    KEEPFILTERS('Cleaned_Data_Result'[DeliveryStatus] = "Delivered")</w:t>
       </w:r>
     </w:p>
     <w:p>
@@ -13632,23 +12886,7 @@
           <w:rStyle w:val="HTMLCode"/>
           <w:color w:val="FFFFFF"/>
         </w:rPr>
-        <w:t xml:space="preserve">VAR </w:t>
-      </w:r>
-      <w:proofErr w:type="spellStart"/>
-      <w:r>
-        <w:rPr>
-          <w:rStyle w:val="HTMLCode"/>
-          <w:color w:val="FFFFFF"/>
-        </w:rPr>
-        <w:t>AvgValue</w:t>
-      </w:r>
-      <w:proofErr w:type="spellEnd"/>
-      <w:r>
-        <w:rPr>
-          <w:rStyle w:val="HTMLCode"/>
-          <w:color w:val="FFFFFF"/>
-        </w:rPr>
-        <w:t xml:space="preserve"> = </w:t>
+        <w:t xml:space="preserve">VAR AvgValue = </w:t>
       </w:r>
     </w:p>
     <w:p>
@@ -13665,17 +12903,8 @@
           <w:rStyle w:val="HTMLCode"/>
           <w:color w:val="FFFFFF"/>
         </w:rPr>
-        <w:t xml:space="preserve">    </w:t>
-      </w:r>
-      <w:proofErr w:type="gramStart"/>
-      <w:r>
-        <w:rPr>
-          <w:rStyle w:val="HTMLCode"/>
-          <w:color w:val="FFFFFF"/>
-        </w:rPr>
-        <w:t>CALCULATE(</w:t>
-      </w:r>
-      <w:proofErr w:type="gramEnd"/>
+        <w:t xml:space="preserve">    CALCULATE(</w:t>
+      </w:r>
     </w:p>
     <w:p>
       <w:pPr>
@@ -13691,39 +12920,7 @@
           <w:rStyle w:val="HTMLCode"/>
           <w:color w:val="FFFFFF"/>
         </w:rPr>
-        <w:t xml:space="preserve">        AVERAGE('</w:t>
-      </w:r>
-      <w:proofErr w:type="spellStart"/>
-      <w:r>
-        <w:rPr>
-          <w:rStyle w:val="HTMLCode"/>
-          <w:color w:val="FFFFFF"/>
-        </w:rPr>
-        <w:t>Cleaned_Data_Result</w:t>
-      </w:r>
-      <w:proofErr w:type="spellEnd"/>
-      <w:r>
-        <w:rPr>
-          <w:rStyle w:val="HTMLCode"/>
-          <w:color w:val="FFFFFF"/>
-        </w:rPr>
-        <w:t>'[</w:t>
-      </w:r>
-      <w:proofErr w:type="spellStart"/>
-      <w:r>
-        <w:rPr>
-          <w:rStyle w:val="HTMLCode"/>
-          <w:color w:val="FFFFFF"/>
-        </w:rPr>
-        <w:t>OrderAmount</w:t>
-      </w:r>
-      <w:proofErr w:type="spellEnd"/>
-      <w:r>
-        <w:rPr>
-          <w:rStyle w:val="HTMLCode"/>
-          <w:color w:val="FFFFFF"/>
-        </w:rPr>
-        <w:t>]),</w:t>
+        <w:t xml:space="preserve">        AVERAGE('Cleaned_Data_Result'[OrderAmount]),</w:t>
       </w:r>
     </w:p>
     <w:p>
@@ -13740,39 +12937,7 @@
           <w:rStyle w:val="HTMLCode"/>
           <w:color w:val="FFFFFF"/>
         </w:rPr>
-        <w:t xml:space="preserve">        KEEPFILTERS('</w:t>
-      </w:r>
-      <w:proofErr w:type="spellStart"/>
-      <w:r>
-        <w:rPr>
-          <w:rStyle w:val="HTMLCode"/>
-          <w:color w:val="FFFFFF"/>
-        </w:rPr>
-        <w:t>Cleaned_Data_Result</w:t>
-      </w:r>
-      <w:proofErr w:type="spellEnd"/>
-      <w:r>
-        <w:rPr>
-          <w:rStyle w:val="HTMLCode"/>
-          <w:color w:val="FFFFFF"/>
-        </w:rPr>
-        <w:t>'[</w:t>
-      </w:r>
-      <w:proofErr w:type="spellStart"/>
-      <w:r>
-        <w:rPr>
-          <w:rStyle w:val="HTMLCode"/>
-          <w:color w:val="FFFFFF"/>
-        </w:rPr>
-        <w:t>DeliveryStatus</w:t>
-      </w:r>
-      <w:proofErr w:type="spellEnd"/>
-      <w:r>
-        <w:rPr>
-          <w:rStyle w:val="HTMLCode"/>
-          <w:color w:val="FFFFFF"/>
-        </w:rPr>
-        <w:t>] = "Delivered")</w:t>
+        <w:t xml:space="preserve">        KEEPFILTERS('Cleaned_Data_Result'[DeliveryStatus] = "Delivered")</w:t>
       </w:r>
     </w:p>
     <w:p>
@@ -13823,39 +12988,7 @@
           <w:rStyle w:val="HTMLCode"/>
           <w:color w:val="FFFFFF"/>
         </w:rPr>
-        <w:t xml:space="preserve">    IF(ISBLANK(</w:t>
-      </w:r>
-      <w:proofErr w:type="spellStart"/>
-      <w:r>
-        <w:rPr>
-          <w:rStyle w:val="HTMLCode"/>
-          <w:color w:val="FFFFFF"/>
-        </w:rPr>
-        <w:t>AvgValue</w:t>
-      </w:r>
-      <w:proofErr w:type="spellEnd"/>
-      <w:r>
-        <w:rPr>
-          <w:rStyle w:val="HTMLCode"/>
-          <w:color w:val="FFFFFF"/>
-        </w:rPr>
-        <w:t xml:space="preserve">), 0, </w:t>
-      </w:r>
-      <w:proofErr w:type="spellStart"/>
-      <w:r>
-        <w:rPr>
-          <w:rStyle w:val="HTMLCode"/>
-          <w:color w:val="FFFFFF"/>
-        </w:rPr>
-        <w:t>AvgValue</w:t>
-      </w:r>
-      <w:proofErr w:type="spellEnd"/>
-      <w:r>
-        <w:rPr>
-          <w:rStyle w:val="HTMLCode"/>
-          <w:color w:val="FFFFFF"/>
-        </w:rPr>
-        <w:t>)</w:t>
+        <w:t xml:space="preserve">    IF(ISBLANK(AvgValue), 0, AvgValue)</w:t>
       </w:r>
     </w:p>
     <w:p>
@@ -13877,7 +13010,6 @@
           <w:sz w:val="30"/>
           <w:szCs w:val="30"/>
         </w:rPr>
-        <w:lastRenderedPageBreak/>
         <w:t>3. Change Explanation &amp; Reason for Fix</w:t>
       </w:r>
     </w:p>
@@ -13902,23 +13034,13 @@
         </w:rPr>
         <w:t xml:space="preserve">The AI's original code used a standard filter predicate inside </w:t>
       </w:r>
-      <w:proofErr w:type="gramStart"/>
       <w:r>
         <w:rPr>
           <w:rStyle w:val="HTMLCode"/>
           <w:color w:val="1F1F1F"/>
           <w:shd w:val="clear" w:color="auto" w:fill="F2F0F0"/>
         </w:rPr>
-        <w:t>CALCULATE(</w:t>
-      </w:r>
-      <w:proofErr w:type="gramEnd"/>
-      <w:r>
-        <w:rPr>
-          <w:rStyle w:val="HTMLCode"/>
-          <w:color w:val="1F1F1F"/>
-          <w:shd w:val="clear" w:color="auto" w:fill="F2F0F0"/>
-        </w:rPr>
-        <w:t>)</w:t>
+        <w:t>CALCULATE()</w:t>
       </w:r>
       <w:r>
         <w:rPr>
@@ -13946,7 +13068,6 @@
         </w:rPr>
         <w:t xml:space="preserve"> and overwrites external context if a user selects a specific </w:t>
       </w:r>
-      <w:proofErr w:type="spellStart"/>
       <w:r>
         <w:rPr>
           <w:rStyle w:val="HTMLCode"/>
@@ -13955,7 +13076,6 @@
         </w:rPr>
         <w:t>DeliveryStatus</w:t>
       </w:r>
-      <w:proofErr w:type="spellEnd"/>
       <w:r>
         <w:rPr>
           <w:rFonts w:ascii="Arial" w:hAnsi="Arial" w:cs="Arial"/>
@@ -13965,23 +13085,13 @@
         </w:rPr>
         <w:t xml:space="preserve"> slicer or cross-filters visuals. Adding </w:t>
       </w:r>
-      <w:proofErr w:type="gramStart"/>
       <w:r>
         <w:rPr>
           <w:rStyle w:val="HTMLCode"/>
           <w:color w:val="1F1F1F"/>
           <w:shd w:val="clear" w:color="auto" w:fill="F2F0F0"/>
         </w:rPr>
-        <w:t>KEEPFILTERS(</w:t>
-      </w:r>
-      <w:proofErr w:type="gramEnd"/>
-      <w:r>
-        <w:rPr>
-          <w:rStyle w:val="HTMLCode"/>
-          <w:color w:val="1F1F1F"/>
-          <w:shd w:val="clear" w:color="auto" w:fill="F2F0F0"/>
-        </w:rPr>
-        <w:t>)</w:t>
+        <w:t>KEEPFILTERS()</w:t>
       </w:r>
       <w:r>
         <w:rPr>
@@ -13992,23 +13102,13 @@
         </w:rPr>
         <w:t xml:space="preserve"> preserves existing page/slicer filter contexts without blanket overwrites, ensuring correct interaction in report visuals. Additionally, wrapped </w:t>
       </w:r>
-      <w:proofErr w:type="gramStart"/>
       <w:r>
         <w:rPr>
           <w:rStyle w:val="HTMLCode"/>
           <w:color w:val="1F1F1F"/>
           <w:shd w:val="clear" w:color="auto" w:fill="F2F0F0"/>
         </w:rPr>
-        <w:t>ISBLANK(</w:t>
-      </w:r>
-      <w:proofErr w:type="gramEnd"/>
-      <w:r>
-        <w:rPr>
-          <w:rStyle w:val="HTMLCode"/>
-          <w:color w:val="1F1F1F"/>
-          <w:shd w:val="clear" w:color="auto" w:fill="F2F0F0"/>
-        </w:rPr>
-        <w:t>)</w:t>
+        <w:t>ISBLANK()</w:t>
       </w:r>
       <w:r>
         <w:rPr>
@@ -18032,7 +17132,6 @@
     <w:name w:val="Normal (Web)"/>
     <w:basedOn w:val="Normal"/>
     <w:uiPriority w:val="99"/>
-    <w:semiHidden/>
     <w:unhideWhenUsed/>
     <w:rsid w:val="00244D99"/>
     <w:pPr>
@@ -18179,6 +17278,24 @@
     <w:name w:val="ng-tns-c1098185583-64"/>
     <w:basedOn w:val="DefaultParagraphFont"/>
     <w:rsid w:val="00A1176B"/>
+  </w:style>
+  <w:style w:type="character" w:customStyle="1" w:styleId="bg-slate-100">
+    <w:name w:val="bg-slate-100"/>
+    <w:basedOn w:val="DefaultParagraphFont"/>
+    <w:rsid w:val="00DB5A98"/>
+  </w:style>
+  <w:style w:type="paragraph" w:customStyle="1" w:styleId="text-xs">
+    <w:name w:val="text-xs"/>
+    <w:basedOn w:val="Normal"/>
+    <w:rsid w:val="00DB5A98"/>
+    <w:pPr>
+      <w:spacing w:before="100" w:beforeAutospacing="1" w:after="100" w:afterAutospacing="1" w:line="240" w:lineRule="auto"/>
+    </w:pPr>
+    <w:rPr>
+      <w:rFonts w:ascii="Times New Roman" w:eastAsia="Times New Roman" w:hAnsi="Times New Roman" w:cs="Times New Roman"/>
+      <w:sz w:val="24"/>
+      <w:szCs w:val="24"/>
+    </w:rPr>
   </w:style>
 </w:styles>
 </file>

--- a/Assessment/Assessment.pbix.docx
+++ b/Assessment/Assessment.pbix.docx
@@ -58,7 +58,15 @@
           <w:b/>
           <w:color w:val="ED7D31" w:themeColor="accent2"/>
         </w:rPr>
-        <w:t>S 1:</w:t>
+        <w:t xml:space="preserve">S </w:t>
+      </w:r>
+      <w:proofErr w:type="gramStart"/>
+      <w:r>
+        <w:rPr>
+          <w:b/>
+          <w:color w:val="ED7D31" w:themeColor="accent2"/>
+        </w:rPr>
+        <w:t>1:</w:t>
       </w:r>
       <w:r>
         <w:rPr>
@@ -69,7 +77,19 @@
           <w:sz w:val="20"/>
           <w:szCs w:val="20"/>
         </w:rPr>
-        <w:t xml:space="preserve">Question: </w:t>
+        <w:t>Question</w:t>
+      </w:r>
+      <w:proofErr w:type="gramEnd"/>
+      <w:r>
+        <w:rPr>
+          <w:rFonts w:ascii="Poppins-Bold" w:hAnsi="Poppins-Bold" w:cs="Poppins-Bold"/>
+          <w:b/>
+          <w:bCs/>
+          <w:color w:val="1E3A5F"/>
+          <w:sz w:val="20"/>
+          <w:szCs w:val="20"/>
+        </w:rPr>
+        <w:t xml:space="preserve">: </w:t>
       </w:r>
       <w:r>
         <w:rPr>
@@ -78,7 +98,27 @@
           <w:sz w:val="20"/>
           <w:szCs w:val="20"/>
         </w:rPr>
-        <w:t>Explain the difference between Import Mode and DirectQuery in Power BI. Which</w:t>
+        <w:t xml:space="preserve">Explain the difference between Import Mode and </w:t>
+      </w:r>
+      <w:proofErr w:type="spellStart"/>
+      <w:r>
+        <w:rPr>
+          <w:rFonts w:ascii="Poppins-Regular" w:hAnsi="Poppins-Regular" w:cs="Poppins-Regular"/>
+          <w:color w:val="0F172A"/>
+          <w:sz w:val="20"/>
+          <w:szCs w:val="20"/>
+        </w:rPr>
+        <w:t>DirectQuery</w:t>
+      </w:r>
+      <w:proofErr w:type="spellEnd"/>
+      <w:r>
+        <w:rPr>
+          <w:rFonts w:ascii="Poppins-Regular" w:hAnsi="Poppins-Regular" w:cs="Poppins-Regular"/>
+          <w:color w:val="0F172A"/>
+          <w:sz w:val="20"/>
+          <w:szCs w:val="20"/>
+        </w:rPr>
+        <w:t xml:space="preserve"> in Power BI. Which</w:t>
       </w:r>
       <w:r>
         <w:rPr>
@@ -435,7 +475,23 @@
           <w:b/>
           <w:bCs/>
         </w:rPr>
-        <w:t>Import Mode vs. DirectQuery in Power BI</w:t>
+        <w:t xml:space="preserve">Import Mode vs. </w:t>
+      </w:r>
+      <w:proofErr w:type="spellStart"/>
+      <w:r>
+        <w:rPr>
+          <w:b/>
+          <w:bCs/>
+        </w:rPr>
+        <w:t>DirectQuery</w:t>
+      </w:r>
+      <w:proofErr w:type="spellEnd"/>
+      <w:r>
+        <w:rPr>
+          <w:b/>
+          <w:bCs/>
+        </w:rPr>
+        <w:t xml:space="preserve"> in Power BI</w:t>
       </w:r>
     </w:p>
     <w:p>
@@ -454,7 +510,15 @@
         <w:t>Import Mode:</w:t>
       </w:r>
       <w:r>
-        <w:t xml:space="preserve"> Ingests and compresses source data directly into Power BI’s in-memory engine (VertiPaq). It delivers blazingly fast query performance, full DAX/M capability, and offline availability, but requires scheduled data refreshes and is bounded by dataset size limits.</w:t>
+        <w:t xml:space="preserve"> Ingests and compresses source data directly into Power BI’s in-memory engine (</w:t>
+      </w:r>
+      <w:proofErr w:type="spellStart"/>
+      <w:r>
+        <w:t>VertiPaq</w:t>
+      </w:r>
+      <w:proofErr w:type="spellEnd"/>
+      <w:r>
+        <w:t>). It delivers blazingly fast query performance, full DAX/M capability, and offline availability, but requires scheduled data refreshes and is bounded by dataset size limits.</w:t>
       </w:r>
     </w:p>
     <w:p>
@@ -465,12 +529,21 @@
           <w:numId w:val="20"/>
         </w:numPr>
       </w:pPr>
-      <w:r>
-        <w:rPr>
-          <w:b/>
-          <w:bCs/>
-        </w:rPr>
-        <w:t>DirectQuery Mode:</w:t>
+      <w:proofErr w:type="spellStart"/>
+      <w:r>
+        <w:rPr>
+          <w:b/>
+          <w:bCs/>
+        </w:rPr>
+        <w:t>DirectQuery</w:t>
+      </w:r>
+      <w:proofErr w:type="spellEnd"/>
+      <w:r>
+        <w:rPr>
+          <w:b/>
+          <w:bCs/>
+        </w:rPr>
+        <w:t xml:space="preserve"> Mode:</w:t>
       </w:r>
       <w:r>
         <w:t xml:space="preserve"> Keeps data in the underlying source database and queries it live in real time using native SQL/source dialects whenever a user interacts with the visual. It eliminates data size restrictions and eliminates data latency, but queries are constrained by source system performance, network latency, and limited DAX/M capabilities.</w:t>
@@ -481,8 +554,13 @@
         <w:pStyle w:val="Heading3"/>
       </w:pPr>
       <w:r>
-        <w:t>Architectural Recommendations for FoodRush</w:t>
-      </w:r>
+        <w:t xml:space="preserve">Architectural Recommendations for </w:t>
+      </w:r>
+      <w:proofErr w:type="spellStart"/>
+      <w:r>
+        <w:t>FoodRush</w:t>
+      </w:r>
+      <w:proofErr w:type="spellEnd"/>
     </w:p>
     <w:p>
       <w:pPr>
@@ -510,6 +588,7 @@
       <w:r>
         <w:t xml:space="preserve"> </w:t>
       </w:r>
+      <w:proofErr w:type="spellStart"/>
       <w:r>
         <w:rPr>
           <w:b/>
@@ -517,6 +596,7 @@
         </w:rPr>
         <w:t>DirectQuery</w:t>
       </w:r>
+      <w:proofErr w:type="spellEnd"/>
       <w:r>
         <w:t xml:space="preserve"> (or Power BI </w:t>
       </w:r>
@@ -547,7 +627,23 @@
         <w:t>Why:</w:t>
       </w:r>
       <w:r>
-        <w:t xml:space="preserve"> The operations team requires live status updates refreshed every few minutes. DirectQuery bypasses the VertiPaq cache, querying the operational database directly upon visual interaction or automatic page refresh (APR).</w:t>
+        <w:t xml:space="preserve"> The operations team requires live status updates refreshed every few minutes. </w:t>
+      </w:r>
+      <w:proofErr w:type="spellStart"/>
+      <w:r>
+        <w:t>DirectQuery</w:t>
+      </w:r>
+      <w:proofErr w:type="spellEnd"/>
+      <w:r>
+        <w:t xml:space="preserve"> bypasses the </w:t>
+      </w:r>
+      <w:proofErr w:type="spellStart"/>
+      <w:r>
+        <w:t>VertiPaq</w:t>
+      </w:r>
+      <w:proofErr w:type="spellEnd"/>
+      <w:r>
+        <w:t xml:space="preserve"> cache, querying the operational database directly upon visual interaction or automatic page refresh (APR).</w:t>
       </w:r>
     </w:p>
     <w:p>
@@ -673,7 +769,15 @@
         <w:t>Why:</w:t>
       </w:r>
       <w:r>
-        <w:t xml:space="preserve"> Finance needs fast aggregation, complex analytical metrics (YoY growth, moving averages, forecasting), and slice-and-dice capability across two years of historical data. VertiPaq’s columnar compression handles millions of rows effortlessly.</w:t>
+        <w:t xml:space="preserve"> Finance needs fast aggregation, complex analytical metrics (YoY growth, moving averages, forecasting), and slice-and-dice capability across two years of historical data. </w:t>
+      </w:r>
+      <w:proofErr w:type="spellStart"/>
+      <w:r>
+        <w:t>VertiPaq’s</w:t>
+      </w:r>
+      <w:proofErr w:type="spellEnd"/>
+      <w:r>
+        <w:t xml:space="preserve"> columnar compression handles millions of rows effortlessly.</w:t>
       </w:r>
     </w:p>
     <w:p>
@@ -901,7 +1005,23 @@
           <w:rStyle w:val="HTMLCode"/>
           <w:rFonts w:eastAsiaTheme="majorEastAsia"/>
         </w:rPr>
-        <w:t xml:space="preserve">      │     DirectQuery      │                            │     Import Mode      │</w:t>
+        <w:t xml:space="preserve">      │     </w:t>
+      </w:r>
+      <w:proofErr w:type="spellStart"/>
+      <w:r>
+        <w:rPr>
+          <w:rStyle w:val="HTMLCode"/>
+          <w:rFonts w:eastAsiaTheme="majorEastAsia"/>
+        </w:rPr>
+        <w:t>DirectQuery</w:t>
+      </w:r>
+      <w:proofErr w:type="spellEnd"/>
+      <w:r>
+        <w:rPr>
+          <w:rStyle w:val="HTMLCode"/>
+          <w:rFonts w:eastAsiaTheme="majorEastAsia"/>
+        </w:rPr>
+        <w:t xml:space="preserve">      │                            │     Import Mode      │</w:t>
       </w:r>
     </w:p>
     <w:p>
@@ -933,7 +1053,23 @@
           <w:rStyle w:val="HTMLCode"/>
           <w:rFonts w:eastAsiaTheme="majorEastAsia"/>
         </w:rPr>
-        <w:t xml:space="preserve">      │ • Live Orders Table  │                            │ • Historical Sales   │</w:t>
+        <w:t xml:space="preserve">      │ • Live Orders </w:t>
+      </w:r>
+      <w:proofErr w:type="gramStart"/>
+      <w:r>
+        <w:rPr>
+          <w:rStyle w:val="HTMLCode"/>
+          <w:rFonts w:eastAsiaTheme="majorEastAsia"/>
+        </w:rPr>
+        <w:t>Table  │</w:t>
+      </w:r>
+      <w:proofErr w:type="gramEnd"/>
+      <w:r>
+        <w:rPr>
+          <w:rStyle w:val="HTMLCode"/>
+          <w:rFonts w:eastAsiaTheme="majorEastAsia"/>
+        </w:rPr>
+        <w:t xml:space="preserve">                            │ • Historical Sales   │</w:t>
       </w:r>
     </w:p>
     <w:p>
@@ -1029,10 +1165,34 @@
           <w:b/>
           <w:bCs/>
         </w:rPr>
-        <w:t>Live Orders (DirectQuery):</w:t>
-      </w:r>
-      <w:r>
-        <w:t xml:space="preserve"> Keep the operational table on DirectQuery for live refreshes.</w:t>
+        <w:t>Live Orders (</w:t>
+      </w:r>
+      <w:proofErr w:type="spellStart"/>
+      <w:r>
+        <w:rPr>
+          <w:b/>
+          <w:bCs/>
+        </w:rPr>
+        <w:t>DirectQuery</w:t>
+      </w:r>
+      <w:proofErr w:type="spellEnd"/>
+      <w:r>
+        <w:rPr>
+          <w:b/>
+          <w:bCs/>
+        </w:rPr>
+        <w:t>):</w:t>
+      </w:r>
+      <w:r>
+        <w:t xml:space="preserve"> Keep the operational table on </w:t>
+      </w:r>
+      <w:proofErr w:type="spellStart"/>
+      <w:r>
+        <w:t>DirectQuery</w:t>
+      </w:r>
+      <w:proofErr w:type="spellEnd"/>
+      <w:r>
+        <w:t xml:space="preserve"> for live refreshes.</w:t>
       </w:r>
     </w:p>
     <w:p>
@@ -1072,6 +1232,7 @@
       <w:r>
         <w:t xml:space="preserve"> Shared dimension tables (e.g., </w:t>
       </w:r>
+      <w:proofErr w:type="spellStart"/>
       <w:r>
         <w:rPr>
           <w:rStyle w:val="HTMLCode"/>
@@ -1079,9 +1240,11 @@
         </w:rPr>
         <w:t>Dim_Restaurant</w:t>
       </w:r>
+      <w:proofErr w:type="spellEnd"/>
       <w:r>
         <w:t xml:space="preserve">, </w:t>
       </w:r>
+      <w:proofErr w:type="spellStart"/>
       <w:r>
         <w:rPr>
           <w:rStyle w:val="HTMLCode"/>
@@ -1089,6 +1252,7 @@
         </w:rPr>
         <w:t>Dim_Location</w:t>
       </w:r>
+      <w:proofErr w:type="spellEnd"/>
       <w:r>
         <w:t xml:space="preserve">) can be set to </w:t>
       </w:r>
@@ -1100,7 +1264,23 @@
         <w:t>Dual storage mode</w:t>
       </w:r>
       <w:r>
-        <w:t>, allowing them to act as Import for Import queries and DirectQuery for DirectQuery queries, giving both teams a seamless single-report experience.</w:t>
+        <w:t xml:space="preserve">, allowing them to act as Import for Import queries and </w:t>
+      </w:r>
+      <w:proofErr w:type="spellStart"/>
+      <w:r>
+        <w:t>DirectQuery</w:t>
+      </w:r>
+      <w:proofErr w:type="spellEnd"/>
+      <w:r>
+        <w:t xml:space="preserve"> for </w:t>
+      </w:r>
+      <w:proofErr w:type="spellStart"/>
+      <w:r>
+        <w:t>DirectQuery</w:t>
+      </w:r>
+      <w:proofErr w:type="spellEnd"/>
+      <w:r>
+        <w:t xml:space="preserve"> queries, giving both teams a seamless single-report experience.</w:t>
       </w:r>
     </w:p>
     <w:p>
@@ -1159,6 +1339,7 @@
         </w:rPr>
         <w:t xml:space="preserve">S </w:t>
       </w:r>
+      <w:proofErr w:type="gramStart"/>
       <w:r>
         <w:rPr>
           <w:b/>
@@ -1173,6 +1354,7 @@
         </w:rPr>
         <w:t>:</w:t>
       </w:r>
+      <w:proofErr w:type="gramEnd"/>
       <w:r>
         <w:rPr>
           <w:b/>
@@ -1267,8 +1449,9 @@
           <w:sz w:val="20"/>
           <w:szCs w:val="20"/>
         </w:rPr>
-        <w:t>for a live reporting environment</w:t>
-      </w:r>
+        <w:t xml:space="preserve">for a live reporting </w:t>
+      </w:r>
+      <w:proofErr w:type="gramStart"/>
       <w:r>
         <w:rPr>
           <w:rFonts w:ascii="Poppins-Regular" w:hAnsi="Poppins-Regular" w:cs="Poppins-Regular"/>
@@ -1276,8 +1459,18 @@
           <w:sz w:val="20"/>
           <w:szCs w:val="20"/>
         </w:rPr>
+        <w:t>environment</w:t>
+      </w:r>
+      <w:r>
+        <w:rPr>
+          <w:rFonts w:ascii="Poppins-Regular" w:hAnsi="Poppins-Regular" w:cs="Poppins-Regular"/>
+          <w:color w:val="0F172A"/>
+          <w:sz w:val="20"/>
+          <w:szCs w:val="20"/>
+        </w:rPr>
         <w:t xml:space="preserve"> ?</w:t>
       </w:r>
+      <w:proofErr w:type="gramEnd"/>
     </w:p>
     <w:p>
       <w:pPr>
@@ -1772,7 +1965,21 @@
         <w:rPr>
           <w:rStyle w:val="HTMLCode"/>
         </w:rPr>
-        <w:t>'ahmedabad'</w:t>
+        <w:t>'</w:t>
+      </w:r>
+      <w:proofErr w:type="spellStart"/>
+      <w:r>
+        <w:rPr>
+          <w:rStyle w:val="HTMLCode"/>
+        </w:rPr>
+        <w:t>ahmedabad</w:t>
+      </w:r>
+      <w:proofErr w:type="spellEnd"/>
+      <w:r>
+        <w:rPr>
+          <w:rStyle w:val="HTMLCode"/>
+        </w:rPr>
+        <w:t>'</w:t>
       </w:r>
       <w:r>
         <w:t xml:space="preserve"> into </w:t>
@@ -2084,6 +2291,7 @@
         </w:rPr>
         <w:t xml:space="preserve">S </w:t>
       </w:r>
+      <w:proofErr w:type="gramStart"/>
       <w:r>
         <w:rPr>
           <w:b/>
@@ -2105,6 +2313,7 @@
         </w:rPr>
         <w:t>:</w:t>
       </w:r>
+      <w:proofErr w:type="gramEnd"/>
       <w:r>
         <w:rPr>
           <w:b/>
@@ -2577,7 +2786,21 @@
         <w:rPr>
           <w:rStyle w:val="HTMLCode"/>
         </w:rPr>
-        <w:t xml:space="preserve">    [Customers]                 [Restaurants]</w:t>
+        <w:t xml:space="preserve">    [</w:t>
+      </w:r>
+      <w:proofErr w:type="gramStart"/>
+      <w:r>
+        <w:rPr>
+          <w:rStyle w:val="HTMLCode"/>
+        </w:rPr>
+        <w:t xml:space="preserve">Customers]   </w:t>
+      </w:r>
+      <w:proofErr w:type="gramEnd"/>
+      <w:r>
+        <w:rPr>
+          <w:rStyle w:val="HTMLCode"/>
+        </w:rPr>
+        <w:t xml:space="preserve">              [Restaurants]</w:t>
       </w:r>
     </w:p>
     <w:p>
@@ -2591,7 +2814,21 @@
         <w:rPr>
           <w:rStyle w:val="HTMLCode"/>
         </w:rPr>
-        <w:t xml:space="preserve"> (Dimension Table)           (Dimension Table)</w:t>
+        <w:t xml:space="preserve"> (Dimension </w:t>
+      </w:r>
+      <w:proofErr w:type="gramStart"/>
+      <w:r>
+        <w:rPr>
+          <w:rStyle w:val="HTMLCode"/>
+        </w:rPr>
+        <w:t xml:space="preserve">Table)   </w:t>
+      </w:r>
+      <w:proofErr w:type="gramEnd"/>
+      <w:r>
+        <w:rPr>
+          <w:rStyle w:val="HTMLCode"/>
+        </w:rPr>
+        <w:t xml:space="preserve">        (Dimension Table)</w:t>
       </w:r>
     </w:p>
     <w:p>
@@ -2605,8 +2842,30 @@
         <w:rPr>
           <w:rStyle w:val="HTMLCode"/>
         </w:rPr>
-        <w:t xml:space="preserve">  PK: CustomerID              PK: RestaurantID</w:t>
-      </w:r>
+        <w:t xml:space="preserve">  PK: </w:t>
+      </w:r>
+      <w:proofErr w:type="spellStart"/>
+      <w:r>
+        <w:rPr>
+          <w:rStyle w:val="HTMLCode"/>
+        </w:rPr>
+        <w:t>CustomerID</w:t>
+      </w:r>
+      <w:proofErr w:type="spellEnd"/>
+      <w:r>
+        <w:rPr>
+          <w:rStyle w:val="HTMLCode"/>
+        </w:rPr>
+        <w:t xml:space="preserve">              PK: </w:t>
+      </w:r>
+      <w:proofErr w:type="spellStart"/>
+      <w:r>
+        <w:rPr>
+          <w:rStyle w:val="HTMLCode"/>
+        </w:rPr>
+        <w:t>RestaurantID</w:t>
+      </w:r>
+      <w:proofErr w:type="spellEnd"/>
     </w:p>
     <w:p>
       <w:pPr>
@@ -2703,7 +2962,21 @@
         <w:rPr>
           <w:rStyle w:val="HTMLCode"/>
         </w:rPr>
-        <w:t xml:space="preserve">   |            (Fact Table)             |</w:t>
+        <w:t xml:space="preserve">   |         </w:t>
+      </w:r>
+      <w:proofErr w:type="gramStart"/>
+      <w:r>
+        <w:rPr>
+          <w:rStyle w:val="HTMLCode"/>
+        </w:rPr>
+        <w:t xml:space="preserve">   (</w:t>
+      </w:r>
+      <w:proofErr w:type="gramEnd"/>
+      <w:r>
+        <w:rPr>
+          <w:rStyle w:val="HTMLCode"/>
+        </w:rPr>
+        <w:t>Fact Table)             |</w:t>
       </w:r>
     </w:p>
     <w:p>
@@ -2731,7 +3004,21 @@
         <w:rPr>
           <w:rStyle w:val="HTMLCode"/>
         </w:rPr>
-        <w:t xml:space="preserve">   | FK: CustomerID                      |</w:t>
+        <w:t xml:space="preserve">   | FK: </w:t>
+      </w:r>
+      <w:proofErr w:type="spellStart"/>
+      <w:r>
+        <w:rPr>
+          <w:rStyle w:val="HTMLCode"/>
+        </w:rPr>
+        <w:t>CustomerID</w:t>
+      </w:r>
+      <w:proofErr w:type="spellEnd"/>
+      <w:r>
+        <w:rPr>
+          <w:rStyle w:val="HTMLCode"/>
+        </w:rPr>
+        <w:t xml:space="preserve">                      |</w:t>
       </w:r>
     </w:p>
     <w:p>
@@ -2745,7 +3032,21 @@
         <w:rPr>
           <w:rStyle w:val="HTMLCode"/>
         </w:rPr>
-        <w:t xml:space="preserve">   | FK: RestaurantID                    |</w:t>
+        <w:t xml:space="preserve">   | FK: </w:t>
+      </w:r>
+      <w:proofErr w:type="spellStart"/>
+      <w:r>
+        <w:rPr>
+          <w:rStyle w:val="HTMLCode"/>
+        </w:rPr>
+        <w:t>RestaurantID</w:t>
+      </w:r>
+      <w:proofErr w:type="spellEnd"/>
+      <w:r>
+        <w:rPr>
+          <w:rStyle w:val="HTMLCode"/>
+        </w:rPr>
+        <w:t xml:space="preserve">                    |</w:t>
       </w:r>
     </w:p>
     <w:p>
@@ -2813,30 +3114,36 @@
       <w:r>
         <w:t xml:space="preserve"> Contains numerical metrics, transactional events, and measurable business performance data (</w:t>
       </w:r>
+      <w:proofErr w:type="spellStart"/>
       <w:r>
         <w:rPr>
           <w:rStyle w:val="HTMLCode"/>
         </w:rPr>
         <w:t>TotalAmount</w:t>
       </w:r>
+      <w:proofErr w:type="spellEnd"/>
       <w:r>
         <w:t xml:space="preserve">, </w:t>
       </w:r>
+      <w:proofErr w:type="spellStart"/>
       <w:r>
         <w:rPr>
           <w:rStyle w:val="HTMLCode"/>
         </w:rPr>
         <w:t>OrderDate</w:t>
       </w:r>
+      <w:proofErr w:type="spellEnd"/>
       <w:r>
         <w:t xml:space="preserve">, </w:t>
       </w:r>
+      <w:proofErr w:type="spellStart"/>
       <w:r>
         <w:rPr>
           <w:rStyle w:val="HTMLCode"/>
         </w:rPr>
         <w:t>OrderID</w:t>
       </w:r>
+      <w:proofErr w:type="spellEnd"/>
       <w:r>
         <w:t>) along with foreign keys referencing dimensions.</w:t>
       </w:r>
@@ -2950,7 +3257,27 @@
           <w:b/>
           <w:bCs/>
         </w:rPr>
-        <w:t>$\rightarrow$</w:t>
+        <w:t>$\</w:t>
+      </w:r>
+      <w:proofErr w:type="spellStart"/>
+      <w:r>
+        <w:rPr>
+          <w:rStyle w:val="math-inline"/>
+          <w:rFonts w:eastAsiaTheme="majorEastAsia"/>
+          <w:b/>
+          <w:bCs/>
+        </w:rPr>
+        <w:t>rightarrow</w:t>
+      </w:r>
+      <w:proofErr w:type="spellEnd"/>
+      <w:r>
+        <w:rPr>
+          <w:rStyle w:val="math-inline"/>
+          <w:rFonts w:eastAsiaTheme="majorEastAsia"/>
+          <w:b/>
+          <w:bCs/>
+        </w:rPr>
+        <w:t>$</w:t>
       </w:r>
       <w:r>
         <w:rPr>
@@ -2986,12 +3313,14 @@
       <w:r>
         <w:t xml:space="preserve"> </w:t>
       </w:r>
+      <w:proofErr w:type="spellStart"/>
       <w:r>
         <w:rPr>
           <w:rStyle w:val="HTMLCode"/>
         </w:rPr>
         <w:t>CustomerID</w:t>
       </w:r>
+      <w:proofErr w:type="spellEnd"/>
       <w:r>
         <w:t xml:space="preserve"> in </w:t>
       </w:r>
@@ -3020,12 +3349,14 @@
       <w:r>
         <w:t xml:space="preserve"> </w:t>
       </w:r>
+      <w:proofErr w:type="spellStart"/>
       <w:r>
         <w:rPr>
           <w:rStyle w:val="HTMLCode"/>
         </w:rPr>
         <w:t>CustomerID</w:t>
       </w:r>
+      <w:proofErr w:type="spellEnd"/>
       <w:r>
         <w:t xml:space="preserve"> in </w:t>
       </w:r>
@@ -3068,7 +3399,27 @@
           <w:b/>
           <w:bCs/>
         </w:rPr>
-        <w:t>$1:*$</w:t>
+        <w:t>$</w:t>
+      </w:r>
+      <w:proofErr w:type="gramStart"/>
+      <w:r>
+        <w:rPr>
+          <w:rStyle w:val="math-inline"/>
+          <w:rFonts w:eastAsiaTheme="majorEastAsia"/>
+          <w:b/>
+          <w:bCs/>
+        </w:rPr>
+        <w:t>1:*</w:t>
+      </w:r>
+      <w:proofErr w:type="gramEnd"/>
+      <w:r>
+        <w:rPr>
+          <w:rStyle w:val="math-inline"/>
+          <w:rFonts w:eastAsiaTheme="majorEastAsia"/>
+          <w:b/>
+          <w:bCs/>
+        </w:rPr>
+        <w:t>$</w:t>
       </w:r>
       <w:r>
         <w:rPr>
@@ -3159,7 +3510,27 @@
           <w:b/>
           <w:bCs/>
         </w:rPr>
-        <w:t>$\rightarrow$</w:t>
+        <w:t>$\</w:t>
+      </w:r>
+      <w:proofErr w:type="spellStart"/>
+      <w:r>
+        <w:rPr>
+          <w:rStyle w:val="math-inline"/>
+          <w:rFonts w:eastAsiaTheme="majorEastAsia"/>
+          <w:b/>
+          <w:bCs/>
+        </w:rPr>
+        <w:t>rightarrow</w:t>
+      </w:r>
+      <w:proofErr w:type="spellEnd"/>
+      <w:r>
+        <w:rPr>
+          <w:rStyle w:val="math-inline"/>
+          <w:rFonts w:eastAsiaTheme="majorEastAsia"/>
+          <w:b/>
+          <w:bCs/>
+        </w:rPr>
+        <w:t>$</w:t>
       </w:r>
       <w:r>
         <w:rPr>
@@ -3195,12 +3566,14 @@
       <w:r>
         <w:t xml:space="preserve"> </w:t>
       </w:r>
+      <w:proofErr w:type="spellStart"/>
       <w:r>
         <w:rPr>
           <w:rStyle w:val="HTMLCode"/>
         </w:rPr>
         <w:t>RestaurantID</w:t>
       </w:r>
+      <w:proofErr w:type="spellEnd"/>
       <w:r>
         <w:t xml:space="preserve"> in </w:t>
       </w:r>
@@ -3229,12 +3602,14 @@
       <w:r>
         <w:t xml:space="preserve"> </w:t>
       </w:r>
+      <w:proofErr w:type="spellStart"/>
       <w:r>
         <w:rPr>
           <w:rStyle w:val="HTMLCode"/>
         </w:rPr>
         <w:t>RestaurantID</w:t>
       </w:r>
+      <w:proofErr w:type="spellEnd"/>
       <w:r>
         <w:t xml:space="preserve"> in </w:t>
       </w:r>
@@ -3277,7 +3652,27 @@
           <w:b/>
           <w:bCs/>
         </w:rPr>
-        <w:t>$1:*$</w:t>
+        <w:t>$</w:t>
+      </w:r>
+      <w:proofErr w:type="gramStart"/>
+      <w:r>
+        <w:rPr>
+          <w:rStyle w:val="math-inline"/>
+          <w:rFonts w:eastAsiaTheme="majorEastAsia"/>
+          <w:b/>
+          <w:bCs/>
+        </w:rPr>
+        <w:t>1:*</w:t>
+      </w:r>
+      <w:proofErr w:type="gramEnd"/>
+      <w:r>
+        <w:rPr>
+          <w:rStyle w:val="math-inline"/>
+          <w:rFonts w:eastAsiaTheme="majorEastAsia"/>
+          <w:b/>
+          <w:bCs/>
+        </w:rPr>
+        <w:t>$</w:t>
       </w:r>
       <w:r>
         <w:rPr>
@@ -3366,7 +3761,23 @@
           <w:b/>
           <w:bCs/>
         </w:rPr>
-        <w:t>Efficient Data Compression (VertiPaq Engine):</w:t>
+        <w:t>Efficient Data Compression (</w:t>
+      </w:r>
+      <w:proofErr w:type="spellStart"/>
+      <w:r>
+        <w:rPr>
+          <w:b/>
+          <w:bCs/>
+        </w:rPr>
+        <w:t>VertiPaq</w:t>
+      </w:r>
+      <w:proofErr w:type="spellEnd"/>
+      <w:r>
+        <w:rPr>
+          <w:b/>
+          <w:bCs/>
+        </w:rPr>
+        <w:t xml:space="preserve"> Engine):</w:t>
       </w:r>
     </w:p>
     <w:p>
@@ -3375,7 +3786,15 @@
         <w:ind w:left="720"/>
       </w:pPr>
       <w:r>
-        <w:t xml:space="preserve">Power BI uses a columnar engine (VertiPaq). A flat table duplicates text strings (e.g., repeating </w:t>
+        <w:t>Power BI uses a columnar engine (</w:t>
+      </w:r>
+      <w:proofErr w:type="spellStart"/>
+      <w:r>
+        <w:t>VertiPaq</w:t>
+      </w:r>
+      <w:proofErr w:type="spellEnd"/>
+      <w:r>
+        <w:t xml:space="preserve">). A flat table duplicates text strings (e.g., repeating </w:t>
       </w:r>
       <w:r>
         <w:rPr>
@@ -3443,7 +3862,23 @@
           <w:rStyle w:val="math-inline"/>
           <w:rFonts w:eastAsiaTheme="majorEastAsia"/>
         </w:rPr>
-        <w:t>$1:*$</w:t>
+        <w:t>$</w:t>
+      </w:r>
+      <w:proofErr w:type="gramStart"/>
+      <w:r>
+        <w:rPr>
+          <w:rStyle w:val="math-inline"/>
+          <w:rFonts w:eastAsiaTheme="majorEastAsia"/>
+        </w:rPr>
+        <w:t>1:*</w:t>
+      </w:r>
+      <w:proofErr w:type="gramEnd"/>
+      <w:r>
+        <w:rPr>
+          <w:rStyle w:val="math-inline"/>
+          <w:rFonts w:eastAsiaTheme="majorEastAsia"/>
+        </w:rPr>
+        <w:t>$</w:t>
       </w:r>
       <w:r>
         <w:t xml:space="preserve"> single-direction relationships) allows DAX queries to execute dramatically faster than scanning high-cardinality, wide rows in a single flat table.</w:t>
@@ -3521,6 +3956,7 @@
         </w:rPr>
         <w:t xml:space="preserve">S </w:t>
       </w:r>
+      <w:proofErr w:type="gramStart"/>
       <w:r>
         <w:rPr>
           <w:b/>
@@ -3535,6 +3971,7 @@
         </w:rPr>
         <w:t>:</w:t>
       </w:r>
+      <w:proofErr w:type="gramEnd"/>
       <w:r>
         <w:rPr>
           <w:b/>
@@ -4361,7 +4798,25 @@
                 <w:sz w:val="24"/>
                 <w:szCs w:val="24"/>
               </w:rPr>
-              <w:t>Computed once and stored permanently in the xVelocity in-memory database, increasing model size.</w:t>
+              <w:t xml:space="preserve">Computed once and stored permanently in the </w:t>
+            </w:r>
+            <w:proofErr w:type="spellStart"/>
+            <w:r>
+              <w:rPr>
+                <w:rFonts w:ascii="Times New Roman" w:eastAsia="Times New Roman" w:hAnsi="Times New Roman" w:cs="Times New Roman"/>
+                <w:sz w:val="24"/>
+                <w:szCs w:val="24"/>
+              </w:rPr>
+              <w:t>xVelocity</w:t>
+            </w:r>
+            <w:proofErr w:type="spellEnd"/>
+            <w:r>
+              <w:rPr>
+                <w:rFonts w:ascii="Times New Roman" w:eastAsia="Times New Roman" w:hAnsi="Times New Roman" w:cs="Times New Roman"/>
+                <w:sz w:val="24"/>
+                <w:szCs w:val="24"/>
+              </w:rPr>
+              <w:t xml:space="preserve"> in-memory database, increasing model size.</w:t>
             </w:r>
           </w:p>
         </w:tc>
@@ -4736,8 +5191,18 @@
           <w:sz w:val="20"/>
           <w:szCs w:val="20"/>
         </w:rPr>
-        <w:t>Quantity * UnitPrice</w:t>
-      </w:r>
+        <w:t xml:space="preserve">Quantity * </w:t>
+      </w:r>
+      <w:proofErr w:type="spellStart"/>
+      <w:r>
+        <w:rPr>
+          <w:rFonts w:ascii="Courier New" w:eastAsia="Times New Roman" w:hAnsi="Courier New" w:cs="Courier New"/>
+          <w:sz w:val="20"/>
+          <w:szCs w:val="20"/>
+        </w:rPr>
+        <w:t>UnitPrice</w:t>
+      </w:r>
+      <w:proofErr w:type="spellEnd"/>
       <w:r>
         <w:rPr>
           <w:rFonts w:ascii="Times New Roman" w:eastAsia="Times New Roman" w:hAnsi="Times New Roman" w:cs="Times New Roman"/>
@@ -4811,7 +5276,43 @@
           <w:sz w:val="24"/>
           <w:szCs w:val="24"/>
         </w:rPr>
-        <w:t>$$\text{Total Revenue} = \text{SUMX}(\text{Sales}, \text{Sales}[\text{Quantity}] \times \text{Sales}[\text{UnitPrice}])$$</w:t>
+        <w:t>$$\</w:t>
+      </w:r>
+      <w:proofErr w:type="gramStart"/>
+      <w:r>
+        <w:rPr>
+          <w:rFonts w:ascii="Times New Roman" w:eastAsia="Times New Roman" w:hAnsi="Times New Roman" w:cs="Times New Roman"/>
+          <w:sz w:val="24"/>
+          <w:szCs w:val="24"/>
+        </w:rPr>
+        <w:t>text{</w:t>
+      </w:r>
+      <w:proofErr w:type="gramEnd"/>
+      <w:r>
+        <w:rPr>
+          <w:rFonts w:ascii="Times New Roman" w:eastAsia="Times New Roman" w:hAnsi="Times New Roman" w:cs="Times New Roman"/>
+          <w:sz w:val="24"/>
+          <w:szCs w:val="24"/>
+        </w:rPr>
+        <w:t>Total Revenue} = \text{SUMX}(\text{Sales}, \text{Sales}[\text{Quantity}] \times \text{Sales}[\text{</w:t>
+      </w:r>
+      <w:proofErr w:type="spellStart"/>
+      <w:r>
+        <w:rPr>
+          <w:rFonts w:ascii="Times New Roman" w:eastAsia="Times New Roman" w:hAnsi="Times New Roman" w:cs="Times New Roman"/>
+          <w:sz w:val="24"/>
+          <w:szCs w:val="24"/>
+        </w:rPr>
+        <w:t>UnitPrice</w:t>
+      </w:r>
+      <w:proofErr w:type="spellEnd"/>
+      <w:r>
+        <w:rPr>
+          <w:rFonts w:ascii="Times New Roman" w:eastAsia="Times New Roman" w:hAnsi="Times New Roman" w:cs="Times New Roman"/>
+          <w:sz w:val="24"/>
+          <w:szCs w:val="24"/>
+        </w:rPr>
+        <w:t>}])$$</w:t>
       </w:r>
     </w:p>
     <w:p>
@@ -4942,13 +5443,23 @@
         </w:rPr>
         <w:t xml:space="preserve">) applies a filter on </w:t>
       </w:r>
+      <w:proofErr w:type="gramStart"/>
       <w:r>
         <w:rPr>
           <w:rFonts w:ascii="Courier New" w:eastAsia="Times New Roman" w:hAnsi="Courier New" w:cs="Courier New"/>
           <w:sz w:val="20"/>
           <w:szCs w:val="20"/>
         </w:rPr>
-        <w:t>Geography[City] = "Mumbai"</w:t>
+        <w:t>Geography[</w:t>
+      </w:r>
+      <w:proofErr w:type="gramEnd"/>
+      <w:r>
+        <w:rPr>
+          <w:rFonts w:ascii="Courier New" w:eastAsia="Times New Roman" w:hAnsi="Courier New" w:cs="Courier New"/>
+          <w:sz w:val="20"/>
+          <w:szCs w:val="20"/>
+        </w:rPr>
+        <w:t>City] = "Mumbai"</w:t>
       </w:r>
       <w:r>
         <w:rPr>
@@ -5198,8 +5709,18 @@
           <w:sz w:val="20"/>
           <w:szCs w:val="20"/>
         </w:rPr>
-        <w:t>Quantity * UnitPrice</w:t>
-      </w:r>
+        <w:t xml:space="preserve">Quantity * </w:t>
+      </w:r>
+      <w:proofErr w:type="spellStart"/>
+      <w:r>
+        <w:rPr>
+          <w:rFonts w:ascii="Courier New" w:eastAsia="Times New Roman" w:hAnsi="Courier New" w:cs="Courier New"/>
+          <w:sz w:val="20"/>
+          <w:szCs w:val="20"/>
+        </w:rPr>
+        <w:t>UnitPrice</w:t>
+      </w:r>
+      <w:proofErr w:type="spellEnd"/>
       <w:r>
         <w:rPr>
           <w:rFonts w:ascii="Times New Roman" w:eastAsia="Times New Roman" w:hAnsi="Times New Roman" w:cs="Times New Roman"/>
@@ -5293,6 +5814,7 @@
         </w:rPr>
         <w:t xml:space="preserve">S </w:t>
       </w:r>
+      <w:proofErr w:type="gramStart"/>
       <w:r>
         <w:rPr>
           <w:b/>
@@ -5307,6 +5829,7 @@
         </w:rPr>
         <w:t>:</w:t>
       </w:r>
+      <w:proofErr w:type="gramEnd"/>
       <w:r>
         <w:rPr>
           <w:b/>
@@ -5381,7 +5904,27 @@
           <w:sz w:val="20"/>
           <w:szCs w:val="20"/>
         </w:rPr>
-        <w:t>View As Roles, checking visual-level filters, or inspecting the DAX measure — to isolate and fix the problem.</w:t>
+        <w:t xml:space="preserve">View </w:t>
+      </w:r>
+      <w:proofErr w:type="gramStart"/>
+      <w:r>
+        <w:rPr>
+          <w:rFonts w:ascii="Poppins-Regular" w:hAnsi="Poppins-Regular" w:cs="Poppins-Regular"/>
+          <w:color w:val="0F172A"/>
+          <w:sz w:val="20"/>
+          <w:szCs w:val="20"/>
+        </w:rPr>
+        <w:t>As</w:t>
+      </w:r>
+      <w:proofErr w:type="gramEnd"/>
+      <w:r>
+        <w:rPr>
+          <w:rFonts w:ascii="Poppins-Regular" w:hAnsi="Poppins-Regular" w:cs="Poppins-Regular"/>
+          <w:color w:val="0F172A"/>
+          <w:sz w:val="20"/>
+          <w:szCs w:val="20"/>
+        </w:rPr>
+        <w:t xml:space="preserve"> Roles, checking visual-level filters, or inspecting the DAX measure — to isolate and fix the problem.</w:t>
       </w:r>
       <w:r>
         <w:rPr>
@@ -5875,7 +6418,21 @@
         <w:rPr>
           <w:rStyle w:val="HTMLCode"/>
         </w:rPr>
-        <w:t>CALCULATE([Revenue], ALL('CityTable'))</w:t>
+        <w:t>CALCULATE([Revenue], ALL('</w:t>
+      </w:r>
+      <w:proofErr w:type="spellStart"/>
+      <w:r>
+        <w:rPr>
+          <w:rStyle w:val="HTMLCode"/>
+        </w:rPr>
+        <w:t>CityTable</w:t>
+      </w:r>
+      <w:proofErr w:type="spellEnd"/>
+      <w:r>
+        <w:rPr>
+          <w:rStyle w:val="HTMLCode"/>
+        </w:rPr>
+        <w:t>'))</w:t>
       </w:r>
       <w:r>
         <w:t xml:space="preserve">, </w:t>
@@ -5884,16 +6441,38 @@
         <w:rPr>
           <w:rStyle w:val="HTMLCode"/>
         </w:rPr>
-        <w:t>ALL('CityTable'[City])</w:t>
+        <w:t>ALL('</w:t>
+      </w:r>
+      <w:proofErr w:type="spellStart"/>
+      <w:r>
+        <w:rPr>
+          <w:rStyle w:val="HTMLCode"/>
+        </w:rPr>
+        <w:t>CityTable</w:t>
+      </w:r>
+      <w:proofErr w:type="spellEnd"/>
+      <w:r>
+        <w:rPr>
+          <w:rStyle w:val="HTMLCode"/>
+        </w:rPr>
+        <w:t>'[City])</w:t>
       </w:r>
       <w:r>
         <w:t xml:space="preserve">, or </w:t>
       </w:r>
-      <w:r>
-        <w:rPr>
-          <w:rStyle w:val="HTMLCode"/>
-        </w:rPr>
-        <w:t>REMOVEFILTERS()</w:t>
+      <w:proofErr w:type="gramStart"/>
+      <w:r>
+        <w:rPr>
+          <w:rStyle w:val="HTMLCode"/>
+        </w:rPr>
+        <w:t>REMOVEFILTERS(</w:t>
+      </w:r>
+      <w:proofErr w:type="gramEnd"/>
+      <w:r>
+        <w:rPr>
+          <w:rStyle w:val="HTMLCode"/>
+        </w:rPr>
+        <w:t>)</w:t>
       </w:r>
       <w:r>
         <w:t>.</w:t>
@@ -5927,11 +6506,19 @@
       <w:r>
         <w:t xml:space="preserve">Create a temporary test measure using a simple aggregation without context modifiers, such as </w:t>
       </w:r>
-      <w:r>
-        <w:rPr>
-          <w:rStyle w:val="HTMLCode"/>
-        </w:rPr>
-        <w:t>Test_Revenue = SUM('Sales'[Revenue])</w:t>
+      <w:proofErr w:type="spellStart"/>
+      <w:r>
+        <w:rPr>
+          <w:rStyle w:val="HTMLCode"/>
+        </w:rPr>
+        <w:t>Test_Revenue</w:t>
+      </w:r>
+      <w:proofErr w:type="spellEnd"/>
+      <w:r>
+        <w:rPr>
+          <w:rStyle w:val="HTMLCode"/>
+        </w:rPr>
+        <w:t xml:space="preserve"> = SUM('Sales'[Revenue])</w:t>
       </w:r>
       <w:r>
         <w:t>.</w:t>
@@ -5952,7 +6539,21 @@
         <w:rPr>
           <w:rStyle w:val="HTMLCode"/>
         </w:rPr>
-        <w:t>[Test_Revenue]</w:t>
+        <w:t>[</w:t>
+      </w:r>
+      <w:proofErr w:type="spellStart"/>
+      <w:r>
+        <w:rPr>
+          <w:rStyle w:val="HTMLCode"/>
+        </w:rPr>
+        <w:t>Test_Revenue</w:t>
+      </w:r>
+      <w:proofErr w:type="spellEnd"/>
+      <w:r>
+        <w:rPr>
+          <w:rStyle w:val="HTMLCode"/>
+        </w:rPr>
+        <w:t>]</w:t>
       </w:r>
       <w:r>
         <w:t>. If the card now reacts to the City slicer, the original DAX formula was explicitly removing the filter context.</w:t>
@@ -5985,11 +6586,19 @@
       <w:r>
         <w:t xml:space="preserve">Modify the DAX measure to use </w:t>
       </w:r>
-      <w:r>
-        <w:rPr>
-          <w:rStyle w:val="HTMLCode"/>
-        </w:rPr>
-        <w:t>KEEPFILTERS()</w:t>
+      <w:proofErr w:type="gramStart"/>
+      <w:r>
+        <w:rPr>
+          <w:rStyle w:val="HTMLCode"/>
+        </w:rPr>
+        <w:t>KEEPFILTERS(</w:t>
+      </w:r>
+      <w:proofErr w:type="gramEnd"/>
+      <w:r>
+        <w:rPr>
+          <w:rStyle w:val="HTMLCode"/>
+        </w:rPr>
+        <w:t>)</w:t>
       </w:r>
       <w:r>
         <w:t xml:space="preserve"> or remove the </w:t>
@@ -6319,12 +6928,21 @@
       <w:r>
         <w:t xml:space="preserve">The </w:t>
       </w:r>
-      <w:r>
-        <w:rPr>
-          <w:b/>
-          <w:bCs/>
-        </w:rPr>
-        <w:t>Cross filter direction</w:t>
+      <w:proofErr w:type="gramStart"/>
+      <w:r>
+        <w:rPr>
+          <w:b/>
+          <w:bCs/>
+        </w:rPr>
+        <w:t>Cross filter</w:t>
+      </w:r>
+      <w:proofErr w:type="gramEnd"/>
+      <w:r>
+        <w:rPr>
+          <w:b/>
+          <w:bCs/>
+        </w:rPr>
+        <w:t xml:space="preserve"> direction</w:t>
       </w:r>
       <w:r>
         <w:t xml:space="preserve"> allows filters to flow from the City dimension table to the Fact table (typically </w:t>
@@ -6521,6 +7139,7 @@
           <w:szCs w:val="20"/>
         </w:rPr>
       </w:pPr>
+      <w:proofErr w:type="gramStart"/>
       <w:r>
         <w:rPr>
           <w:rFonts w:ascii="Poppins-Regular" w:hAnsi="Poppins-Regular" w:cs="Poppins-Regular"/>
@@ -6530,6 +7149,7 @@
         </w:rPr>
         <w:t>CALCULATE(</w:t>
       </w:r>
+      <w:proofErr w:type="gramEnd"/>
     </w:p>
     <w:p>
       <w:pPr>
@@ -6555,7 +7175,27 @@
           <w:sz w:val="20"/>
           <w:szCs w:val="20"/>
         </w:rPr>
-        <w:t xml:space="preserve">    SUM(Sales[Amount]),</w:t>
+        <w:t xml:space="preserve">    SUM(</w:t>
+      </w:r>
+      <w:proofErr w:type="gramStart"/>
+      <w:r>
+        <w:rPr>
+          <w:rFonts w:ascii="Poppins-Regular" w:hAnsi="Poppins-Regular" w:cs="Poppins-Regular"/>
+          <w:color w:val="0F172A"/>
+          <w:sz w:val="20"/>
+          <w:szCs w:val="20"/>
+        </w:rPr>
+        <w:t>Sales[</w:t>
+      </w:r>
+      <w:proofErr w:type="gramEnd"/>
+      <w:r>
+        <w:rPr>
+          <w:rFonts w:ascii="Poppins-Regular" w:hAnsi="Poppins-Regular" w:cs="Poppins-Regular"/>
+          <w:color w:val="0F172A"/>
+          <w:sz w:val="20"/>
+          <w:szCs w:val="20"/>
+        </w:rPr>
+        <w:t>Amount]),</w:t>
       </w:r>
     </w:p>
     <w:p>
@@ -6582,7 +7222,27 @@
           <w:sz w:val="20"/>
           <w:szCs w:val="20"/>
         </w:rPr>
-        <w:t xml:space="preserve">    VALUES(Geography[City])</w:t>
+        <w:t xml:space="preserve">    VALUES(</w:t>
+      </w:r>
+      <w:proofErr w:type="gramStart"/>
+      <w:r>
+        <w:rPr>
+          <w:rFonts w:ascii="Poppins-Regular" w:hAnsi="Poppins-Regular" w:cs="Poppins-Regular"/>
+          <w:color w:val="0F172A"/>
+          <w:sz w:val="20"/>
+          <w:szCs w:val="20"/>
+        </w:rPr>
+        <w:t>Geography[</w:t>
+      </w:r>
+      <w:proofErr w:type="gramEnd"/>
+      <w:r>
+        <w:rPr>
+          <w:rFonts w:ascii="Poppins-Regular" w:hAnsi="Poppins-Regular" w:cs="Poppins-Regular"/>
+          <w:color w:val="0F172A"/>
+          <w:sz w:val="20"/>
+          <w:szCs w:val="20"/>
+        </w:rPr>
+        <w:t>City])</w:t>
       </w:r>
     </w:p>
     <w:p>
@@ -6657,6 +7317,7 @@
         </w:rPr>
         <w:t xml:space="preserve">S </w:t>
       </w:r>
+      <w:proofErr w:type="gramStart"/>
       <w:r>
         <w:rPr>
           <w:b/>
@@ -6671,6 +7332,7 @@
         </w:rPr>
         <w:t>:</w:t>
       </w:r>
+      <w:proofErr w:type="gramEnd"/>
       <w:r>
         <w:rPr>
           <w:b/>
@@ -7099,11 +7761,19 @@
       <w:r>
         <w:t>Dynamic RLS uses the logged-in user's email address (</w:t>
       </w:r>
-      <w:r>
-        <w:rPr>
-          <w:rStyle w:val="HTMLCode"/>
-        </w:rPr>
-        <w:t>USERPRINCIPALNAME()</w:t>
+      <w:proofErr w:type="gramStart"/>
+      <w:r>
+        <w:rPr>
+          <w:rStyle w:val="HTMLCode"/>
+        </w:rPr>
+        <w:t>USERPRINCIPALNAME(</w:t>
+      </w:r>
+      <w:proofErr w:type="gramEnd"/>
+      <w:r>
+        <w:rPr>
+          <w:rStyle w:val="HTMLCode"/>
+        </w:rPr>
+        <w:t>)</w:t>
       </w:r>
       <w:r>
         <w:t>) to map them to their assigned city via a User-City Security mapping table. This avoids creating and maintaining separate roles for every city.</w:t>
@@ -7146,21 +7816,25 @@
       <w:r>
         <w:t xml:space="preserve"> (</w:t>
       </w:r>
+      <w:proofErr w:type="spellStart"/>
       <w:r>
         <w:rPr>
           <w:rStyle w:val="HTMLCode"/>
         </w:rPr>
         <w:t>UserSecurity</w:t>
       </w:r>
+      <w:proofErr w:type="spellEnd"/>
       <w:r>
         <w:t xml:space="preserve">) with columns: </w:t>
       </w:r>
+      <w:proofErr w:type="spellStart"/>
       <w:r>
         <w:rPr>
           <w:rStyle w:val="HTMLCode"/>
         </w:rPr>
         <w:t>UserEmail</w:t>
       </w:r>
+      <w:proofErr w:type="spellEnd"/>
       <w:r>
         <w:t xml:space="preserve"> and </w:t>
       </w:r>
@@ -7185,20 +7859,44 @@
       <w:r>
         <w:t xml:space="preserve">Create a 1-to-Many relationship between </w:t>
       </w:r>
-      <w:r>
-        <w:rPr>
-          <w:rStyle w:val="HTMLCode"/>
-        </w:rPr>
-        <w:t>UserSecurity[City]</w:t>
+      <w:proofErr w:type="spellStart"/>
+      <w:proofErr w:type="gramStart"/>
+      <w:r>
+        <w:rPr>
+          <w:rStyle w:val="HTMLCode"/>
+        </w:rPr>
+        <w:t>UserSecurity</w:t>
+      </w:r>
+      <w:proofErr w:type="spellEnd"/>
+      <w:r>
+        <w:rPr>
+          <w:rStyle w:val="HTMLCode"/>
+        </w:rPr>
+        <w:t>[</w:t>
+      </w:r>
+      <w:proofErr w:type="gramEnd"/>
+      <w:r>
+        <w:rPr>
+          <w:rStyle w:val="HTMLCode"/>
+        </w:rPr>
+        <w:t>City]</w:t>
       </w:r>
       <w:r>
         <w:t xml:space="preserve"> and your delivery partner dataset </w:t>
       </w:r>
-      <w:r>
-        <w:rPr>
-          <w:rStyle w:val="HTMLCode"/>
-        </w:rPr>
-        <w:t>DeliveryData[City]</w:t>
+      <w:proofErr w:type="spellStart"/>
+      <w:r>
+        <w:rPr>
+          <w:rStyle w:val="HTMLCode"/>
+        </w:rPr>
+        <w:t>DeliveryData</w:t>
+      </w:r>
+      <w:proofErr w:type="spellEnd"/>
+      <w:r>
+        <w:rPr>
+          <w:rStyle w:val="HTMLCode"/>
+        </w:rPr>
+        <w:t>[City]</w:t>
       </w:r>
       <w:r>
         <w:t>.</w:t>
@@ -7225,21 +7923,25 @@
       <w:r>
         <w:t xml:space="preserve"> (or single cross-filtering from </w:t>
       </w:r>
+      <w:proofErr w:type="spellStart"/>
       <w:r>
         <w:rPr>
           <w:rStyle w:val="HTMLCode"/>
         </w:rPr>
         <w:t>UserSecurity</w:t>
       </w:r>
+      <w:proofErr w:type="spellEnd"/>
       <w:r>
         <w:t xml:space="preserve"> to </w:t>
       </w:r>
+      <w:proofErr w:type="spellStart"/>
       <w:r>
         <w:rPr>
           <w:rStyle w:val="HTMLCode"/>
         </w:rPr>
         <w:t>DeliveryData</w:t>
       </w:r>
+      <w:proofErr w:type="spellEnd"/>
       <w:r>
         <w:t>).</w:t>
       </w:r>
@@ -7313,12 +8015,14 @@
       <w:r>
         <w:t xml:space="preserve"> to add a new role named </w:t>
       </w:r>
+      <w:proofErr w:type="spellStart"/>
       <w:r>
         <w:rPr>
           <w:rStyle w:val="HTMLCode"/>
         </w:rPr>
         <w:t>RegionalManager</w:t>
       </w:r>
+      <w:proofErr w:type="spellEnd"/>
       <w:r>
         <w:t>.</w:t>
       </w:r>
@@ -7344,12 +8048,14 @@
       <w:r>
         <w:t xml:space="preserve">, select the </w:t>
       </w:r>
+      <w:proofErr w:type="spellStart"/>
       <w:r>
         <w:rPr>
           <w:rStyle w:val="HTMLCode"/>
         </w:rPr>
         <w:t>UserSecurity</w:t>
       </w:r>
+      <w:proofErr w:type="spellEnd"/>
       <w:r>
         <w:t xml:space="preserve"> table.</w:t>
       </w:r>
@@ -7372,7 +8078,23 @@
         <w:ind w:left="1440"/>
       </w:pPr>
       <w:r>
-        <w:t>[UserEmail] = USERPRINCIPALNAME()</w:t>
+        <w:t>[</w:t>
+      </w:r>
+      <w:proofErr w:type="spellStart"/>
+      <w:r>
+        <w:t>UserEmail</w:t>
+      </w:r>
+      <w:proofErr w:type="spellEnd"/>
+      <w:r>
+        <w:t xml:space="preserve">] = </w:t>
+      </w:r>
+      <w:proofErr w:type="gramStart"/>
+      <w:r>
+        <w:t>USERPRINCIPALNAME(</w:t>
+      </w:r>
+      <w:proofErr w:type="gramEnd"/>
+      <w:r>
+        <w:t>)</w:t>
       </w:r>
     </w:p>
     <w:p>
@@ -7463,12 +8185,14 @@
       <w:r>
         <w:t xml:space="preserve"> and name the role (e.g., </w:t>
       </w:r>
+      <w:proofErr w:type="spellStart"/>
       <w:r>
         <w:rPr>
           <w:rStyle w:val="HTMLCode"/>
         </w:rPr>
         <w:t>Surat_Manager</w:t>
       </w:r>
+      <w:proofErr w:type="spellEnd"/>
       <w:r>
         <w:t>).</w:t>
       </w:r>
@@ -7485,12 +8209,14 @@
         <w:lastRenderedPageBreak/>
         <w:t xml:space="preserve">Select your delivery data table (e.g., </w:t>
       </w:r>
+      <w:proofErr w:type="spellStart"/>
       <w:r>
         <w:rPr>
           <w:rStyle w:val="HTMLCode"/>
         </w:rPr>
         <w:t>DeliveryData</w:t>
       </w:r>
+      <w:proofErr w:type="spellEnd"/>
       <w:r>
         <w:t>).</w:t>
       </w:r>
@@ -7521,12 +8247,14 @@
       <w:r>
         <w:t xml:space="preserve">Repeat by creating another role (e.g., </w:t>
       </w:r>
+      <w:proofErr w:type="spellStart"/>
       <w:r>
         <w:rPr>
           <w:rStyle w:val="HTMLCode"/>
         </w:rPr>
         <w:t>Ahmedabad_Manager</w:t>
       </w:r>
+      <w:proofErr w:type="spellEnd"/>
       <w:r>
         <w:t>) with the DAX filter expression:</w:t>
       </w:r>
@@ -7634,21 +8362,32 @@
       <w:r>
         <w:t xml:space="preserve"> Check </w:t>
       </w:r>
+      <w:proofErr w:type="spellStart"/>
       <w:r>
         <w:rPr>
           <w:rStyle w:val="HTMLCode"/>
         </w:rPr>
         <w:t>RegionalManager</w:t>
       </w:r>
+      <w:proofErr w:type="spellEnd"/>
       <w:r>
         <w:t xml:space="preserve">, select </w:t>
       </w:r>
-      <w:r>
-        <w:rPr>
-          <w:b/>
-          <w:bCs/>
-        </w:rPr>
-        <w:t>Other User</w:t>
+      <w:proofErr w:type="gramStart"/>
+      <w:r>
+        <w:rPr>
+          <w:b/>
+          <w:bCs/>
+        </w:rPr>
+        <w:t>Other</w:t>
+      </w:r>
+      <w:proofErr w:type="gramEnd"/>
+      <w:r>
+        <w:rPr>
+          <w:b/>
+          <w:bCs/>
+        </w:rPr>
+        <w:t xml:space="preserve"> User</w:t>
       </w:r>
       <w:r>
         <w:t xml:space="preserve">, and enter a manager's email (e.g., </w:t>
@@ -7681,12 +8420,14 @@
       <w:r>
         <w:t xml:space="preserve"> Check </w:t>
       </w:r>
+      <w:proofErr w:type="spellStart"/>
       <w:r>
         <w:rPr>
           <w:rStyle w:val="HTMLCode"/>
         </w:rPr>
         <w:t>Surat_Manager</w:t>
       </w:r>
+      <w:proofErr w:type="spellEnd"/>
       <w:r>
         <w:t>.</w:t>
       </w:r>
@@ -7728,8 +8469,16 @@
         <w:rPr>
           <w:rStyle w:val="HTMLCode"/>
         </w:rPr>
-        <w:t>.pbix</w:t>
-      </w:r>
+        <w:t>.</w:t>
+      </w:r>
+      <w:proofErr w:type="spellStart"/>
+      <w:r>
+        <w:rPr>
+          <w:rStyle w:val="HTMLCode"/>
+        </w:rPr>
+        <w:t>pbix</w:t>
+      </w:r>
+      <w:proofErr w:type="spellEnd"/>
       <w:r>
         <w:t>) to your target workspace in Power BI Service.</w:t>
       </w:r>
@@ -7797,7 +8546,15 @@
         <w:t>Semantic Model</w:t>
       </w:r>
       <w:r>
-        <w:t xml:space="preserve"> (Dataset) corresponding to the FoodRush report.</w:t>
+        <w:t xml:space="preserve"> (Dataset) corresponding to the </w:t>
+      </w:r>
+      <w:proofErr w:type="spellStart"/>
+      <w:r>
+        <w:t>FoodRush</w:t>
+      </w:r>
+      <w:proofErr w:type="spellEnd"/>
+      <w:r>
+        <w:t xml:space="preserve"> report.</w:t>
       </w:r>
     </w:p>
     <w:p>
@@ -7879,6 +8636,7 @@
         </w:rPr>
         <w:t>For Dynamic RLS (</w:t>
       </w:r>
+      <w:proofErr w:type="spellStart"/>
       <w:r>
         <w:rPr>
           <w:rStyle w:val="HTMLCode"/>
@@ -7887,6 +8645,7 @@
         </w:rPr>
         <w:t>RegionalManager</w:t>
       </w:r>
+      <w:proofErr w:type="spellEnd"/>
       <w:r>
         <w:rPr>
           <w:b/>
@@ -7906,12 +8665,14 @@
       <w:r>
         <w:t xml:space="preserve">Select the </w:t>
       </w:r>
+      <w:proofErr w:type="spellStart"/>
       <w:r>
         <w:rPr>
           <w:rStyle w:val="HTMLCode"/>
         </w:rPr>
         <w:t>RegionalManager</w:t>
       </w:r>
+      <w:proofErr w:type="spellEnd"/>
       <w:r>
         <w:t xml:space="preserve"> role.</w:t>
       </w:r>
@@ -7993,6 +8754,7 @@
         </w:rPr>
         <w:t>For Static RLS (</w:t>
       </w:r>
+      <w:proofErr w:type="spellStart"/>
       <w:r>
         <w:rPr>
           <w:rStyle w:val="HTMLCode"/>
@@ -8001,6 +8763,7 @@
         </w:rPr>
         <w:t>Surat_Manager</w:t>
       </w:r>
+      <w:proofErr w:type="spellEnd"/>
       <w:r>
         <w:rPr>
           <w:b/>
@@ -8008,6 +8771,7 @@
         </w:rPr>
         <w:t xml:space="preserve">, </w:t>
       </w:r>
+      <w:proofErr w:type="spellStart"/>
       <w:r>
         <w:rPr>
           <w:rStyle w:val="HTMLCode"/>
@@ -8016,6 +8780,7 @@
         </w:rPr>
         <w:t>Ahmedabad_Manager</w:t>
       </w:r>
+      <w:proofErr w:type="spellEnd"/>
       <w:r>
         <w:rPr>
           <w:b/>
@@ -8035,12 +8800,14 @@
       <w:r>
         <w:t xml:space="preserve">Select the </w:t>
       </w:r>
+      <w:proofErr w:type="spellStart"/>
       <w:r>
         <w:rPr>
           <w:rStyle w:val="HTMLCode"/>
         </w:rPr>
         <w:t>Surat_Manager</w:t>
       </w:r>
+      <w:proofErr w:type="spellEnd"/>
       <w:r>
         <w:t xml:space="preserve"> role, enter the email addresses of Surat's regional managers, and click </w:t>
       </w:r>
@@ -8066,12 +8833,14 @@
       <w:r>
         <w:t xml:space="preserve">Select the </w:t>
       </w:r>
+      <w:proofErr w:type="spellStart"/>
       <w:r>
         <w:rPr>
           <w:rStyle w:val="HTMLCode"/>
         </w:rPr>
         <w:t>Ahmedabad_Manager</w:t>
       </w:r>
+      <w:proofErr w:type="spellEnd"/>
       <w:r>
         <w:t xml:space="preserve"> role, enter the email addresses of Ahmedabad's regional managers, and click </w:t>
       </w:r>
@@ -8388,7 +9157,7 @@
           <v:shape id="_x0000_i1025" type="#_x0000_t75" style="width:75.5pt;height:49pt" o:ole="">
             <v:imagedata r:id="rId5" o:title=""/>
           </v:shape>
-          <o:OLEObject Type="Embed" ProgID="Excel.Sheet.12" ShapeID="_x0000_i1025" DrawAspect="Icon" ObjectID="_1852489448" r:id="rId6"/>
+          <o:OLEObject Type="Embed" ProgID="Excel.Sheet.12" ShapeID="_x0000_i1025" DrawAspect="Icon" ObjectID="_1852490016" r:id="rId6"/>
         </w:object>
       </w:r>
       <w:r>
@@ -8405,7 +9174,7 @@
           <v:shape id="_x0000_i1026" type="#_x0000_t75" style="width:75.5pt;height:49pt" o:ole="">
             <v:imagedata r:id="rId7" o:title=""/>
           </v:shape>
-          <o:OLEObject Type="Embed" ProgID="Package" ShapeID="_x0000_i1026" DrawAspect="Icon" ObjectID="_1852489449" r:id="rId8"/>
+          <o:OLEObject Type="Embed" ProgID="Package" ShapeID="_x0000_i1026" DrawAspect="Icon" ObjectID="_1852490017" r:id="rId8"/>
         </w:object>
       </w:r>
     </w:p>
@@ -8598,7 +9367,7 @@
           <v:shape id="_x0000_i1027" type="#_x0000_t75" style="width:75.5pt;height:49pt" o:ole="">
             <v:imagedata r:id="rId10" o:title=""/>
           </v:shape>
-          <o:OLEObject Type="Embed" ProgID="Package" ShapeID="_x0000_i1027" DrawAspect="Icon" ObjectID="_1852489450" r:id="rId11"/>
+          <o:OLEObject Type="Embed" ProgID="Package" ShapeID="_x0000_i1027" DrawAspect="Icon" ObjectID="_1852490018" r:id="rId11"/>
         </w:object>
       </w:r>
       <w:r>
@@ -8780,7 +9549,32 @@
                 <w:rStyle w:val="HTMLCode"/>
                 <w:rFonts w:eastAsiaTheme="minorHAnsi"/>
               </w:rPr>
-              <w:t>Total Revenue = SUM(Orders[OrderAmount])</w:t>
+              <w:t>Total Revenue = SUM(</w:t>
+            </w:r>
+            <w:proofErr w:type="gramStart"/>
+            <w:r>
+              <w:rPr>
+                <w:rStyle w:val="HTMLCode"/>
+                <w:rFonts w:eastAsiaTheme="minorHAnsi"/>
+              </w:rPr>
+              <w:t>Orders[</w:t>
+            </w:r>
+            <w:proofErr w:type="spellStart"/>
+            <w:proofErr w:type="gramEnd"/>
+            <w:r>
+              <w:rPr>
+                <w:rStyle w:val="HTMLCode"/>
+                <w:rFonts w:eastAsiaTheme="minorHAnsi"/>
+              </w:rPr>
+              <w:t>OrderAmount</w:t>
+            </w:r>
+            <w:proofErr w:type="spellEnd"/>
+            <w:r>
+              <w:rPr>
+                <w:rStyle w:val="HTMLCode"/>
+                <w:rFonts w:eastAsiaTheme="minorHAnsi"/>
+              </w:rPr>
+              <w:t>])</w:t>
             </w:r>
           </w:p>
         </w:tc>
@@ -8879,7 +9673,32 @@
                 <w:rStyle w:val="HTMLCode"/>
                 <w:rFonts w:eastAsiaTheme="minorHAnsi"/>
               </w:rPr>
-              <w:t>Total Orders = DISTINCTCOUNT(Orders[OrderID])</w:t>
+              <w:t>Total Orders = DISTINCTCOUNT(</w:t>
+            </w:r>
+            <w:proofErr w:type="gramStart"/>
+            <w:r>
+              <w:rPr>
+                <w:rStyle w:val="HTMLCode"/>
+                <w:rFonts w:eastAsiaTheme="minorHAnsi"/>
+              </w:rPr>
+              <w:t>Orders[</w:t>
+            </w:r>
+            <w:proofErr w:type="spellStart"/>
+            <w:proofErr w:type="gramEnd"/>
+            <w:r>
+              <w:rPr>
+                <w:rStyle w:val="HTMLCode"/>
+                <w:rFonts w:eastAsiaTheme="minorHAnsi"/>
+              </w:rPr>
+              <w:t>OrderID</w:t>
+            </w:r>
+            <w:proofErr w:type="spellEnd"/>
+            <w:r>
+              <w:rPr>
+                <w:rStyle w:val="HTMLCode"/>
+                <w:rFonts w:eastAsiaTheme="minorHAnsi"/>
+              </w:rPr>
+              <w:t>])</w:t>
             </w:r>
           </w:p>
         </w:tc>
@@ -8977,7 +9796,39 @@
                 <w:rStyle w:val="HTMLCode"/>
                 <w:rFonts w:eastAsiaTheme="minorHAnsi"/>
               </w:rPr>
-              <w:t>Average Order Value = DIVIDE([Total Revenue], DISTINCTCOUNT(Orders[OrderID]))</w:t>
+              <w:t xml:space="preserve">Average Order Value = </w:t>
+            </w:r>
+            <w:proofErr w:type="gramStart"/>
+            <w:r>
+              <w:rPr>
+                <w:rStyle w:val="HTMLCode"/>
+                <w:rFonts w:eastAsiaTheme="minorHAnsi"/>
+              </w:rPr>
+              <w:t>DIVIDE(</w:t>
+            </w:r>
+            <w:proofErr w:type="gramEnd"/>
+            <w:r>
+              <w:rPr>
+                <w:rStyle w:val="HTMLCode"/>
+                <w:rFonts w:eastAsiaTheme="minorHAnsi"/>
+              </w:rPr>
+              <w:t>[Total Revenue], DISTINCTCOUNT(Orders[</w:t>
+            </w:r>
+            <w:proofErr w:type="spellStart"/>
+            <w:r>
+              <w:rPr>
+                <w:rStyle w:val="HTMLCode"/>
+                <w:rFonts w:eastAsiaTheme="minorHAnsi"/>
+              </w:rPr>
+              <w:t>OrderID</w:t>
+            </w:r>
+            <w:proofErr w:type="spellEnd"/>
+            <w:r>
+              <w:rPr>
+                <w:rStyle w:val="HTMLCode"/>
+                <w:rFonts w:eastAsiaTheme="minorHAnsi"/>
+              </w:rPr>
+              <w:t>]))</w:t>
             </w:r>
           </w:p>
         </w:tc>
@@ -9075,7 +9926,39 @@
                 <w:rStyle w:val="HTMLCode"/>
                 <w:rFonts w:eastAsiaTheme="minorHAnsi"/>
               </w:rPr>
-              <w:t>Delivery Success Rate = DIVIDE(CALCULATE(COUNT(...), DeliveryStatus="Delivered"), COUNT(...))</w:t>
+              <w:t xml:space="preserve">Delivery Success Rate = </w:t>
+            </w:r>
+            <w:proofErr w:type="gramStart"/>
+            <w:r>
+              <w:rPr>
+                <w:rStyle w:val="HTMLCode"/>
+                <w:rFonts w:eastAsiaTheme="minorHAnsi"/>
+              </w:rPr>
+              <w:t>DIVIDE(</w:t>
+            </w:r>
+            <w:proofErr w:type="gramEnd"/>
+            <w:r>
+              <w:rPr>
+                <w:rStyle w:val="HTMLCode"/>
+                <w:rFonts w:eastAsiaTheme="minorHAnsi"/>
+              </w:rPr>
+              <w:t xml:space="preserve">CALCULATE(COUNT(...), </w:t>
+            </w:r>
+            <w:proofErr w:type="spellStart"/>
+            <w:r>
+              <w:rPr>
+                <w:rStyle w:val="HTMLCode"/>
+                <w:rFonts w:eastAsiaTheme="minorHAnsi"/>
+              </w:rPr>
+              <w:t>DeliveryStatus</w:t>
+            </w:r>
+            <w:proofErr w:type="spellEnd"/>
+            <w:r>
+              <w:rPr>
+                <w:rStyle w:val="HTMLCode"/>
+                <w:rFonts w:eastAsiaTheme="minorHAnsi"/>
+              </w:rPr>
+              <w:t>="Delivered"), COUNT(...))</w:t>
             </w:r>
           </w:p>
         </w:tc>
@@ -9337,7 +10220,7 @@
           <v:shape id="_x0000_i1028" type="#_x0000_t75" style="width:75.5pt;height:49pt" o:ole="">
             <v:imagedata r:id="rId13" o:title=""/>
           </v:shape>
-          <o:OLEObject Type="Embed" ProgID="Package" ShapeID="_x0000_i1028" DrawAspect="Icon" ObjectID="_1852489451" r:id="rId14"/>
+          <o:OLEObject Type="Embed" ProgID="Package" ShapeID="_x0000_i1028" DrawAspect="Icon" ObjectID="_1852490019" r:id="rId14"/>
         </w:object>
       </w:r>
       <w:r>
@@ -9543,7 +10426,7 @@
           <v:shape id="_x0000_i1029" type="#_x0000_t75" style="width:75.5pt;height:49pt" o:ole="">
             <v:imagedata r:id="rId16" o:title=""/>
           </v:shape>
-          <o:OLEObject Type="Embed" ProgID="Package" ShapeID="_x0000_i1029" DrawAspect="Icon" ObjectID="_1852489452" r:id="rId17"/>
+          <o:OLEObject Type="Embed" ProgID="Package" ShapeID="_x0000_i1029" DrawAspect="Icon" ObjectID="_1852490020" r:id="rId17"/>
         </w:object>
       </w:r>
       <w:r>
@@ -9559,7 +10442,7 @@
           <v:shape id="_x0000_i1030" type="#_x0000_t75" style="width:75.5pt;height:49pt" o:ole="">
             <v:imagedata r:id="rId18" o:title=""/>
           </v:shape>
-          <o:OLEObject Type="Embed" ProgID="Excel.Sheet.12" ShapeID="_x0000_i1030" DrawAspect="Icon" ObjectID="_1852489453" r:id="rId19"/>
+          <o:OLEObject Type="Embed" ProgID="Excel.Sheet.12" ShapeID="_x0000_i1030" DrawAspect="Icon" ObjectID="_1852490021" r:id="rId19"/>
         </w:object>
       </w:r>
     </w:p>
@@ -9652,10 +10535,7 @@
           <w:szCs w:val="21"/>
         </w:rPr>
       </w:pPr>
-    </w:p>
-    <w:p>
-      <w:pPr>
-        <w:pStyle w:val="NormalWeb"/>
+      <w:r>
         <w:rPr>
           <w:rFonts w:ascii="Poppins-Bold" w:hAnsi="Poppins-Bold" w:cs="Poppins-Bold"/>
           <w:b/>
@@ -9664,22 +10544,31 @@
           <w:sz w:val="21"/>
           <w:szCs w:val="21"/>
         </w:rPr>
-      </w:pPr>
-      <w:r>
+        <w:lastRenderedPageBreak/>
+        <w:t>2)</w:t>
+      </w:r>
+    </w:p>
+    <w:p>
+      <w:pPr>
+        <w:pStyle w:val="NormalWeb"/>
         <w:rPr>
           <w:rFonts w:ascii="Poppins-Bold" w:hAnsi="Poppins-Bold" w:cs="Poppins-Bold"/>
           <w:b/>
           <w:bCs/>
-          <w:noProof/>
           <w:color w:val="0F172A"/>
           <w:sz w:val="21"/>
           <w:szCs w:val="21"/>
         </w:rPr>
+      </w:pPr>
+      <w:r>
+        <w:rPr>
+          <w:noProof/>
+        </w:rPr>
         <w:drawing>
-          <wp:inline distT="0" distB="0" distL="0" distR="0">
-            <wp:extent cx="5943600" cy="2002790"/>
+          <wp:inline distT="0" distB="0" distL="0" distR="0" wp14:anchorId="428817C3" wp14:editId="6FB52544">
+            <wp:extent cx="5943600" cy="2952750"/>
             <wp:effectExtent l="0" t="0" r="0" b="0"/>
-            <wp:docPr id="16" name="Picture 16"/>
+            <wp:docPr id="18" name="Picture 18"/>
             <wp:cNvGraphicFramePr>
               <a:graphicFrameLocks xmlns:a="http://schemas.openxmlformats.org/drawingml/2006/main" noChangeAspect="1"/>
             </wp:cNvGraphicFramePr>
@@ -9687,17 +10576,11 @@
               <a:graphicData uri="http://schemas.openxmlformats.org/drawingml/2006/picture">
                 <pic:pic xmlns:pic="http://schemas.openxmlformats.org/drawingml/2006/picture">
                   <pic:nvPicPr>
-                    <pic:cNvPr id="16" name="download (1).png"/>
+                    <pic:cNvPr id="1" name=""/>
                     <pic:cNvPicPr/>
                   </pic:nvPicPr>
                   <pic:blipFill>
-                    <a:blip r:embed="rId21">
-                      <a:extLst>
-                        <a:ext uri="{28A0092B-C50C-407E-A947-70E740481C1C}">
-                          <a14:useLocalDpi xmlns:a14="http://schemas.microsoft.com/office/drawing/2010/main" val="0"/>
-                        </a:ext>
-                      </a:extLst>
-                    </a:blip>
+                    <a:blip r:embed="rId21"/>
                     <a:stretch>
                       <a:fillRect/>
                     </a:stretch>
@@ -9705,7 +10588,7 @@
                   <pic:spPr>
                     <a:xfrm>
                       <a:off x="0" y="0"/>
-                      <a:ext cx="5943600" cy="2002790"/>
+                      <a:ext cx="5943600" cy="2952750"/>
                     </a:xfrm>
                     <a:prstGeom prst="rect">
                       <a:avLst/>
@@ -9820,29 +10703,16 @@
           <w:szCs w:val="21"/>
         </w:rPr>
       </w:pPr>
-    </w:p>
-    <w:p>
-      <w:pPr>
-        <w:pStyle w:val="NormalWeb"/>
-        <w:rPr>
-          <w:rFonts w:ascii="Poppins-Bold" w:hAnsi="Poppins-Bold" w:cs="Poppins-Bold"/>
-          <w:b/>
-          <w:bCs/>
-          <w:color w:val="0F172A"/>
-          <w:sz w:val="21"/>
-          <w:szCs w:val="21"/>
-        </w:rPr>
-      </w:pPr>
       <w:r>
         <w:rPr>
           <w:noProof/>
         </w:rPr>
         <w:lastRenderedPageBreak/>
         <w:drawing>
-          <wp:inline distT="0" distB="0" distL="0" distR="0" wp14:anchorId="762C47DA" wp14:editId="26C2EB9F">
-            <wp:extent cx="5943600" cy="2885440"/>
-            <wp:effectExtent l="0" t="0" r="0" b="0"/>
-            <wp:docPr id="17" name="Picture 17"/>
+          <wp:inline distT="0" distB="0" distL="0" distR="0" wp14:anchorId="5671A6C4" wp14:editId="34770B13">
+            <wp:extent cx="5943600" cy="2912110"/>
+            <wp:effectExtent l="0" t="0" r="0" b="2540"/>
+            <wp:docPr id="21" name="Picture 21"/>
             <wp:cNvGraphicFramePr>
               <a:graphicFrameLocks xmlns:a="http://schemas.openxmlformats.org/drawingml/2006/main" noChangeAspect="1"/>
             </wp:cNvGraphicFramePr>
@@ -9862,6 +10732,128 @@
                   <pic:spPr>
                     <a:xfrm>
                       <a:off x="0" y="0"/>
+                      <a:ext cx="5943600" cy="2912110"/>
+                    </a:xfrm>
+                    <a:prstGeom prst="rect">
+                      <a:avLst/>
+                    </a:prstGeom>
+                  </pic:spPr>
+                </pic:pic>
+              </a:graphicData>
+            </a:graphic>
+          </wp:inline>
+        </w:drawing>
+      </w:r>
+    </w:p>
+    <w:p>
+      <w:pPr>
+        <w:pStyle w:val="NormalWeb"/>
+        <w:rPr>
+          <w:rFonts w:ascii="Poppins-Bold" w:hAnsi="Poppins-Bold" w:cs="Poppins-Bold"/>
+          <w:b/>
+          <w:bCs/>
+          <w:color w:val="0F172A"/>
+          <w:sz w:val="21"/>
+          <w:szCs w:val="21"/>
+        </w:rPr>
+      </w:pPr>
+    </w:p>
+    <w:p>
+      <w:pPr>
+        <w:pStyle w:val="NormalWeb"/>
+        <w:rPr>
+          <w:rFonts w:ascii="Poppins-Bold" w:hAnsi="Poppins-Bold" w:cs="Poppins-Bold"/>
+          <w:b/>
+          <w:bCs/>
+          <w:color w:val="0F172A"/>
+          <w:sz w:val="21"/>
+          <w:szCs w:val="21"/>
+        </w:rPr>
+      </w:pPr>
+      <w:bookmarkStart w:id="0" w:name="_GoBack"/>
+      <w:r>
+        <w:rPr>
+          <w:noProof/>
+        </w:rPr>
+        <w:drawing>
+          <wp:inline distT="0" distB="0" distL="0" distR="0" wp14:anchorId="3EE1947C" wp14:editId="1FFB72D0">
+            <wp:extent cx="5889751" cy="2222500"/>
+            <wp:effectExtent l="0" t="0" r="0" b="6350"/>
+            <wp:docPr id="20" name="Picture 20"/>
+            <wp:cNvGraphicFramePr>
+              <a:graphicFrameLocks xmlns:a="http://schemas.openxmlformats.org/drawingml/2006/main" noChangeAspect="1"/>
+            </wp:cNvGraphicFramePr>
+            <a:graphic xmlns:a="http://schemas.openxmlformats.org/drawingml/2006/main">
+              <a:graphicData uri="http://schemas.openxmlformats.org/drawingml/2006/picture">
+                <pic:pic xmlns:pic="http://schemas.openxmlformats.org/drawingml/2006/picture">
+                  <pic:nvPicPr>
+                    <pic:cNvPr id="1" name=""/>
+                    <pic:cNvPicPr/>
+                  </pic:nvPicPr>
+                  <pic:blipFill>
+                    <a:blip r:embed="rId24"/>
+                    <a:stretch>
+                      <a:fillRect/>
+                    </a:stretch>
+                  </pic:blipFill>
+                  <pic:spPr>
+                    <a:xfrm>
+                      <a:off x="0" y="0"/>
+                      <a:ext cx="5893970" cy="2224092"/>
+                    </a:xfrm>
+                    <a:prstGeom prst="rect">
+                      <a:avLst/>
+                    </a:prstGeom>
+                  </pic:spPr>
+                </pic:pic>
+              </a:graphicData>
+            </a:graphic>
+          </wp:inline>
+        </w:drawing>
+      </w:r>
+      <w:bookmarkEnd w:id="0"/>
+    </w:p>
+    <w:p>
+      <w:pPr>
+        <w:pStyle w:val="NormalWeb"/>
+        <w:rPr>
+          <w:rFonts w:ascii="Poppins-Bold" w:hAnsi="Poppins-Bold" w:cs="Poppins-Bold"/>
+          <w:b/>
+          <w:bCs/>
+          <w:color w:val="0F172A"/>
+          <w:sz w:val="21"/>
+          <w:szCs w:val="21"/>
+        </w:rPr>
+      </w:pPr>
+      <w:r>
+        <w:rPr>
+          <w:noProof/>
+        </w:rPr>
+        <w:lastRenderedPageBreak/>
+        <w:drawing>
+          <wp:inline distT="0" distB="0" distL="0" distR="0" wp14:anchorId="762C47DA" wp14:editId="26C2EB9F">
+            <wp:extent cx="5943600" cy="2885440"/>
+            <wp:effectExtent l="0" t="0" r="0" b="0"/>
+            <wp:docPr id="17" name="Picture 17"/>
+            <wp:cNvGraphicFramePr>
+              <a:graphicFrameLocks xmlns:a="http://schemas.openxmlformats.org/drawingml/2006/main" noChangeAspect="1"/>
+            </wp:cNvGraphicFramePr>
+            <a:graphic xmlns:a="http://schemas.openxmlformats.org/drawingml/2006/main">
+              <a:graphicData uri="http://schemas.openxmlformats.org/drawingml/2006/picture">
+                <pic:pic xmlns:pic="http://schemas.openxmlformats.org/drawingml/2006/picture">
+                  <pic:nvPicPr>
+                    <pic:cNvPr id="1" name=""/>
+                    <pic:cNvPicPr/>
+                  </pic:nvPicPr>
+                  <pic:blipFill>
+                    <a:blip r:embed="rId25"/>
+                    <a:stretch>
+                      <a:fillRect/>
+                    </a:stretch>
+                  </pic:blipFill>
+                  <pic:spPr>
+                    <a:xfrm>
+                      <a:off x="0" y="0"/>
                       <a:ext cx="5943600" cy="2885440"/>
                     </a:xfrm>
                     <a:prstGeom prst="rect">
@@ -9938,8 +10930,6 @@
           <w:szCs w:val="24"/>
         </w:rPr>
       </w:pPr>
-      <w:bookmarkStart w:id="0" w:name="_GoBack"/>
-      <w:bookmarkEnd w:id="0"/>
     </w:p>
     <w:p>
       <w:pPr>
@@ -10074,12 +11064,21 @@
       <w:pPr>
         <w:pStyle w:val="NormalWeb"/>
       </w:pPr>
-      <w:r>
-        <w:rPr>
-          <w:b/>
-          <w:bCs/>
-        </w:rPr>
-        <w:t>FoodRush Operations Intelligence Summary</w:t>
+      <w:proofErr w:type="spellStart"/>
+      <w:r>
+        <w:rPr>
+          <w:b/>
+          <w:bCs/>
+        </w:rPr>
+        <w:t>FoodRush</w:t>
+      </w:r>
+      <w:proofErr w:type="spellEnd"/>
+      <w:r>
+        <w:rPr>
+          <w:b/>
+          <w:bCs/>
+        </w:rPr>
+        <w:t xml:space="preserve"> Operations Intelligence Summary</w:t>
       </w:r>
     </w:p>
     <w:p>
@@ -10087,7 +11086,15 @@
         <w:pStyle w:val="NormalWeb"/>
       </w:pPr>
       <w:r>
-        <w:t xml:space="preserve">The FoodRush operational intelligence dashboard highlights a total revenue of </w:t>
+        <w:t xml:space="preserve">The </w:t>
+      </w:r>
+      <w:proofErr w:type="spellStart"/>
+      <w:r>
+        <w:t>FoodRush</w:t>
+      </w:r>
+      <w:proofErr w:type="spellEnd"/>
+      <w:r>
+        <w:t xml:space="preserve"> operational intelligence dashboard highlights a total revenue of </w:t>
       </w:r>
       <w:r>
         <w:rPr>
@@ -10214,7 +11221,7 @@
                     <pic:cNvPicPr/>
                   </pic:nvPicPr>
                   <pic:blipFill>
-                    <a:blip r:embed="rId24" cstate="print">
+                    <a:blip r:embed="rId26" cstate="print">
                       <a:extLst>
                         <a:ext uri="{28A0092B-C50C-407E-A947-70E740481C1C}">
                           <a14:useLocalDpi xmlns:a14="http://schemas.microsoft.com/office/drawing/2010/main" val="0"/>
@@ -10317,7 +11324,7 @@
                     <pic:cNvPicPr/>
                   </pic:nvPicPr>
                   <pic:blipFill>
-                    <a:blip r:embed="rId25" cstate="print">
+                    <a:blip r:embed="rId27" cstate="print">
                       <a:extLst>
                         <a:ext uri="{28A0092B-C50C-407E-A947-70E740481C1C}">
                           <a14:useLocalDpi xmlns:a14="http://schemas.microsoft.com/office/drawing/2010/main" val="0"/>
@@ -10788,7 +11795,7 @@
                     <pic:cNvPicPr/>
                   </pic:nvPicPr>
                   <pic:blipFill>
-                    <a:blip r:embed="rId26" cstate="print">
+                    <a:blip r:embed="rId28" cstate="print">
                       <a:extLst>
                         <a:ext uri="{28A0092B-C50C-407E-A947-70E740481C1C}">
                           <a14:useLocalDpi xmlns:a14="http://schemas.microsoft.com/office/drawing/2010/main" val="0"/>
@@ -10869,7 +11876,7 @@
                     <pic:cNvPicPr/>
                   </pic:nvPicPr>
                   <pic:blipFill>
-                    <a:blip r:embed="rId27"/>
+                    <a:blip r:embed="rId29"/>
                     <a:stretch>
                       <a:fillRect/>
                     </a:stretch>
@@ -11026,13 +12033,41 @@
         </w:rPr>
         <w:t xml:space="preserve"> in sales or no order data. Using </w:t>
       </w:r>
+      <w:proofErr w:type="gramStart"/>
       <w:r>
         <w:rPr>
           <w:rFonts w:ascii="Courier New" w:eastAsia="Times New Roman" w:hAnsi="Courier New" w:cs="Courier New"/>
           <w:sz w:val="20"/>
           <w:szCs w:val="20"/>
         </w:rPr>
-        <w:t>DIVIDE(Numerator, Denominator, AlternateResult)</w:t>
+        <w:t>DIVIDE(</w:t>
+      </w:r>
+      <w:proofErr w:type="gramEnd"/>
+      <w:r>
+        <w:rPr>
+          <w:rFonts w:ascii="Courier New" w:eastAsia="Times New Roman" w:hAnsi="Courier New" w:cs="Courier New"/>
+          <w:sz w:val="20"/>
+          <w:szCs w:val="20"/>
+        </w:rPr>
+        <w:t xml:space="preserve">Numerator, Denominator, </w:t>
+      </w:r>
+      <w:proofErr w:type="spellStart"/>
+      <w:r>
+        <w:rPr>
+          <w:rFonts w:ascii="Courier New" w:eastAsia="Times New Roman" w:hAnsi="Courier New" w:cs="Courier New"/>
+          <w:sz w:val="20"/>
+          <w:szCs w:val="20"/>
+        </w:rPr>
+        <w:t>AlternateResult</w:t>
+      </w:r>
+      <w:proofErr w:type="spellEnd"/>
+      <w:r>
+        <w:rPr>
+          <w:rFonts w:ascii="Courier New" w:eastAsia="Times New Roman" w:hAnsi="Courier New" w:cs="Courier New"/>
+          <w:sz w:val="20"/>
+          <w:szCs w:val="20"/>
+        </w:rPr>
+        <w:t>)</w:t>
       </w:r>
       <w:r>
         <w:rPr>
@@ -11106,6 +12141,7 @@
         </w:rPr>
         <w:t xml:space="preserve"> For the earliest recorded month in the dataset (where </w:t>
       </w:r>
+      <w:proofErr w:type="spellStart"/>
       <w:r>
         <w:rPr>
           <w:rFonts w:ascii="Courier New" w:eastAsia="Times New Roman" w:hAnsi="Courier New" w:cs="Courier New"/>
@@ -11114,6 +12150,7 @@
         </w:rPr>
         <w:t>PreviousRevenue</w:t>
       </w:r>
+      <w:proofErr w:type="spellEnd"/>
       <w:r>
         <w:rPr>
           <w:rFonts w:ascii="Times New Roman" w:eastAsia="Times New Roman" w:hAnsi="Times New Roman" w:cs="Times New Roman"/>
@@ -11122,13 +12159,23 @@
         </w:rPr>
         <w:t xml:space="preserve"> is </w:t>
       </w:r>
+      <w:proofErr w:type="gramStart"/>
       <w:r>
         <w:rPr>
           <w:rFonts w:ascii="Courier New" w:eastAsia="Times New Roman" w:hAnsi="Courier New" w:cs="Courier New"/>
           <w:sz w:val="20"/>
           <w:szCs w:val="20"/>
         </w:rPr>
-        <w:t>BLANK()</w:t>
+        <w:t>BLANK(</w:t>
+      </w:r>
+      <w:proofErr w:type="gramEnd"/>
+      <w:r>
+        <w:rPr>
+          <w:rFonts w:ascii="Courier New" w:eastAsia="Times New Roman" w:hAnsi="Courier New" w:cs="Courier New"/>
+          <w:sz w:val="20"/>
+          <w:szCs w:val="20"/>
+        </w:rPr>
+        <w:t>)</w:t>
       </w:r>
       <w:r>
         <w:rPr>
@@ -12266,13 +13313,23 @@
         </w:rPr>
         <w:t xml:space="preserve"> Place </w:t>
       </w:r>
+      <w:proofErr w:type="gramStart"/>
       <w:r>
         <w:rPr>
           <w:rFonts w:ascii="Courier New" w:eastAsia="Times New Roman" w:hAnsi="Courier New" w:cs="Courier New"/>
           <w:sz w:val="20"/>
           <w:szCs w:val="20"/>
         </w:rPr>
-        <w:t>Calendar[Month-Year]</w:t>
+        <w:t>Calendar[</w:t>
+      </w:r>
+      <w:proofErr w:type="gramEnd"/>
+      <w:r>
+        <w:rPr>
+          <w:rFonts w:ascii="Courier New" w:eastAsia="Times New Roman" w:hAnsi="Courier New" w:cs="Courier New"/>
+          <w:sz w:val="20"/>
+          <w:szCs w:val="20"/>
+        </w:rPr>
+        <w:t>Month-Year]</w:t>
       </w:r>
       <w:r>
         <w:rPr>
@@ -12446,6 +13503,7 @@
         </w:rPr>
         <w:t xml:space="preserve"> that calculates the average </w:t>
       </w:r>
+      <w:proofErr w:type="spellStart"/>
       <w:r>
         <w:rPr>
           <w:rStyle w:val="HTMLCode"/>
@@ -12456,6 +13514,7 @@
         </w:rPr>
         <w:t>OrderAmount</w:t>
       </w:r>
+      <w:proofErr w:type="spellEnd"/>
       <w:r>
         <w:rPr>
           <w:rFonts w:ascii="Courier New" w:hAnsi="Courier New" w:cs="Courier New"/>
@@ -12467,6 +13526,7 @@
         </w:rPr>
         <w:t xml:space="preserve"> from the </w:t>
       </w:r>
+      <w:proofErr w:type="spellStart"/>
       <w:r>
         <w:rPr>
           <w:rStyle w:val="HTMLCode"/>
@@ -12477,6 +13537,7 @@
         </w:rPr>
         <w:t>Cleaned_Data_Result</w:t>
       </w:r>
+      <w:proofErr w:type="spellEnd"/>
       <w:r>
         <w:rPr>
           <w:rFonts w:ascii="Courier New" w:hAnsi="Courier New" w:cs="Courier New"/>
@@ -12488,6 +13549,7 @@
         </w:rPr>
         <w:t xml:space="preserve"> table, but only for orders where the </w:t>
       </w:r>
+      <w:proofErr w:type="spellStart"/>
       <w:r>
         <w:rPr>
           <w:rStyle w:val="HTMLCode"/>
@@ -12498,6 +13560,7 @@
         </w:rPr>
         <w:t>DeliveryStatus</w:t>
       </w:r>
+      <w:proofErr w:type="spellEnd"/>
       <w:r>
         <w:rPr>
           <w:rFonts w:ascii="Courier New" w:hAnsi="Courier New" w:cs="Courier New"/>
@@ -12606,6 +13669,7 @@
           <w:color w:val="FFFFFF"/>
         </w:rPr>
       </w:pPr>
+      <w:proofErr w:type="gramStart"/>
       <w:r>
         <w:rPr>
           <w:rStyle w:val="HTMLCode"/>
@@ -12613,6 +13677,7 @@
         </w:rPr>
         <w:t>CALCULATE(</w:t>
       </w:r>
+      <w:proofErr w:type="gramEnd"/>
     </w:p>
     <w:p>
       <w:pPr>
@@ -12628,7 +13693,39 @@
           <w:rStyle w:val="HTMLCode"/>
           <w:color w:val="FFFFFF"/>
         </w:rPr>
-        <w:t xml:space="preserve">    AVERAGE('Cleaned_Data_Result'[OrderAmount]),</w:t>
+        <w:t xml:space="preserve">    AVERAGE('</w:t>
+      </w:r>
+      <w:proofErr w:type="spellStart"/>
+      <w:r>
+        <w:rPr>
+          <w:rStyle w:val="HTMLCode"/>
+          <w:color w:val="FFFFFF"/>
+        </w:rPr>
+        <w:t>Cleaned_Data_Result</w:t>
+      </w:r>
+      <w:proofErr w:type="spellEnd"/>
+      <w:r>
+        <w:rPr>
+          <w:rStyle w:val="HTMLCode"/>
+          <w:color w:val="FFFFFF"/>
+        </w:rPr>
+        <w:t>'[</w:t>
+      </w:r>
+      <w:proofErr w:type="spellStart"/>
+      <w:r>
+        <w:rPr>
+          <w:rStyle w:val="HTMLCode"/>
+          <w:color w:val="FFFFFF"/>
+        </w:rPr>
+        <w:t>OrderAmount</w:t>
+      </w:r>
+      <w:proofErr w:type="spellEnd"/>
+      <w:r>
+        <w:rPr>
+          <w:rStyle w:val="HTMLCode"/>
+          <w:color w:val="FFFFFF"/>
+        </w:rPr>
+        <w:t>]),</w:t>
       </w:r>
     </w:p>
     <w:p>
@@ -12645,7 +13742,39 @@
           <w:rStyle w:val="HTMLCode"/>
           <w:color w:val="FFFFFF"/>
         </w:rPr>
-        <w:t xml:space="preserve">    'Cleaned_Data_Result'[DeliveryStatus] = "Delivered"</w:t>
+        <w:t xml:space="preserve">    '</w:t>
+      </w:r>
+      <w:proofErr w:type="spellStart"/>
+      <w:r>
+        <w:rPr>
+          <w:rStyle w:val="HTMLCode"/>
+          <w:color w:val="FFFFFF"/>
+        </w:rPr>
+        <w:t>Cleaned_Data_Result</w:t>
+      </w:r>
+      <w:proofErr w:type="spellEnd"/>
+      <w:r>
+        <w:rPr>
+          <w:rStyle w:val="HTMLCode"/>
+          <w:color w:val="FFFFFF"/>
+        </w:rPr>
+        <w:t>'[</w:t>
+      </w:r>
+      <w:proofErr w:type="spellStart"/>
+      <w:r>
+        <w:rPr>
+          <w:rStyle w:val="HTMLCode"/>
+          <w:color w:val="FFFFFF"/>
+        </w:rPr>
+        <w:t>DeliveryStatus</w:t>
+      </w:r>
+      <w:proofErr w:type="spellEnd"/>
+      <w:r>
+        <w:rPr>
+          <w:rStyle w:val="HTMLCode"/>
+          <w:color w:val="FFFFFF"/>
+        </w:rPr>
+        <w:t>] = "Delivered"</w:t>
       </w:r>
     </w:p>
     <w:p>
@@ -12735,6 +13864,7 @@
           <w:color w:val="FFFFFF"/>
         </w:rPr>
       </w:pPr>
+      <w:proofErr w:type="gramStart"/>
       <w:r>
         <w:rPr>
           <w:rStyle w:val="HTMLCode"/>
@@ -12742,6 +13872,7 @@
         </w:rPr>
         <w:t>CALCULATE(</w:t>
       </w:r>
+      <w:proofErr w:type="gramEnd"/>
     </w:p>
     <w:p>
       <w:pPr>
@@ -12757,7 +13888,39 @@
           <w:rStyle w:val="HTMLCode"/>
           <w:color w:val="FFFFFF"/>
         </w:rPr>
-        <w:t xml:space="preserve">    AVERAGE('Cleaned_Data_Result'[OrderAmount]),</w:t>
+        <w:t xml:space="preserve">    AVERAGE('</w:t>
+      </w:r>
+      <w:proofErr w:type="spellStart"/>
+      <w:r>
+        <w:rPr>
+          <w:rStyle w:val="HTMLCode"/>
+          <w:color w:val="FFFFFF"/>
+        </w:rPr>
+        <w:t>Cleaned_Data_Result</w:t>
+      </w:r>
+      <w:proofErr w:type="spellEnd"/>
+      <w:r>
+        <w:rPr>
+          <w:rStyle w:val="HTMLCode"/>
+          <w:color w:val="FFFFFF"/>
+        </w:rPr>
+        <w:t>'[</w:t>
+      </w:r>
+      <w:proofErr w:type="spellStart"/>
+      <w:r>
+        <w:rPr>
+          <w:rStyle w:val="HTMLCode"/>
+          <w:color w:val="FFFFFF"/>
+        </w:rPr>
+        <w:t>OrderAmount</w:t>
+      </w:r>
+      <w:proofErr w:type="spellEnd"/>
+      <w:r>
+        <w:rPr>
+          <w:rStyle w:val="HTMLCode"/>
+          <w:color w:val="FFFFFF"/>
+        </w:rPr>
+        <w:t>]),</w:t>
       </w:r>
     </w:p>
     <w:p>
@@ -12774,7 +13937,39 @@
           <w:rStyle w:val="HTMLCode"/>
           <w:color w:val="FFFFFF"/>
         </w:rPr>
-        <w:t xml:space="preserve">    KEEPFILTERS('Cleaned_Data_Result'[DeliveryStatus] = "Delivered")</w:t>
+        <w:t xml:space="preserve">    KEEPFILTERS('</w:t>
+      </w:r>
+      <w:proofErr w:type="spellStart"/>
+      <w:r>
+        <w:rPr>
+          <w:rStyle w:val="HTMLCode"/>
+          <w:color w:val="FFFFFF"/>
+        </w:rPr>
+        <w:t>Cleaned_Data_Result</w:t>
+      </w:r>
+      <w:proofErr w:type="spellEnd"/>
+      <w:r>
+        <w:rPr>
+          <w:rStyle w:val="HTMLCode"/>
+          <w:color w:val="FFFFFF"/>
+        </w:rPr>
+        <w:t>'[</w:t>
+      </w:r>
+      <w:proofErr w:type="spellStart"/>
+      <w:r>
+        <w:rPr>
+          <w:rStyle w:val="HTMLCode"/>
+          <w:color w:val="FFFFFF"/>
+        </w:rPr>
+        <w:t>DeliveryStatus</w:t>
+      </w:r>
+      <w:proofErr w:type="spellEnd"/>
+      <w:r>
+        <w:rPr>
+          <w:rStyle w:val="HTMLCode"/>
+          <w:color w:val="FFFFFF"/>
+        </w:rPr>
+        <w:t>] = "Delivered")</w:t>
       </w:r>
     </w:p>
     <w:p>
@@ -12886,7 +14081,23 @@
           <w:rStyle w:val="HTMLCode"/>
           <w:color w:val="FFFFFF"/>
         </w:rPr>
-        <w:t xml:space="preserve">VAR AvgValue = </w:t>
+        <w:t xml:space="preserve">VAR </w:t>
+      </w:r>
+      <w:proofErr w:type="spellStart"/>
+      <w:r>
+        <w:rPr>
+          <w:rStyle w:val="HTMLCode"/>
+          <w:color w:val="FFFFFF"/>
+        </w:rPr>
+        <w:t>AvgValue</w:t>
+      </w:r>
+      <w:proofErr w:type="spellEnd"/>
+      <w:r>
+        <w:rPr>
+          <w:rStyle w:val="HTMLCode"/>
+          <w:color w:val="FFFFFF"/>
+        </w:rPr>
+        <w:t xml:space="preserve"> = </w:t>
       </w:r>
     </w:p>
     <w:p>
@@ -12903,8 +14114,17 @@
           <w:rStyle w:val="HTMLCode"/>
           <w:color w:val="FFFFFF"/>
         </w:rPr>
-        <w:t xml:space="preserve">    CALCULATE(</w:t>
-      </w:r>
+        <w:t xml:space="preserve">    </w:t>
+      </w:r>
+      <w:proofErr w:type="gramStart"/>
+      <w:r>
+        <w:rPr>
+          <w:rStyle w:val="HTMLCode"/>
+          <w:color w:val="FFFFFF"/>
+        </w:rPr>
+        <w:t>CALCULATE(</w:t>
+      </w:r>
+      <w:proofErr w:type="gramEnd"/>
     </w:p>
     <w:p>
       <w:pPr>
@@ -12920,7 +14140,39 @@
           <w:rStyle w:val="HTMLCode"/>
           <w:color w:val="FFFFFF"/>
         </w:rPr>
-        <w:t xml:space="preserve">        AVERAGE('Cleaned_Data_Result'[OrderAmount]),</w:t>
+        <w:t xml:space="preserve">        AVERAGE('</w:t>
+      </w:r>
+      <w:proofErr w:type="spellStart"/>
+      <w:r>
+        <w:rPr>
+          <w:rStyle w:val="HTMLCode"/>
+          <w:color w:val="FFFFFF"/>
+        </w:rPr>
+        <w:t>Cleaned_Data_Result</w:t>
+      </w:r>
+      <w:proofErr w:type="spellEnd"/>
+      <w:r>
+        <w:rPr>
+          <w:rStyle w:val="HTMLCode"/>
+          <w:color w:val="FFFFFF"/>
+        </w:rPr>
+        <w:t>'[</w:t>
+      </w:r>
+      <w:proofErr w:type="spellStart"/>
+      <w:r>
+        <w:rPr>
+          <w:rStyle w:val="HTMLCode"/>
+          <w:color w:val="FFFFFF"/>
+        </w:rPr>
+        <w:t>OrderAmount</w:t>
+      </w:r>
+      <w:proofErr w:type="spellEnd"/>
+      <w:r>
+        <w:rPr>
+          <w:rStyle w:val="HTMLCode"/>
+          <w:color w:val="FFFFFF"/>
+        </w:rPr>
+        <w:t>]),</w:t>
       </w:r>
     </w:p>
     <w:p>
@@ -12937,7 +14189,39 @@
           <w:rStyle w:val="HTMLCode"/>
           <w:color w:val="FFFFFF"/>
         </w:rPr>
-        <w:t xml:space="preserve">        KEEPFILTERS('Cleaned_Data_Result'[DeliveryStatus] = "Delivered")</w:t>
+        <w:t xml:space="preserve">        KEEPFILTERS('</w:t>
+      </w:r>
+      <w:proofErr w:type="spellStart"/>
+      <w:r>
+        <w:rPr>
+          <w:rStyle w:val="HTMLCode"/>
+          <w:color w:val="FFFFFF"/>
+        </w:rPr>
+        <w:t>Cleaned_Data_Result</w:t>
+      </w:r>
+      <w:proofErr w:type="spellEnd"/>
+      <w:r>
+        <w:rPr>
+          <w:rStyle w:val="HTMLCode"/>
+          <w:color w:val="FFFFFF"/>
+        </w:rPr>
+        <w:t>'[</w:t>
+      </w:r>
+      <w:proofErr w:type="spellStart"/>
+      <w:r>
+        <w:rPr>
+          <w:rStyle w:val="HTMLCode"/>
+          <w:color w:val="FFFFFF"/>
+        </w:rPr>
+        <w:t>DeliveryStatus</w:t>
+      </w:r>
+      <w:proofErr w:type="spellEnd"/>
+      <w:r>
+        <w:rPr>
+          <w:rStyle w:val="HTMLCode"/>
+          <w:color w:val="FFFFFF"/>
+        </w:rPr>
+        <w:t>] = "Delivered")</w:t>
       </w:r>
     </w:p>
     <w:p>
@@ -12988,7 +14272,39 @@
           <w:rStyle w:val="HTMLCode"/>
           <w:color w:val="FFFFFF"/>
         </w:rPr>
-        <w:t xml:space="preserve">    IF(ISBLANK(AvgValue), 0, AvgValue)</w:t>
+        <w:t xml:space="preserve">    IF(ISBLANK(</w:t>
+      </w:r>
+      <w:proofErr w:type="spellStart"/>
+      <w:r>
+        <w:rPr>
+          <w:rStyle w:val="HTMLCode"/>
+          <w:color w:val="FFFFFF"/>
+        </w:rPr>
+        <w:t>AvgValue</w:t>
+      </w:r>
+      <w:proofErr w:type="spellEnd"/>
+      <w:r>
+        <w:rPr>
+          <w:rStyle w:val="HTMLCode"/>
+          <w:color w:val="FFFFFF"/>
+        </w:rPr>
+        <w:t xml:space="preserve">), 0, </w:t>
+      </w:r>
+      <w:proofErr w:type="spellStart"/>
+      <w:r>
+        <w:rPr>
+          <w:rStyle w:val="HTMLCode"/>
+          <w:color w:val="FFFFFF"/>
+        </w:rPr>
+        <w:t>AvgValue</w:t>
+      </w:r>
+      <w:proofErr w:type="spellEnd"/>
+      <w:r>
+        <w:rPr>
+          <w:rStyle w:val="HTMLCode"/>
+          <w:color w:val="FFFFFF"/>
+        </w:rPr>
+        <w:t>)</w:t>
       </w:r>
     </w:p>
     <w:p>
@@ -13034,13 +14350,23 @@
         </w:rPr>
         <w:t xml:space="preserve">The AI's original code used a standard filter predicate inside </w:t>
       </w:r>
+      <w:proofErr w:type="gramStart"/>
       <w:r>
         <w:rPr>
           <w:rStyle w:val="HTMLCode"/>
           <w:color w:val="1F1F1F"/>
           <w:shd w:val="clear" w:color="auto" w:fill="F2F0F0"/>
         </w:rPr>
-        <w:t>CALCULATE()</w:t>
+        <w:t>CALCULATE(</w:t>
+      </w:r>
+      <w:proofErr w:type="gramEnd"/>
+      <w:r>
+        <w:rPr>
+          <w:rStyle w:val="HTMLCode"/>
+          <w:color w:val="1F1F1F"/>
+          <w:shd w:val="clear" w:color="auto" w:fill="F2F0F0"/>
+        </w:rPr>
+        <w:t>)</w:t>
       </w:r>
       <w:r>
         <w:rPr>
@@ -13068,6 +14394,7 @@
         </w:rPr>
         <w:t xml:space="preserve"> and overwrites external context if a user selects a specific </w:t>
       </w:r>
+      <w:proofErr w:type="spellStart"/>
       <w:r>
         <w:rPr>
           <w:rStyle w:val="HTMLCode"/>
@@ -13076,6 +14403,7 @@
         </w:rPr>
         <w:t>DeliveryStatus</w:t>
       </w:r>
+      <w:proofErr w:type="spellEnd"/>
       <w:r>
         <w:rPr>
           <w:rFonts w:ascii="Arial" w:hAnsi="Arial" w:cs="Arial"/>
@@ -13085,13 +14413,23 @@
         </w:rPr>
         <w:t xml:space="preserve"> slicer or cross-filters visuals. Adding </w:t>
       </w:r>
+      <w:proofErr w:type="gramStart"/>
       <w:r>
         <w:rPr>
           <w:rStyle w:val="HTMLCode"/>
           <w:color w:val="1F1F1F"/>
           <w:shd w:val="clear" w:color="auto" w:fill="F2F0F0"/>
         </w:rPr>
-        <w:t>KEEPFILTERS()</w:t>
+        <w:t>KEEPFILTERS(</w:t>
+      </w:r>
+      <w:proofErr w:type="gramEnd"/>
+      <w:r>
+        <w:rPr>
+          <w:rStyle w:val="HTMLCode"/>
+          <w:color w:val="1F1F1F"/>
+          <w:shd w:val="clear" w:color="auto" w:fill="F2F0F0"/>
+        </w:rPr>
+        <w:t>)</w:t>
       </w:r>
       <w:r>
         <w:rPr>
@@ -13102,13 +14440,23 @@
         </w:rPr>
         <w:t xml:space="preserve"> preserves existing page/slicer filter contexts without blanket overwrites, ensuring correct interaction in report visuals. Additionally, wrapped </w:t>
       </w:r>
+      <w:proofErr w:type="gramStart"/>
       <w:r>
         <w:rPr>
           <w:rStyle w:val="HTMLCode"/>
           <w:color w:val="1F1F1F"/>
           <w:shd w:val="clear" w:color="auto" w:fill="F2F0F0"/>
         </w:rPr>
-        <w:t>ISBLANK()</w:t>
+        <w:t>ISBLANK(</w:t>
+      </w:r>
+      <w:proofErr w:type="gramEnd"/>
+      <w:r>
+        <w:rPr>
+          <w:rStyle w:val="HTMLCode"/>
+          <w:color w:val="1F1F1F"/>
+          <w:shd w:val="clear" w:color="auto" w:fill="F2F0F0"/>
+        </w:rPr>
+        <w:t>)</w:t>
       </w:r>
       <w:r>
         <w:rPr>
